--- a/TS Jatai Ghanam Project/TS 1.1/TS 1.1 Jatai Malayalam Corrections.docx
+++ b/TS Jatai Ghanam Project/TS 1.1/TS 1.1 Jatai Malayalam Corrections.docx
@@ -1,7 +1,1288 @@
 
 <file path=word/document.xml><?xml version="1.0" encoding="utf-8"?>
-<w:document xmlns:wpc="http://schemas.microsoft.com/office/word/2010/wordprocessingCanvas" xmlns:cx="http://schemas.microsoft.com/office/drawing/2014/chartex" xmlns:cx1="http://schemas.microsoft.com/office/drawing/2015/9/8/chartex" xmlns:cx2="http://schemas.microsoft.com/office/drawing/2015/10/21/chartex" xmlns:cx3="http://schemas.microsoft.com/office/drawing/2016/5/9/chartex" xmlns:cx4="http://schemas.microsoft.com/office/drawing/2016/5/10/chartex" xmlns:cx5="http://schemas.microsoft.com/office/drawing/2016/5/11/chartex" xmlns:cx6="http://schemas.microsoft.com/office/drawing/2016/5/12/chartex" xmlns:cx7="http://schemas.microsoft.com/office/drawing/2016/5/13/chartex" xmlns:cx8="http://schemas.microsoft.com/office/drawing/2016/5/14/chartex" xmlns:mc="http://schemas.openxmlformats.org/markup-compatibility/2006" xmlns:aink="http://schemas.microsoft.com/office/drawing/2016/ink" xmlns:am3d="http://schemas.microsoft.com/office/drawing/2017/model3d" xmlns:o="urn:schemas-microsoft-com:office:office" xmlns:oel="http://schemas.microsoft.com/office/2019/extlst" xmlns:r="http://schemas.openxmlformats.org/officeDocument/2006/relationships" xmlns:m="http://schemas.openxmlformats.org/officeDocument/2006/math" xmlns:v="urn:schemas-microsoft-com:vml" xmlns:wp14="http://schemas.microsoft.com/office/word/2010/wordprocessingDrawing" xmlns:wp="http://schemas.openxmlformats.org/drawingml/2006/wordprocessingDrawing" xmlns:w10="urn:schemas-microsoft-com:office:word" xmlns:w="http://schemas.openxmlformats.org/wordprocessingml/2006/main" xmlns:w14="http://schemas.microsoft.com/office/word/2010/wordml" xmlns:w15="http://schemas.microsoft.com/office/word/2012/wordml" xmlns:w16cex="http://schemas.microsoft.com/office/word/2018/wordml/cex" xmlns:w16cid="http://schemas.microsoft.com/office/word/2016/wordml/cid" xmlns:w16="http://schemas.microsoft.com/office/word/2018/wordml" xmlns:w16sdtdh="http://schemas.microsoft.com/office/word/2020/wordml/sdtdatahash" xmlns:w16se="http://schemas.microsoft.com/office/word/2015/wordml/symex" xmlns:wpg="http://schemas.microsoft.com/office/word/2010/wordprocessingGroup" xmlns:wpi="http://schemas.microsoft.com/office/word/2010/wordprocessingInk" xmlns:wne="http://schemas.microsoft.com/office/word/2006/wordml" xmlns:wps="http://schemas.microsoft.com/office/word/2010/wordprocessingShape" mc:Ignorable="w14 w15 w16se w16cid w16 w16cex w16sdtdh wp14">
+<w:document xmlns:wpc="http://schemas.microsoft.com/office/word/2010/wordprocessingCanvas" xmlns:cx="http://schemas.microsoft.com/office/drawing/2014/chartex" xmlns:cx1="http://schemas.microsoft.com/office/drawing/2015/9/8/chartex" xmlns:cx2="http://schemas.microsoft.com/office/drawing/2015/10/21/chartex" xmlns:cx3="http://schemas.microsoft.com/office/drawing/2016/5/9/chartex" xmlns:cx4="http://schemas.microsoft.com/office/drawing/2016/5/10/chartex" xmlns:cx5="http://schemas.microsoft.com/office/drawing/2016/5/11/chartex" xmlns:cx6="http://schemas.microsoft.com/office/drawing/2016/5/12/chartex" xmlns:cx7="http://schemas.microsoft.com/office/drawing/2016/5/13/chartex" xmlns:cx8="http://schemas.microsoft.com/office/drawing/2016/5/14/chartex" xmlns:mc="http://schemas.openxmlformats.org/markup-compatibility/2006" xmlns:aink="http://schemas.microsoft.com/office/drawing/2016/ink" xmlns:am3d="http://schemas.microsoft.com/office/drawing/2017/model3d" xmlns:o="urn:schemas-microsoft-com:office:office" xmlns:oel="http://schemas.microsoft.com/office/2019/extlst" xmlns:r="http://schemas.openxmlformats.org/officeDocument/2006/relationships" xmlns:m="http://schemas.openxmlformats.org/officeDocument/2006/math" xmlns:v="urn:schemas-microsoft-com:vml" xmlns:wp14="http://schemas.microsoft.com/office/word/2010/wordprocessingDrawing" xmlns:wp="http://schemas.openxmlformats.org/drawingml/2006/wordprocessingDrawing" xmlns:w10="urn:schemas-microsoft-com:office:word" xmlns:w="http://schemas.openxmlformats.org/wordprocessingml/2006/main" xmlns:w14="http://schemas.microsoft.com/office/word/2010/wordml" xmlns:w15="http://schemas.microsoft.com/office/word/2012/wordml" xmlns:w16cex="http://schemas.microsoft.com/office/word/2018/wordml/cex" xmlns:w16cid="http://schemas.microsoft.com/office/word/2016/wordml/cid" xmlns:w16="http://schemas.microsoft.com/office/word/2018/wordml" xmlns:w16du="http://schemas.microsoft.com/office/word/2023/wordml/word16du" xmlns:w16sdtdh="http://schemas.microsoft.com/office/word/2020/wordml/sdtdatahash" xmlns:w16sdtfl="http://schemas.microsoft.com/office/word/2024/wordml/sdtformatlock" xmlns:w16se="http://schemas.microsoft.com/office/word/2015/wordml/symex" xmlns:wpg="http://schemas.microsoft.com/office/word/2010/wordprocessingGroup" xmlns:wpi="http://schemas.microsoft.com/office/word/2010/wordprocessingInk" xmlns:wne="http://schemas.microsoft.com/office/word/2006/wordml" xmlns:wps="http://schemas.microsoft.com/office/word/2010/wordprocessingShape" mc:Ignorable="w14 w15 w16se w16cid w16 w16cex w16sdtdh w16sdtfl w16du wp14">
   <w:body>
+    <w:p>
+      <w:pPr>
+        <w:spacing w:before="0" w:line="240" w:lineRule="auto"/>
+        <w:jc w:val="center"/>
+        <w:rPr>
+          <w:b/>
+          <w:bCs/>
+          <w:sz w:val="32"/>
+          <w:szCs w:val="32"/>
+          <w:u w:val="single"/>
+        </w:rPr>
+      </w:pPr>
+      <w:r>
+        <w:rPr>
+          <w:b/>
+          <w:bCs/>
+          <w:sz w:val="32"/>
+          <w:szCs w:val="32"/>
+          <w:u w:val="single"/>
+        </w:rPr>
+        <w:t xml:space="preserve">TS </w:t>
+      </w:r>
+      <w:r>
+        <w:rPr>
+          <w:b/>
+          <w:bCs/>
+          <w:sz w:val="32"/>
+          <w:szCs w:val="32"/>
+          <w:u w:val="single"/>
+        </w:rPr>
+        <w:t>Jatai</w:t>
+      </w:r>
+      <w:r>
+        <w:rPr>
+          <w:b/>
+          <w:bCs/>
+          <w:sz w:val="32"/>
+          <w:szCs w:val="32"/>
+          <w:u w:val="single"/>
+        </w:rPr>
+        <w:t xml:space="preserve"> – TS 1.1 Malayalam Corrections – Observed till </w:t>
+      </w:r>
+      <w:r>
+        <w:rPr>
+          <w:b/>
+          <w:bCs/>
+          <w:sz w:val="32"/>
+          <w:szCs w:val="32"/>
+          <w:highlight w:val="red"/>
+          <w:u w:val="single"/>
+        </w:rPr>
+        <w:t>????</w:t>
+      </w:r>
+    </w:p>
+    <w:p>
+      <w:pPr>
+        <w:spacing w:before="0" w:line="240" w:lineRule="auto"/>
+        <w:jc w:val="center"/>
+        <w:rPr>
+          <w:b/>
+          <w:bCs/>
+          <w:sz w:val="28"/>
+          <w:szCs w:val="32"/>
+        </w:rPr>
+      </w:pPr>
+      <w:r>
+        <w:rPr>
+          <w:b/>
+          <w:bCs/>
+          <w:sz w:val="28"/>
+          <w:szCs w:val="32"/>
+        </w:rPr>
+        <w:t>(ignore those which are already incorporated in your book’s version and date)</w:t>
+      </w:r>
+    </w:p>
+    <w:tbl>
+      <w:tblPr>
+        <w:tblW w:w="13828" w:type="dxa"/>
+        <w:tblInd w:w="-792" w:type="dxa"/>
+        <w:tblBorders>
+          <w:top w:val="single" w:sz="4" w:space="0" w:color="000000"/>
+          <w:left w:val="single" w:sz="4" w:space="0" w:color="000000"/>
+          <w:bottom w:val="single" w:sz="4" w:space="0" w:color="000000"/>
+          <w:right w:val="single" w:sz="4" w:space="0" w:color="000000"/>
+          <w:insideH w:val="single" w:sz="4" w:space="0" w:color="000000"/>
+          <w:insideV w:val="single" w:sz="4" w:space="0" w:color="000000"/>
+        </w:tblBorders>
+        <w:tblLook w:val="04A0" w:firstRow="1" w:lastRow="0" w:firstColumn="1" w:lastColumn="0" w:noHBand="0" w:noVBand="1"/>
+      </w:tblPr>
+      <w:tblGrid>
+        <w:gridCol w:w="6457"/>
+        <w:gridCol w:w="7371"/>
+      </w:tblGrid>
+      <w:tr>
+        <w:tc>
+          <w:tcPr>
+            <w:tcW w:w="6457" w:type="dxa"/>
+          </w:tcPr>
+          <w:p>
+            <w:pPr>
+              <w:spacing w:before="0" w:line="240" w:lineRule="auto"/>
+              <w:jc w:val="center"/>
+              <w:rPr>
+                <w:b/>
+                <w:sz w:val="32"/>
+                <w:szCs w:val="32"/>
+              </w:rPr>
+            </w:pPr>
+            <w:r>
+              <w:rPr>
+                <w:b/>
+                <w:sz w:val="32"/>
+                <w:szCs w:val="32"/>
+              </w:rPr>
+              <w:t>As Printed</w:t>
+            </w:r>
+          </w:p>
+        </w:tc>
+        <w:tc>
+          <w:tcPr>
+            <w:tcW w:w="7371" w:type="dxa"/>
+          </w:tcPr>
+          <w:p>
+            <w:pPr>
+              <w:spacing w:before="0" w:line="240" w:lineRule="auto"/>
+              <w:ind w:right="-18"/>
+              <w:jc w:val="center"/>
+              <w:rPr>
+                <w:b/>
+                <w:sz w:val="32"/>
+                <w:szCs w:val="32"/>
+              </w:rPr>
+            </w:pPr>
+            <w:r>
+              <w:rPr>
+                <w:b/>
+                <w:sz w:val="32"/>
+                <w:szCs w:val="32"/>
+              </w:rPr>
+              <w:t>To be read as or corrected as</w:t>
+            </w:r>
+          </w:p>
+        </w:tc>
+      </w:tr>
+    </w:tbl>
+    <w:p>
+      <w:pPr>
+        <w:spacing w:before="0" w:line="240" w:lineRule="auto"/>
+        <w:rPr>
+          <w:vanish/>
+          <w:sz w:val="32"/>
+          <w:szCs w:val="32"/>
+        </w:rPr>
+      </w:pPr>
+    </w:p>
+    <w:tbl>
+      <w:tblPr>
+        <w:tblW w:w="13921" w:type="dxa"/>
+        <w:tblInd w:w="-743" w:type="dxa"/>
+        <w:tblBorders>
+          <w:top w:val="single" w:sz="4" w:space="0" w:color="000000"/>
+          <w:left w:val="single" w:sz="4" w:space="0" w:color="000000"/>
+          <w:bottom w:val="single" w:sz="4" w:space="0" w:color="000000"/>
+          <w:right w:val="single" w:sz="4" w:space="0" w:color="000000"/>
+          <w:insideH w:val="single" w:sz="4" w:space="0" w:color="000000"/>
+          <w:insideV w:val="single" w:sz="4" w:space="0" w:color="000000"/>
+        </w:tblBorders>
+        <w:tblLook w:val="04A0" w:firstRow="1" w:lastRow="0" w:firstColumn="1" w:lastColumn="0" w:noHBand="0" w:noVBand="1"/>
+      </w:tblPr>
+      <w:tblGrid>
+        <w:gridCol w:w="6408"/>
+        <w:gridCol w:w="7513"/>
+      </w:tblGrid>
+      <w:tr>
+        <w:trPr>
+          <w:trHeight w:val="1060"/>
+        </w:trPr>
+        <w:tc>
+          <w:tcPr>
+            <w:tcW w:w="6408" w:type="dxa"/>
+          </w:tcPr>
+          <w:p>
+            <w:pPr>
+              <w:widowControl w:val="0"/>
+              <w:autoSpaceDE w:val="0"/>
+              <w:autoSpaceDN w:val="0"/>
+              <w:adjustRightInd w:val="0"/>
+              <w:spacing w:line="240" w:lineRule="auto"/>
+              <w:rPr>
+                <w:rFonts w:ascii="BRH Malayalam Extra" w:hAnsi="BRH Malayalam Extra" w:cs="BRH Malayalam Extra"/>
+                <w:color w:val="000000"/>
+                <w:sz w:val="32"/>
+                <w:szCs w:val="40"/>
+              </w:rPr>
+            </w:pPr>
+            <w:r>
+              <w:rPr>
+                <w:rFonts w:cs="BRH Malayalam Extra"/>
+                <w:color w:val="000000"/>
+                <w:szCs w:val="40"/>
+              </w:rPr>
+              <w:t>45</w:t>
+            </w:r>
+            <w:r>
+              <w:rPr>
+                <w:rFonts w:ascii="BRH Malayalam Extra" w:hAnsi="BRH Malayalam Extra" w:cs="BRH Malayalam Extra"/>
+                <w:color w:val="000000"/>
+                <w:sz w:val="32"/>
+                <w:szCs w:val="40"/>
+              </w:rPr>
+              <w:t>)</w:t>
+            </w:r>
+            <w:r>
+              <w:rPr>
+                <w:rFonts w:ascii="BRH Malayalam Extra" w:hAnsi="BRH Malayalam Extra" w:cs="BRH Malayalam Extra"/>
+                <w:color w:val="000000"/>
+                <w:sz w:val="32"/>
+                <w:szCs w:val="40"/>
+              </w:rPr>
+              <w:tab/>
+            </w:r>
+            <w:r>
+              <w:rPr>
+                <w:rFonts w:cs="BRH Malayalam Extra"/>
+                <w:color w:val="000000"/>
+                <w:szCs w:val="40"/>
+              </w:rPr>
+              <w:t>1</w:t>
+            </w:r>
+            <w:r>
+              <w:rPr>
+                <w:rFonts w:ascii="BRH Malayalam Extra" w:hAnsi="BRH Malayalam Extra" w:cs="BRH Malayalam Extra"/>
+                <w:color w:val="000000"/>
+                <w:sz w:val="32"/>
+                <w:szCs w:val="40"/>
+              </w:rPr>
+              <w:t>.</w:t>
+            </w:r>
+            <w:r>
+              <w:rPr>
+                <w:rFonts w:cs="BRH Malayalam Extra"/>
+                <w:color w:val="000000"/>
+                <w:szCs w:val="40"/>
+              </w:rPr>
+              <w:t>1</w:t>
+            </w:r>
+            <w:r>
+              <w:rPr>
+                <w:rFonts w:ascii="BRH Malayalam Extra" w:hAnsi="BRH Malayalam Extra" w:cs="BRH Malayalam Extra"/>
+                <w:color w:val="000000"/>
+                <w:sz w:val="32"/>
+                <w:szCs w:val="40"/>
+              </w:rPr>
+              <w:t>.</w:t>
+            </w:r>
+            <w:r>
+              <w:rPr>
+                <w:rFonts w:cs="BRH Malayalam Extra"/>
+                <w:color w:val="000000"/>
+                <w:szCs w:val="40"/>
+              </w:rPr>
+              <w:t>9</w:t>
+            </w:r>
+            <w:r>
+              <w:rPr>
+                <w:rFonts w:ascii="BRH Malayalam Extra" w:hAnsi="BRH Malayalam Extra" w:cs="BRH Malayalam Extra"/>
+                <w:color w:val="000000"/>
+                <w:sz w:val="32"/>
+                <w:szCs w:val="40"/>
+              </w:rPr>
+              <w:t>.</w:t>
+            </w:r>
+            <w:r>
+              <w:rPr>
+                <w:rFonts w:cs="BRH Malayalam Extra"/>
+                <w:color w:val="000000"/>
+                <w:szCs w:val="40"/>
+              </w:rPr>
+              <w:t>3</w:t>
+            </w:r>
+            <w:r>
+              <w:rPr>
+                <w:rFonts w:ascii="BRH Malayalam Extra" w:hAnsi="BRH Malayalam Extra" w:cs="BRH Malayalam Extra"/>
+                <w:color w:val="000000"/>
+                <w:sz w:val="32"/>
+                <w:szCs w:val="40"/>
+              </w:rPr>
+              <w:t>(</w:t>
+            </w:r>
+            <w:r>
+              <w:rPr>
+                <w:rFonts w:cs="BRH Malayalam Extra"/>
+                <w:color w:val="000000"/>
+                <w:szCs w:val="40"/>
+              </w:rPr>
+              <w:t>42</w:t>
+            </w:r>
+            <w:r>
+              <w:rPr>
+                <w:rFonts w:ascii="BRH Malayalam Extra" w:hAnsi="BRH Malayalam Extra" w:cs="BRH Malayalam Extra"/>
+                <w:color w:val="000000"/>
+                <w:sz w:val="32"/>
+                <w:szCs w:val="40"/>
+              </w:rPr>
+              <w:t>)- P</w:t>
+            </w:r>
+            <w:r>
+              <w:rPr>
+                <w:rFonts w:ascii="BRH Malayalam Extra" w:hAnsi="BRH Malayalam Extra" w:cs="BRH Malayalam Extra"/>
+                <w:color w:val="000000"/>
+                <w:sz w:val="28"/>
+                <w:szCs w:val="40"/>
+              </w:rPr>
+              <w:t>–</w:t>
+            </w:r>
+            <w:r>
+              <w:rPr>
+                <w:rFonts w:ascii="BRH Malayalam Extra" w:hAnsi="BRH Malayalam Extra" w:cs="BRH Malayalam Extra"/>
+                <w:color w:val="000000"/>
+                <w:sz w:val="32"/>
+                <w:szCs w:val="40"/>
+              </w:rPr>
+              <w:t xml:space="preserve"> | </w:t>
+            </w:r>
+            <w:r>
+              <w:rPr>
+                <w:rFonts w:ascii="BRH Malayalam Extra" w:hAnsi="BRH Malayalam Extra" w:cs="BRH Malayalam Extra"/>
+                <w:color w:val="000000"/>
+                <w:sz w:val="32"/>
+                <w:szCs w:val="40"/>
+                <w:highlight w:val="yellow"/>
+              </w:rPr>
+              <w:t>A</w:t>
+            </w:r>
+            <w:r>
+              <w:rPr>
+                <w:rFonts w:ascii="BRH Malayalam Extra" w:hAnsi="BRH Malayalam Extra" w:cs="BRH Malayalam Extra"/>
+                <w:color w:val="000000"/>
+                <w:sz w:val="28"/>
+                <w:szCs w:val="40"/>
+                <w:highlight w:val="yellow"/>
+              </w:rPr>
+              <w:t>–</w:t>
+            </w:r>
+            <w:r>
+              <w:rPr>
+                <w:rFonts w:ascii="BRH Malayalam Extra" w:hAnsi="BRH Malayalam Extra" w:cs="BRH Malayalam Extra"/>
+                <w:color w:val="000000"/>
+                <w:sz w:val="32"/>
+                <w:szCs w:val="40"/>
+                <w:highlight w:val="yellow"/>
+              </w:rPr>
+              <w:t>sy</w:t>
+            </w:r>
+            <w:r>
+              <w:rPr>
+                <w:rFonts w:ascii="BRH Malayalam Extra" w:hAnsi="BRH Malayalam Extra" w:cs="BRH Malayalam Extra"/>
+                <w:color w:val="000000"/>
+                <w:sz w:val="28"/>
+                <w:szCs w:val="40"/>
+                <w:highlight w:val="yellow"/>
+              </w:rPr>
+              <w:t>–</w:t>
+            </w:r>
+            <w:r>
+              <w:rPr>
+                <w:rFonts w:ascii="BRH Malayalam Extra" w:hAnsi="BRH Malayalam Extra" w:cs="BRH Malayalam Extra"/>
+                <w:color w:val="000000"/>
+                <w:sz w:val="32"/>
+                <w:szCs w:val="40"/>
+              </w:rPr>
+              <w:t xml:space="preserve"> |</w:t>
+            </w:r>
+          </w:p>
+          <w:p>
+            <w:pPr>
+              <w:widowControl w:val="0"/>
+              <w:autoSpaceDE w:val="0"/>
+              <w:autoSpaceDN w:val="0"/>
+              <w:adjustRightInd w:val="0"/>
+              <w:spacing w:line="240" w:lineRule="auto"/>
+              <w:rPr>
+                <w:rFonts w:ascii="BRH Malayalam Extra" w:hAnsi="BRH Malayalam Extra" w:cs="BRH Malayalam Extra"/>
+                <w:color w:val="000000"/>
+                <w:sz w:val="32"/>
+                <w:szCs w:val="40"/>
+              </w:rPr>
+            </w:pPr>
+            <w:r>
+              <w:rPr>
+                <w:rFonts w:ascii="BRH Malayalam Extra" w:hAnsi="BRH Malayalam Extra" w:cs="BRH Malayalam Extra"/>
+                <w:color w:val="000000"/>
+                <w:sz w:val="32"/>
+                <w:szCs w:val="40"/>
+                <w:highlight w:val="yellow"/>
+              </w:rPr>
+              <w:t>Px</w:t>
+            </w:r>
+            <w:r>
+              <w:rPr>
+                <w:rFonts w:ascii="BRH Malayalam Extra" w:hAnsi="BRH Malayalam Extra" w:cs="BRH Malayalam Extra"/>
+                <w:color w:val="000000"/>
+                <w:sz w:val="28"/>
+                <w:szCs w:val="40"/>
+                <w:highlight w:val="yellow"/>
+              </w:rPr>
+              <w:t>–</w:t>
+            </w:r>
+            <w:r>
+              <w:rPr>
+                <w:rFonts w:ascii="BRH Malayalam Extra" w:hAnsi="BRH Malayalam Extra" w:cs="BRH Malayalam Extra"/>
+                <w:color w:val="000000"/>
+                <w:sz w:val="32"/>
+                <w:szCs w:val="40"/>
+                <w:highlight w:val="yellow"/>
+              </w:rPr>
+              <w:t>sõ</w:t>
+            </w:r>
+            <w:r>
+              <w:rPr>
+                <w:rFonts w:ascii="BRH Malayalam Extra" w:hAnsi="BRH Malayalam Extra" w:cs="BRH Malayalam Extra"/>
+                <w:color w:val="000000"/>
+                <w:sz w:val="28"/>
+                <w:szCs w:val="40"/>
+                <w:highlight w:val="yellow"/>
+              </w:rPr>
+              <w:t>–</w:t>
+            </w:r>
+            <w:r>
+              <w:rPr>
+                <w:rFonts w:ascii="BRH Malayalam Extra" w:hAnsi="BRH Malayalam Extra" w:cs="BRH Malayalam Extra"/>
+                <w:color w:val="000000"/>
+                <w:sz w:val="32"/>
+                <w:szCs w:val="40"/>
+                <w:highlight w:val="yellow"/>
+              </w:rPr>
+              <w:t>sy</w:t>
+            </w:r>
+            <w:r>
+              <w:rPr>
+                <w:rFonts w:ascii="BRH Malayalam Extra" w:hAnsi="BRH Malayalam Extra" w:cs="BRH Malayalam Extra"/>
+                <w:color w:val="000000"/>
+                <w:sz w:val="28"/>
+                <w:szCs w:val="40"/>
+                <w:highlight w:val="yellow"/>
+              </w:rPr>
+              <w:t>–</w:t>
+            </w:r>
+            <w:r>
+              <w:rPr>
+                <w:rFonts w:ascii="BRH Malayalam Extra" w:hAnsi="BRH Malayalam Extra" w:cs="BRH Malayalam Extra"/>
+                <w:color w:val="000000"/>
+                <w:sz w:val="32"/>
+                <w:szCs w:val="40"/>
+                <w:highlight w:val="yellow"/>
+              </w:rPr>
+              <w:t xml:space="preserve"> P</w:t>
+            </w:r>
+            <w:r>
+              <w:rPr>
+                <w:rFonts w:ascii="BRH Malayalam Extra" w:hAnsi="BRH Malayalam Extra" w:cs="BRH Malayalam Extra"/>
+                <w:color w:val="000000"/>
+                <w:sz w:val="28"/>
+                <w:szCs w:val="40"/>
+                <w:highlight w:val="yellow"/>
+              </w:rPr>
+              <w:t>–</w:t>
+            </w:r>
+            <w:r>
+              <w:rPr>
+                <w:rFonts w:ascii="BRH Malayalam Extra" w:hAnsi="BRH Malayalam Extra" w:cs="BRH Malayalam Extra"/>
+                <w:color w:val="000000"/>
+                <w:sz w:val="32"/>
+                <w:szCs w:val="40"/>
+                <w:highlight w:val="yellow"/>
+              </w:rPr>
+              <w:t xml:space="preserve"> Px</w:t>
+            </w:r>
+            <w:r>
+              <w:rPr>
+                <w:rFonts w:ascii="BRH Malayalam Extra" w:hAnsi="BRH Malayalam Extra" w:cs="BRH Malayalam Extra"/>
+                <w:color w:val="000000"/>
+                <w:sz w:val="28"/>
+                <w:szCs w:val="40"/>
+                <w:highlight w:val="yellow"/>
+              </w:rPr>
+              <w:t>–</w:t>
+            </w:r>
+            <w:r>
+              <w:rPr>
+                <w:rFonts w:ascii="BRH Malayalam Extra" w:hAnsi="BRH Malayalam Extra" w:cs="BRH Malayalam Extra"/>
+                <w:color w:val="000000"/>
+                <w:sz w:val="32"/>
+                <w:szCs w:val="40"/>
+                <w:highlight w:val="yellow"/>
+              </w:rPr>
+              <w:t>sy</w:t>
+            </w:r>
+            <w:r>
+              <w:rPr>
+                <w:rFonts w:ascii="BRH Malayalam Extra" w:hAnsi="BRH Malayalam Extra" w:cs="BRH Malayalam Extra"/>
+                <w:color w:val="000000"/>
+                <w:sz w:val="28"/>
+                <w:szCs w:val="40"/>
+                <w:highlight w:val="yellow"/>
+              </w:rPr>
+              <w:t>–</w:t>
+            </w:r>
+            <w:r>
+              <w:rPr>
+                <w:rFonts w:ascii="BRH Malayalam Extra" w:hAnsi="BRH Malayalam Extra" w:cs="BRH Malayalam Extra"/>
+                <w:color w:val="000000"/>
+                <w:sz w:val="32"/>
+                <w:szCs w:val="40"/>
+                <w:highlight w:val="yellow"/>
+              </w:rPr>
+              <w:t xml:space="preserve"> |</w:t>
+            </w:r>
+            <w:r>
+              <w:rPr>
+                <w:rFonts w:ascii="BRH Malayalam Extra" w:hAnsi="BRH Malayalam Extra" w:cs="BRH Malayalam Extra"/>
+                <w:color w:val="000000"/>
+                <w:sz w:val="32"/>
+                <w:szCs w:val="40"/>
+              </w:rPr>
+              <w:t xml:space="preserve"> </w:t>
+            </w:r>
+          </w:p>
+          <w:p>
+            <w:pPr>
+              <w:widowControl w:val="0"/>
+              <w:autoSpaceDE w:val="0"/>
+              <w:autoSpaceDN w:val="0"/>
+              <w:adjustRightInd w:val="0"/>
+              <w:spacing w:line="240" w:lineRule="auto"/>
+              <w:rPr>
+                <w:rFonts w:ascii="BRH Malayalam Extra" w:hAnsi="BRH Malayalam Extra" w:cs="BRH Malayalam Extra"/>
+                <w:color w:val="000000"/>
+                <w:sz w:val="32"/>
+                <w:szCs w:val="40"/>
+              </w:rPr>
+            </w:pPr>
+            <w:r>
+              <w:rPr>
+                <w:rFonts w:cs="BRH Malayalam Extra"/>
+                <w:color w:val="000000"/>
+                <w:szCs w:val="40"/>
+              </w:rPr>
+              <w:t>46</w:t>
+            </w:r>
+            <w:r>
+              <w:rPr>
+                <w:rFonts w:ascii="BRH Malayalam Extra" w:hAnsi="BRH Malayalam Extra" w:cs="BRH Malayalam Extra"/>
+                <w:color w:val="000000"/>
+                <w:sz w:val="32"/>
+                <w:szCs w:val="40"/>
+              </w:rPr>
+              <w:t>)</w:t>
+            </w:r>
+            <w:r>
+              <w:rPr>
+                <w:rFonts w:ascii="BRH Malayalam Extra" w:hAnsi="BRH Malayalam Extra" w:cs="BRH Malayalam Extra"/>
+                <w:color w:val="000000"/>
+                <w:sz w:val="32"/>
+                <w:szCs w:val="40"/>
+              </w:rPr>
+              <w:tab/>
+            </w:r>
+            <w:r>
+              <w:rPr>
+                <w:rFonts w:cs="BRH Malayalam Extra"/>
+                <w:color w:val="000000"/>
+                <w:szCs w:val="40"/>
+              </w:rPr>
+              <w:t>1</w:t>
+            </w:r>
+            <w:r>
+              <w:rPr>
+                <w:rFonts w:ascii="BRH Malayalam Extra" w:hAnsi="BRH Malayalam Extra" w:cs="BRH Malayalam Extra"/>
+                <w:color w:val="000000"/>
+                <w:sz w:val="32"/>
+                <w:szCs w:val="40"/>
+              </w:rPr>
+              <w:t>.</w:t>
+            </w:r>
+            <w:r>
+              <w:rPr>
+                <w:rFonts w:cs="BRH Malayalam Extra"/>
+                <w:color w:val="000000"/>
+                <w:szCs w:val="40"/>
+              </w:rPr>
+              <w:t>1</w:t>
+            </w:r>
+            <w:r>
+              <w:rPr>
+                <w:rFonts w:ascii="BRH Malayalam Extra" w:hAnsi="BRH Malayalam Extra" w:cs="BRH Malayalam Extra"/>
+                <w:color w:val="000000"/>
+                <w:sz w:val="32"/>
+                <w:szCs w:val="40"/>
+              </w:rPr>
+              <w:t>.</w:t>
+            </w:r>
+            <w:r>
+              <w:rPr>
+                <w:rFonts w:cs="BRH Malayalam Extra"/>
+                <w:color w:val="000000"/>
+                <w:szCs w:val="40"/>
+              </w:rPr>
+              <w:t>9</w:t>
+            </w:r>
+            <w:r>
+              <w:rPr>
+                <w:rFonts w:ascii="BRH Malayalam Extra" w:hAnsi="BRH Malayalam Extra" w:cs="BRH Malayalam Extra"/>
+                <w:color w:val="000000"/>
+                <w:sz w:val="32"/>
+                <w:szCs w:val="40"/>
+              </w:rPr>
+              <w:t>.</w:t>
+            </w:r>
+            <w:r>
+              <w:rPr>
+                <w:rFonts w:cs="BRH Malayalam Extra"/>
+                <w:color w:val="000000"/>
+                <w:szCs w:val="40"/>
+              </w:rPr>
+              <w:t>3</w:t>
+            </w:r>
+            <w:r>
+              <w:rPr>
+                <w:rFonts w:ascii="BRH Malayalam Extra" w:hAnsi="BRH Malayalam Extra" w:cs="BRH Malayalam Extra"/>
+                <w:color w:val="000000"/>
+                <w:sz w:val="32"/>
+                <w:szCs w:val="40"/>
+              </w:rPr>
+              <w:t>(</w:t>
+            </w:r>
+            <w:r>
+              <w:rPr>
+                <w:rFonts w:cs="BRH Malayalam Extra"/>
+                <w:color w:val="000000"/>
+                <w:szCs w:val="40"/>
+              </w:rPr>
+              <w:t>43</w:t>
+            </w:r>
+            <w:r>
+              <w:rPr>
+                <w:rFonts w:ascii="BRH Malayalam Extra" w:hAnsi="BRH Malayalam Extra" w:cs="BRH Malayalam Extra"/>
+                <w:color w:val="000000"/>
+                <w:sz w:val="32"/>
+                <w:szCs w:val="40"/>
+              </w:rPr>
+              <w:t xml:space="preserve">)- </w:t>
+            </w:r>
+            <w:r>
+              <w:rPr>
+                <w:rFonts w:ascii="BRH Malayalam Extra" w:hAnsi="BRH Malayalam Extra" w:cs="BRH Malayalam Extra"/>
+                <w:color w:val="000000"/>
+                <w:sz w:val="32"/>
+                <w:szCs w:val="40"/>
+                <w:highlight w:val="yellow"/>
+              </w:rPr>
+              <w:t>A</w:t>
+            </w:r>
+            <w:r>
+              <w:rPr>
+                <w:rFonts w:ascii="BRH Malayalam Extra" w:hAnsi="BRH Malayalam Extra" w:cs="BRH Malayalam Extra"/>
+                <w:color w:val="000000"/>
+                <w:sz w:val="28"/>
+                <w:szCs w:val="40"/>
+                <w:highlight w:val="yellow"/>
+              </w:rPr>
+              <w:t>–</w:t>
+            </w:r>
+            <w:r>
+              <w:rPr>
+                <w:rFonts w:ascii="BRH Malayalam Extra" w:hAnsi="BRH Malayalam Extra" w:cs="BRH Malayalam Extra"/>
+                <w:color w:val="000000"/>
+                <w:sz w:val="32"/>
+                <w:szCs w:val="40"/>
+                <w:highlight w:val="yellow"/>
+              </w:rPr>
+              <w:t>sy</w:t>
+            </w:r>
+            <w:r>
+              <w:rPr>
+                <w:rFonts w:ascii="BRH Malayalam Extra" w:hAnsi="BRH Malayalam Extra" w:cs="BRH Malayalam Extra"/>
+                <w:color w:val="000000"/>
+                <w:sz w:val="28"/>
+                <w:szCs w:val="40"/>
+              </w:rPr>
+              <w:t>–</w:t>
+            </w:r>
+            <w:r>
+              <w:rPr>
+                <w:rFonts w:ascii="BRH Malayalam Extra" w:hAnsi="BRH Malayalam Extra" w:cs="BRH Malayalam Extra"/>
+                <w:color w:val="000000"/>
+                <w:sz w:val="32"/>
+                <w:szCs w:val="40"/>
+              </w:rPr>
+              <w:t xml:space="preserve"> | psûz˜ |</w:t>
+            </w:r>
+          </w:p>
+          <w:p>
+            <w:pPr>
+              <w:widowControl w:val="0"/>
+              <w:autoSpaceDE w:val="0"/>
+              <w:autoSpaceDN w:val="0"/>
+              <w:adjustRightInd w:val="0"/>
+              <w:spacing w:line="240" w:lineRule="auto"/>
+              <w:rPr>
+                <w:rFonts w:ascii="BRH Malayalam Extra" w:hAnsi="BRH Malayalam Extra" w:cs="BRH Malayalam Extra"/>
+                <w:color w:val="000000"/>
+                <w:sz w:val="32"/>
+                <w:szCs w:val="40"/>
+              </w:rPr>
+            </w:pPr>
+            <w:r>
+              <w:rPr>
+                <w:rFonts w:ascii="BRH Malayalam Extra" w:hAnsi="BRH Malayalam Extra" w:cs="BRH Malayalam Extra"/>
+                <w:color w:val="000000"/>
+                <w:sz w:val="32"/>
+                <w:szCs w:val="40"/>
+                <w:highlight w:val="yellow"/>
+              </w:rPr>
+              <w:t>A</w:t>
+            </w:r>
+            <w:r>
+              <w:rPr>
+                <w:rFonts w:ascii="BRH Malayalam Extra" w:hAnsi="BRH Malayalam Extra" w:cs="BRH Malayalam Extra"/>
+                <w:color w:val="000000"/>
+                <w:sz w:val="28"/>
+                <w:szCs w:val="40"/>
+                <w:highlight w:val="yellow"/>
+              </w:rPr>
+              <w:t>–</w:t>
+            </w:r>
+            <w:r>
+              <w:rPr>
+                <w:rFonts w:ascii="BRH Malayalam Extra" w:hAnsi="BRH Malayalam Extra" w:cs="BRH Malayalam Extra"/>
+                <w:color w:val="000000"/>
+                <w:sz w:val="32"/>
+                <w:szCs w:val="40"/>
+                <w:highlight w:val="yellow"/>
+              </w:rPr>
+              <w:t>sy</w:t>
+            </w:r>
+            <w:r>
+              <w:rPr>
+                <w:rFonts w:ascii="BRH Malayalam Extra" w:hAnsi="BRH Malayalam Extra" w:cs="BRH Malayalam Extra"/>
+                <w:color w:val="000000"/>
+                <w:sz w:val="28"/>
+                <w:szCs w:val="40"/>
+                <w:highlight w:val="yellow"/>
+              </w:rPr>
+              <w:t>–</w:t>
+            </w:r>
+            <w:r>
+              <w:rPr>
+                <w:rFonts w:ascii="BRH Malayalam Extra" w:hAnsi="BRH Malayalam Extra" w:cs="BRH Malayalam Extra"/>
+                <w:color w:val="000000"/>
+                <w:sz w:val="32"/>
+                <w:szCs w:val="40"/>
+                <w:highlight w:val="yellow"/>
+              </w:rPr>
+              <w:t xml:space="preserve"> psûz</w:t>
+            </w:r>
+            <w:r>
+              <w:rPr>
+                <w:rFonts w:ascii="BRH Malayalam Extra" w:hAnsi="BRH Malayalam Extra" w:cs="BRH Malayalam Extra"/>
+                <w:color w:val="000000"/>
+                <w:sz w:val="28"/>
+                <w:szCs w:val="40"/>
+                <w:highlight w:val="yellow"/>
+              </w:rPr>
+              <w:t>–</w:t>
+            </w:r>
+            <w:r>
+              <w:rPr>
+                <w:rFonts w:ascii="BRH Malayalam Extra" w:hAnsi="BRH Malayalam Extra" w:cs="BRH Malayalam Extra"/>
+                <w:color w:val="000000"/>
+                <w:sz w:val="32"/>
+                <w:szCs w:val="40"/>
+                <w:highlight w:val="yellow"/>
+              </w:rPr>
+              <w:t xml:space="preserve"> psûõ—sõsy</w:t>
+            </w:r>
+            <w:r>
+              <w:rPr>
+                <w:rFonts w:ascii="BRH Malayalam Extra" w:hAnsi="BRH Malayalam Extra" w:cs="BRH Malayalam Extra"/>
+                <w:color w:val="000000"/>
+                <w:sz w:val="28"/>
+                <w:szCs w:val="40"/>
+                <w:highlight w:val="yellow"/>
+              </w:rPr>
+              <w:t>–</w:t>
+            </w:r>
+            <w:r>
+              <w:rPr>
+                <w:rFonts w:ascii="BRH Malayalam Extra" w:hAnsi="BRH Malayalam Extra" w:cs="BRH Malayalam Extra"/>
+                <w:color w:val="000000"/>
+                <w:sz w:val="32"/>
+                <w:szCs w:val="40"/>
+                <w:highlight w:val="yellow"/>
+              </w:rPr>
+              <w:t xml:space="preserve"> psûz˜ |</w:t>
+            </w:r>
+            <w:r>
+              <w:rPr>
+                <w:rFonts w:ascii="BRH Malayalam Extra" w:hAnsi="BRH Malayalam Extra" w:cs="BRH Malayalam Extra"/>
+                <w:color w:val="000000"/>
+                <w:sz w:val="32"/>
+                <w:szCs w:val="40"/>
+              </w:rPr>
+              <w:t xml:space="preserve"> </w:t>
+            </w:r>
+          </w:p>
+          <w:p>
+            <w:pPr>
+              <w:spacing w:before="0" w:line="240" w:lineRule="auto"/>
+              <w:rPr>
+                <w:rFonts w:ascii="BRH Malayalam Extra" w:hAnsi="BRH Malayalam Extra" w:cs="BRH Malayalam Extra"/>
+                <w:sz w:val="28"/>
+                <w:szCs w:val="36"/>
+              </w:rPr>
+            </w:pPr>
+          </w:p>
+        </w:tc>
+        <w:tc>
+          <w:tcPr>
+            <w:tcW w:w="7513" w:type="dxa"/>
+          </w:tcPr>
+          <w:p>
+            <w:pPr>
+              <w:widowControl w:val="0"/>
+              <w:autoSpaceDE w:val="0"/>
+              <w:autoSpaceDN w:val="0"/>
+              <w:adjustRightInd w:val="0"/>
+              <w:spacing w:line="240" w:lineRule="auto"/>
+              <w:rPr>
+                <w:rFonts w:ascii="BRH Malayalam Extra" w:hAnsi="BRH Malayalam Extra" w:cs="BRH Malayalam Extra"/>
+                <w:color w:val="000000"/>
+                <w:sz w:val="32"/>
+                <w:szCs w:val="40"/>
+              </w:rPr>
+            </w:pPr>
+            <w:r>
+              <w:rPr>
+                <w:rFonts w:cs="BRH Malayalam Extra"/>
+                <w:color w:val="000000"/>
+                <w:szCs w:val="40"/>
+              </w:rPr>
+              <w:t>45</w:t>
+            </w:r>
+            <w:r>
+              <w:rPr>
+                <w:rFonts w:ascii="BRH Malayalam Extra" w:hAnsi="BRH Malayalam Extra" w:cs="BRH Malayalam Extra"/>
+                <w:color w:val="000000"/>
+                <w:sz w:val="32"/>
+                <w:szCs w:val="40"/>
+              </w:rPr>
+              <w:t>)</w:t>
+            </w:r>
+            <w:r>
+              <w:rPr>
+                <w:rFonts w:ascii="BRH Malayalam Extra" w:hAnsi="BRH Malayalam Extra" w:cs="BRH Malayalam Extra"/>
+                <w:color w:val="000000"/>
+                <w:sz w:val="32"/>
+                <w:szCs w:val="40"/>
+              </w:rPr>
+              <w:tab/>
+            </w:r>
+            <w:r>
+              <w:rPr>
+                <w:rFonts w:cs="BRH Malayalam Extra"/>
+                <w:color w:val="000000"/>
+                <w:szCs w:val="40"/>
+              </w:rPr>
+              <w:t>1</w:t>
+            </w:r>
+            <w:r>
+              <w:rPr>
+                <w:rFonts w:ascii="BRH Malayalam Extra" w:hAnsi="BRH Malayalam Extra" w:cs="BRH Malayalam Extra"/>
+                <w:color w:val="000000"/>
+                <w:sz w:val="32"/>
+                <w:szCs w:val="40"/>
+              </w:rPr>
+              <w:t>.</w:t>
+            </w:r>
+            <w:r>
+              <w:rPr>
+                <w:rFonts w:cs="BRH Malayalam Extra"/>
+                <w:color w:val="000000"/>
+                <w:szCs w:val="40"/>
+              </w:rPr>
+              <w:t>1</w:t>
+            </w:r>
+            <w:r>
+              <w:rPr>
+                <w:rFonts w:ascii="BRH Malayalam Extra" w:hAnsi="BRH Malayalam Extra" w:cs="BRH Malayalam Extra"/>
+                <w:color w:val="000000"/>
+                <w:sz w:val="32"/>
+                <w:szCs w:val="40"/>
+              </w:rPr>
+              <w:t>.</w:t>
+            </w:r>
+            <w:r>
+              <w:rPr>
+                <w:rFonts w:cs="BRH Malayalam Extra"/>
+                <w:color w:val="000000"/>
+                <w:szCs w:val="40"/>
+              </w:rPr>
+              <w:t>9</w:t>
+            </w:r>
+            <w:r>
+              <w:rPr>
+                <w:rFonts w:ascii="BRH Malayalam Extra" w:hAnsi="BRH Malayalam Extra" w:cs="BRH Malayalam Extra"/>
+                <w:color w:val="000000"/>
+                <w:sz w:val="32"/>
+                <w:szCs w:val="40"/>
+              </w:rPr>
+              <w:t>.</w:t>
+            </w:r>
+            <w:r>
+              <w:rPr>
+                <w:rFonts w:cs="BRH Malayalam Extra"/>
+                <w:color w:val="000000"/>
+                <w:szCs w:val="40"/>
+              </w:rPr>
+              <w:t>3</w:t>
+            </w:r>
+            <w:r>
+              <w:rPr>
+                <w:rFonts w:ascii="BRH Malayalam Extra" w:hAnsi="BRH Malayalam Extra" w:cs="BRH Malayalam Extra"/>
+                <w:color w:val="000000"/>
+                <w:sz w:val="32"/>
+                <w:szCs w:val="40"/>
+              </w:rPr>
+              <w:t>(</w:t>
+            </w:r>
+            <w:r>
+              <w:rPr>
+                <w:rFonts w:cs="BRH Malayalam Extra"/>
+                <w:color w:val="000000"/>
+                <w:szCs w:val="40"/>
+              </w:rPr>
+              <w:t>42</w:t>
+            </w:r>
+            <w:r>
+              <w:rPr>
+                <w:rFonts w:ascii="BRH Malayalam Extra" w:hAnsi="BRH Malayalam Extra" w:cs="BRH Malayalam Extra"/>
+                <w:color w:val="000000"/>
+                <w:sz w:val="32"/>
+                <w:szCs w:val="40"/>
+              </w:rPr>
+              <w:t>)- P</w:t>
+            </w:r>
+            <w:r>
+              <w:rPr>
+                <w:rFonts w:ascii="BRH Malayalam Extra" w:hAnsi="BRH Malayalam Extra" w:cs="BRH Malayalam Extra"/>
+                <w:color w:val="000000"/>
+                <w:sz w:val="28"/>
+                <w:szCs w:val="40"/>
+              </w:rPr>
+              <w:t>–</w:t>
+            </w:r>
+            <w:r>
+              <w:rPr>
+                <w:rFonts w:ascii="BRH Malayalam Extra" w:hAnsi="BRH Malayalam Extra" w:cs="BRH Malayalam Extra"/>
+                <w:color w:val="000000"/>
+                <w:sz w:val="32"/>
+                <w:szCs w:val="40"/>
+              </w:rPr>
+              <w:t xml:space="preserve"> | </w:t>
+            </w:r>
+            <w:r>
+              <w:rPr>
+                <w:rFonts w:ascii="BRH Malayalam Extra" w:hAnsi="BRH Malayalam Extra" w:cs="BRH Malayalam Extra"/>
+                <w:color w:val="000000"/>
+                <w:sz w:val="32"/>
+                <w:szCs w:val="40"/>
+                <w:highlight w:val="green"/>
+              </w:rPr>
+              <w:t>Asy—</w:t>
+            </w:r>
+            <w:r>
+              <w:rPr>
+                <w:rFonts w:ascii="BRH Malayalam Extra" w:hAnsi="BRH Malayalam Extra" w:cs="BRH Malayalam Extra"/>
+                <w:color w:val="000000"/>
+                <w:sz w:val="32"/>
+                <w:szCs w:val="40"/>
+              </w:rPr>
+              <w:t xml:space="preserve"> |</w:t>
+            </w:r>
+          </w:p>
+          <w:p>
+            <w:pPr>
+              <w:widowControl w:val="0"/>
+              <w:autoSpaceDE w:val="0"/>
+              <w:autoSpaceDN w:val="0"/>
+              <w:adjustRightInd w:val="0"/>
+              <w:spacing w:line="240" w:lineRule="auto"/>
+              <w:rPr>
+                <w:rFonts w:ascii="BRH Malayalam Extra" w:hAnsi="BRH Malayalam Extra" w:cs="BRH Malayalam Extra"/>
+                <w:color w:val="000000"/>
+                <w:sz w:val="32"/>
+                <w:szCs w:val="40"/>
+              </w:rPr>
+            </w:pPr>
+            <w:r>
+              <w:rPr>
+                <w:rFonts w:ascii="BRH Malayalam Extra" w:hAnsi="BRH Malayalam Extra" w:cs="BRH Malayalam Extra"/>
+                <w:color w:val="000000"/>
+                <w:sz w:val="32"/>
+                <w:szCs w:val="40"/>
+                <w:highlight w:val="green"/>
+              </w:rPr>
+              <w:t>Pxsõsy— P</w:t>
+            </w:r>
+            <w:r>
+              <w:rPr>
+                <w:rFonts w:ascii="BRH Malayalam Extra" w:hAnsi="BRH Malayalam Extra" w:cs="BRH Malayalam Extra"/>
+                <w:color w:val="000000"/>
+                <w:sz w:val="28"/>
+                <w:szCs w:val="40"/>
+                <w:highlight w:val="green"/>
+              </w:rPr>
+              <w:t>–</w:t>
+            </w:r>
+            <w:r>
+              <w:rPr>
+                <w:rFonts w:ascii="BRH Malayalam Extra" w:hAnsi="BRH Malayalam Extra" w:cs="BRH Malayalam Extra"/>
+                <w:color w:val="000000"/>
+                <w:sz w:val="32"/>
+                <w:szCs w:val="40"/>
+                <w:highlight w:val="green"/>
+              </w:rPr>
+              <w:t xml:space="preserve"> Pxsy— </w:t>
+            </w:r>
+            <w:r>
+              <w:rPr>
+                <w:rFonts w:ascii="BRH Malayalam Extra" w:hAnsi="BRH Malayalam Extra" w:cs="BRH Malayalam Extra"/>
+                <w:color w:val="000000"/>
+                <w:sz w:val="32"/>
+                <w:szCs w:val="40"/>
+                <w:highlight w:val="yellow"/>
+              </w:rPr>
+              <w:t>|</w:t>
+            </w:r>
+            <w:r>
+              <w:rPr>
+                <w:rFonts w:ascii="BRH Malayalam Extra" w:hAnsi="BRH Malayalam Extra" w:cs="BRH Malayalam Extra"/>
+                <w:color w:val="000000"/>
+                <w:sz w:val="32"/>
+                <w:szCs w:val="40"/>
+              </w:rPr>
+              <w:t xml:space="preserve"> </w:t>
+            </w:r>
+          </w:p>
+          <w:p>
+            <w:pPr>
+              <w:widowControl w:val="0"/>
+              <w:autoSpaceDE w:val="0"/>
+              <w:autoSpaceDN w:val="0"/>
+              <w:adjustRightInd w:val="0"/>
+              <w:spacing w:line="240" w:lineRule="auto"/>
+              <w:rPr>
+                <w:rFonts w:ascii="BRH Malayalam Extra" w:hAnsi="BRH Malayalam Extra" w:cs="BRH Malayalam Extra"/>
+                <w:color w:val="000000"/>
+                <w:sz w:val="32"/>
+                <w:szCs w:val="40"/>
+              </w:rPr>
+            </w:pPr>
+            <w:r>
+              <w:rPr>
+                <w:rFonts w:cs="BRH Malayalam Extra"/>
+                <w:color w:val="000000"/>
+                <w:szCs w:val="40"/>
+              </w:rPr>
+              <w:t>46</w:t>
+            </w:r>
+            <w:r>
+              <w:rPr>
+                <w:rFonts w:ascii="BRH Malayalam Extra" w:hAnsi="BRH Malayalam Extra" w:cs="BRH Malayalam Extra"/>
+                <w:color w:val="000000"/>
+                <w:sz w:val="32"/>
+                <w:szCs w:val="40"/>
+              </w:rPr>
+              <w:t>)</w:t>
+            </w:r>
+            <w:r>
+              <w:rPr>
+                <w:rFonts w:ascii="BRH Malayalam Extra" w:hAnsi="BRH Malayalam Extra" w:cs="BRH Malayalam Extra"/>
+                <w:color w:val="000000"/>
+                <w:sz w:val="32"/>
+                <w:szCs w:val="40"/>
+              </w:rPr>
+              <w:tab/>
+            </w:r>
+            <w:r>
+              <w:rPr>
+                <w:rFonts w:cs="BRH Malayalam Extra"/>
+                <w:color w:val="000000"/>
+                <w:szCs w:val="40"/>
+              </w:rPr>
+              <w:t>1</w:t>
+            </w:r>
+            <w:r>
+              <w:rPr>
+                <w:rFonts w:ascii="BRH Malayalam Extra" w:hAnsi="BRH Malayalam Extra" w:cs="BRH Malayalam Extra"/>
+                <w:color w:val="000000"/>
+                <w:sz w:val="32"/>
+                <w:szCs w:val="40"/>
+              </w:rPr>
+              <w:t>.</w:t>
+            </w:r>
+            <w:r>
+              <w:rPr>
+                <w:rFonts w:cs="BRH Malayalam Extra"/>
+                <w:color w:val="000000"/>
+                <w:szCs w:val="40"/>
+              </w:rPr>
+              <w:t>1</w:t>
+            </w:r>
+            <w:r>
+              <w:rPr>
+                <w:rFonts w:ascii="BRH Malayalam Extra" w:hAnsi="BRH Malayalam Extra" w:cs="BRH Malayalam Extra"/>
+                <w:color w:val="000000"/>
+                <w:sz w:val="32"/>
+                <w:szCs w:val="40"/>
+              </w:rPr>
+              <w:t>.</w:t>
+            </w:r>
+            <w:r>
+              <w:rPr>
+                <w:rFonts w:cs="BRH Malayalam Extra"/>
+                <w:color w:val="000000"/>
+                <w:szCs w:val="40"/>
+              </w:rPr>
+              <w:t>9</w:t>
+            </w:r>
+            <w:r>
+              <w:rPr>
+                <w:rFonts w:ascii="BRH Malayalam Extra" w:hAnsi="BRH Malayalam Extra" w:cs="BRH Malayalam Extra"/>
+                <w:color w:val="000000"/>
+                <w:sz w:val="32"/>
+                <w:szCs w:val="40"/>
+              </w:rPr>
+              <w:t>.</w:t>
+            </w:r>
+            <w:r>
+              <w:rPr>
+                <w:rFonts w:cs="BRH Malayalam Extra"/>
+                <w:color w:val="000000"/>
+                <w:szCs w:val="40"/>
+              </w:rPr>
+              <w:t>3</w:t>
+            </w:r>
+            <w:r>
+              <w:rPr>
+                <w:rFonts w:ascii="BRH Malayalam Extra" w:hAnsi="BRH Malayalam Extra" w:cs="BRH Malayalam Extra"/>
+                <w:color w:val="000000"/>
+                <w:sz w:val="32"/>
+                <w:szCs w:val="40"/>
+              </w:rPr>
+              <w:t>(</w:t>
+            </w:r>
+            <w:r>
+              <w:rPr>
+                <w:rFonts w:cs="BRH Malayalam Extra"/>
+                <w:color w:val="000000"/>
+                <w:szCs w:val="40"/>
+              </w:rPr>
+              <w:t>43</w:t>
+            </w:r>
+            <w:r>
+              <w:rPr>
+                <w:rFonts w:ascii="BRH Malayalam Extra" w:hAnsi="BRH Malayalam Extra" w:cs="BRH Malayalam Extra"/>
+                <w:color w:val="000000"/>
+                <w:sz w:val="32"/>
+                <w:szCs w:val="40"/>
+              </w:rPr>
+              <w:t xml:space="preserve">)- </w:t>
+            </w:r>
+            <w:r>
+              <w:rPr>
+                <w:rFonts w:ascii="BRH Malayalam Extra" w:hAnsi="BRH Malayalam Extra" w:cs="BRH Malayalam Extra"/>
+                <w:color w:val="000000"/>
+                <w:sz w:val="32"/>
+                <w:szCs w:val="40"/>
+                <w:highlight w:val="green"/>
+              </w:rPr>
+              <w:t>Asy—</w:t>
+            </w:r>
+            <w:r>
+              <w:rPr>
+                <w:rFonts w:ascii="BRH Malayalam Extra" w:hAnsi="BRH Malayalam Extra" w:cs="BRH Malayalam Extra"/>
+                <w:color w:val="000000"/>
+                <w:sz w:val="32"/>
+                <w:szCs w:val="40"/>
+              </w:rPr>
+              <w:t xml:space="preserve"> |</w:t>
+            </w:r>
+            <w:r>
+              <w:rPr>
+                <w:rFonts w:ascii="BRH Malayalam Extra" w:hAnsi="BRH Malayalam Extra" w:cs="BRH Malayalam Extra"/>
+                <w:color w:val="000000"/>
+                <w:sz w:val="32"/>
+                <w:szCs w:val="40"/>
+              </w:rPr>
+              <w:t xml:space="preserve"> </w:t>
+            </w:r>
+            <w:r>
+              <w:rPr>
+                <w:rFonts w:ascii="BRH Malayalam Extra" w:hAnsi="BRH Malayalam Extra" w:cs="BRH Malayalam Extra"/>
+                <w:color w:val="000000"/>
+                <w:sz w:val="32"/>
+                <w:szCs w:val="40"/>
+              </w:rPr>
+              <w:t>psûz˜ |</w:t>
+            </w:r>
+          </w:p>
+          <w:p>
+            <w:pPr>
+              <w:widowControl w:val="0"/>
+              <w:autoSpaceDE w:val="0"/>
+              <w:autoSpaceDN w:val="0"/>
+              <w:adjustRightInd w:val="0"/>
+              <w:spacing w:line="240" w:lineRule="auto"/>
+              <w:rPr>
+                <w:rFonts w:ascii="BRH Malayalam Extra" w:hAnsi="BRH Malayalam Extra" w:cs="BRH Malayalam Extra"/>
+                <w:color w:val="000000"/>
+                <w:sz w:val="32"/>
+                <w:szCs w:val="40"/>
+              </w:rPr>
+            </w:pPr>
+            <w:r>
+              <w:rPr>
+                <w:rFonts w:ascii="BRH Malayalam Extra" w:hAnsi="BRH Malayalam Extra" w:cs="BRH Malayalam Extra"/>
+                <w:color w:val="000000"/>
+                <w:sz w:val="32"/>
+                <w:szCs w:val="40"/>
+                <w:highlight w:val="green"/>
+              </w:rPr>
+              <w:t>Asy– psûz– psûõsõsy– psûz˜</w:t>
+            </w:r>
+            <w:r>
+              <w:rPr>
+                <w:rFonts w:ascii="BRH Malayalam Extra" w:hAnsi="BRH Malayalam Extra" w:cs="BRH Malayalam Extra"/>
+                <w:color w:val="000000"/>
+                <w:sz w:val="32"/>
+                <w:szCs w:val="40"/>
+              </w:rPr>
+              <w:t xml:space="preserve"> |</w:t>
+            </w:r>
+          </w:p>
+          <w:p>
+            <w:pPr>
+              <w:spacing w:before="0" w:line="240" w:lineRule="auto"/>
+              <w:rPr>
+                <w:rFonts w:ascii="BRH Malayalam Extra" w:hAnsi="BRH Malayalam Extra" w:cs="BRH Malayalam Extra"/>
+                <w:sz w:val="28"/>
+                <w:szCs w:val="36"/>
+              </w:rPr>
+            </w:pPr>
+          </w:p>
+        </w:tc>
+      </w:tr>
+    </w:tbl>
+    <w:p>
+      <w:pPr>
+        <w:spacing w:before="0" w:line="240" w:lineRule="auto"/>
+        <w:jc w:val="center"/>
+        <w:rPr>
+          <w:b/>
+          <w:bCs/>
+          <w:sz w:val="32"/>
+          <w:szCs w:val="32"/>
+          <w:u w:val="single"/>
+        </w:rPr>
+      </w:pPr>
+    </w:p>
     <w:p>
       <w:pPr>
         <w:spacing w:before="0" w:line="240" w:lineRule="auto"/>
@@ -73,27 +1354,7 @@
           <w:sz w:val="28"/>
           <w:szCs w:val="32"/>
         </w:rPr>
-        <w:t>(</w:t>
-      </w:r>
-      <w:proofErr w:type="gramStart"/>
-      <w:r>
-        <w:rPr>
-          <w:b/>
-          <w:bCs/>
-          <w:sz w:val="28"/>
-          <w:szCs w:val="32"/>
-        </w:rPr>
-        <w:t>ignore</w:t>
-      </w:r>
-      <w:proofErr w:type="gramEnd"/>
-      <w:r>
-        <w:rPr>
-          <w:b/>
-          <w:bCs/>
-          <w:sz w:val="28"/>
-          <w:szCs w:val="32"/>
-        </w:rPr>
-        <w:t xml:space="preserve"> those which are already incorporated in your book’s version and date)</w:t>
+        <w:t>(ignore those which are already incorporated in your book’s version and date)</w:t>
       </w:r>
     </w:p>
     <w:tbl>
@@ -1393,6 +2654,7 @@
                 <w:sz w:val="28"/>
                 <w:szCs w:val="32"/>
               </w:rPr>
+              <w:lastRenderedPageBreak/>
               <w:t xml:space="preserve">Where ever In padam line and vaakyam line </w:t>
             </w:r>
             <w:r>
@@ -1506,19 +2768,8 @@
                 <w:sz w:val="28"/>
                 <w:szCs w:val="32"/>
               </w:rPr>
-              <w:t xml:space="preserve">will not be any swaram </w:t>
-            </w:r>
-            <w:proofErr w:type="gramStart"/>
-            <w:r>
-              <w:rPr>
-                <w:b/>
-                <w:bCs/>
-                <w:sz w:val="28"/>
-                <w:szCs w:val="32"/>
-              </w:rPr>
-              <w:t>change .</w:t>
-            </w:r>
-            <w:proofErr w:type="gramEnd"/>
+              <w:t>will not be any swaram change .</w:t>
+            </w:r>
             <w:r>
               <w:rPr>
                 <w:rFonts w:ascii="BRH Malayalam Extra" w:hAnsi="BRH Malayalam Extra" w:cs="BRH Malayalam Extra"/>
@@ -1567,6 +2818,7 @@
                 <w:rFonts w:cs="BRH Malayalam Extra"/>
                 <w:szCs w:val="40"/>
               </w:rPr>
+              <w:lastRenderedPageBreak/>
               <w:t>61</w:t>
             </w:r>
             <w:r>
@@ -1926,7 +3178,6 @@
                 <w:color w:val="000000"/>
                 <w:szCs w:val="40"/>
               </w:rPr>
-              <w:lastRenderedPageBreak/>
               <w:t>55</w:t>
             </w:r>
             <w:r>
@@ -3627,6 +4878,7 @@
                 <w:rFonts w:cs="BRH Malayalam Extra"/>
                 <w:szCs w:val="40"/>
               </w:rPr>
+              <w:lastRenderedPageBreak/>
               <w:t>11</w:t>
             </w:r>
             <w:r>
@@ -4738,7 +5990,6 @@
                 <w:color w:val="000000"/>
                 <w:szCs w:val="40"/>
               </w:rPr>
-              <w:lastRenderedPageBreak/>
               <w:t>26</w:t>
             </w:r>
             <w:r>
@@ -6607,7 +7858,18 @@
                 <w:szCs w:val="40"/>
                 <w:lang w:val="it-IT"/>
               </w:rPr>
-              <w:t xml:space="preserve">ª¥px— „sy | </w:t>
+              <w:t xml:space="preserve">ª¥px— </w:t>
+            </w:r>
+            <w:r>
+              <w:rPr>
+                <w:rFonts w:ascii="BRH Malayalam Extra" w:hAnsi="BRH Malayalam Extra" w:cs="BRH Malayalam Extra"/>
+                <w:color w:val="000000"/>
+                <w:sz w:val="32"/>
+                <w:szCs w:val="40"/>
+                <w:lang w:val="it-IT"/>
+              </w:rPr>
+              <w:lastRenderedPageBreak/>
+              <w:t xml:space="preserve">„sy | </w:t>
             </w:r>
           </w:p>
         </w:tc>
@@ -6643,6 +7905,7 @@
                 <w:szCs w:val="40"/>
                 <w:lang w:val="it-IT"/>
               </w:rPr>
+              <w:lastRenderedPageBreak/>
               <w:t>45</w:t>
             </w:r>
             <w:r>
@@ -7361,6 +8624,7 @@
                 <w:szCs w:val="40"/>
                 <w:lang w:val="it-IT"/>
               </w:rPr>
+              <w:lastRenderedPageBreak/>
               <w:t>M</w:t>
             </w:r>
             <w:r>
@@ -7514,6 +8778,7 @@
                 <w:color w:val="000000"/>
                 <w:sz w:val="32"/>
                 <w:szCs w:val="40"/>
+                <w:lang w:val="it-IT"/>
               </w:rPr>
             </w:pPr>
             <w:r>
@@ -7521,7 +8786,9 @@
                 <w:rFonts w:cs="BRH Malayalam Extra"/>
                 <w:color w:val="000000"/>
                 <w:szCs w:val="40"/>
-              </w:rPr>
+                <w:lang w:val="it-IT"/>
+              </w:rPr>
+              <w:lastRenderedPageBreak/>
               <w:t>27</w:t>
             </w:r>
             <w:r>
@@ -7530,6 +8797,7 @@
                 <w:color w:val="000000"/>
                 <w:sz w:val="32"/>
                 <w:szCs w:val="40"/>
+                <w:lang w:val="it-IT"/>
               </w:rPr>
               <w:t>)</w:t>
             </w:r>
@@ -7539,6 +8807,7 @@
                 <w:color w:val="000000"/>
                 <w:sz w:val="32"/>
                 <w:szCs w:val="40"/>
+                <w:lang w:val="it-IT"/>
               </w:rPr>
               <w:tab/>
             </w:r>
@@ -7547,6 +8816,7 @@
                 <w:rFonts w:cs="BRH Malayalam Extra"/>
                 <w:color w:val="000000"/>
                 <w:szCs w:val="40"/>
+                <w:lang w:val="it-IT"/>
               </w:rPr>
               <w:t>1</w:t>
             </w:r>
@@ -7556,6 +8826,7 @@
                 <w:color w:val="000000"/>
                 <w:sz w:val="32"/>
                 <w:szCs w:val="40"/>
+                <w:lang w:val="it-IT"/>
               </w:rPr>
               <w:t>.</w:t>
             </w:r>
@@ -7564,6 +8835,7 @@
                 <w:rFonts w:cs="BRH Malayalam Extra"/>
                 <w:color w:val="000000"/>
                 <w:szCs w:val="40"/>
+                <w:lang w:val="it-IT"/>
               </w:rPr>
               <w:t>1</w:t>
             </w:r>
@@ -7573,6 +8845,7 @@
                 <w:color w:val="000000"/>
                 <w:sz w:val="32"/>
                 <w:szCs w:val="40"/>
+                <w:lang w:val="it-IT"/>
               </w:rPr>
               <w:t>.</w:t>
             </w:r>
@@ -7581,6 +8854,7 @@
                 <w:rFonts w:cs="BRH Malayalam Extra"/>
                 <w:color w:val="000000"/>
                 <w:szCs w:val="40"/>
+                <w:lang w:val="it-IT"/>
               </w:rPr>
               <w:t>13</w:t>
             </w:r>
@@ -7590,6 +8864,7 @@
                 <w:color w:val="000000"/>
                 <w:sz w:val="32"/>
                 <w:szCs w:val="40"/>
+                <w:lang w:val="it-IT"/>
               </w:rPr>
               <w:t>.</w:t>
             </w:r>
@@ -7598,6 +8873,7 @@
                 <w:rFonts w:cs="BRH Malayalam Extra"/>
                 <w:color w:val="000000"/>
                 <w:szCs w:val="40"/>
+                <w:lang w:val="it-IT"/>
               </w:rPr>
               <w:t>3</w:t>
             </w:r>
@@ -7607,6 +8883,7 @@
                 <w:color w:val="000000"/>
                 <w:sz w:val="32"/>
                 <w:szCs w:val="40"/>
+                <w:lang w:val="it-IT"/>
               </w:rPr>
               <w:t>(</w:t>
             </w:r>
@@ -7615,6 +8892,7 @@
                 <w:rFonts w:cs="BRH Malayalam Extra"/>
                 <w:color w:val="000000"/>
                 <w:szCs w:val="40"/>
+                <w:lang w:val="it-IT"/>
               </w:rPr>
               <w:t>24</w:t>
             </w:r>
@@ -7624,6 +8902,7 @@
                 <w:color w:val="000000"/>
                 <w:sz w:val="32"/>
                 <w:szCs w:val="40"/>
+                <w:lang w:val="it-IT"/>
               </w:rPr>
               <w:t>)- A¥²˜ | A</w:t>
             </w:r>
@@ -7633,15 +8912,17 @@
                 <w:color w:val="000000"/>
                 <w:sz w:val="28"/>
                 <w:szCs w:val="40"/>
-              </w:rPr>
-              <w:t>–</w:t>
-            </w:r>
-            <w:r>
-              <w:rPr>
-                <w:rFonts w:ascii="BRH Malayalam Extra" w:hAnsi="BRH Malayalam Extra" w:cs="BRH Malayalam Extra"/>
-                <w:color w:val="000000"/>
-                <w:sz w:val="32"/>
-                <w:szCs w:val="40"/>
+                <w:lang w:val="it-IT"/>
+              </w:rPr>
+              <w:t>–</w:t>
+            </w:r>
+            <w:r>
+              <w:rPr>
+                <w:rFonts w:ascii="BRH Malayalam Extra" w:hAnsi="BRH Malayalam Extra" w:cs="BRH Malayalam Extra"/>
+                <w:color w:val="000000"/>
+                <w:sz w:val="32"/>
+                <w:szCs w:val="40"/>
+                <w:lang w:val="it-IT"/>
               </w:rPr>
               <w:t>b</w:t>
             </w:r>
@@ -7651,15 +8932,17 @@
                 <w:color w:val="000000"/>
                 <w:sz w:val="28"/>
                 <w:szCs w:val="40"/>
-              </w:rPr>
-              <w:t>–</w:t>
-            </w:r>
-            <w:r>
-              <w:rPr>
-                <w:rFonts w:ascii="BRH Malayalam Extra" w:hAnsi="BRH Malayalam Extra" w:cs="BRH Malayalam Extra"/>
-                <w:color w:val="000000"/>
-                <w:sz w:val="32"/>
-                <w:szCs w:val="40"/>
+                <w:lang w:val="it-IT"/>
+              </w:rPr>
+              <w:t>–</w:t>
+            </w:r>
+            <w:r>
+              <w:rPr>
+                <w:rFonts w:ascii="BRH Malayalam Extra" w:hAnsi="BRH Malayalam Extra" w:cs="BRH Malayalam Extra"/>
+                <w:color w:val="000000"/>
+                <w:sz w:val="32"/>
+                <w:szCs w:val="40"/>
+                <w:lang w:val="it-IT"/>
               </w:rPr>
               <w:t>gîx</w:t>
             </w:r>
@@ -7669,15 +8952,17 @@
                 <w:color w:val="000000"/>
                 <w:sz w:val="28"/>
                 <w:szCs w:val="40"/>
-              </w:rPr>
-              <w:t>–</w:t>
-            </w:r>
-            <w:r>
-              <w:rPr>
-                <w:rFonts w:ascii="BRH Malayalam Extra" w:hAnsi="BRH Malayalam Extra" w:cs="BRH Malayalam Extra"/>
-                <w:color w:val="000000"/>
-                <w:sz w:val="32"/>
-                <w:szCs w:val="40"/>
+                <w:lang w:val="it-IT"/>
+              </w:rPr>
+              <w:t>–</w:t>
+            </w:r>
+            <w:r>
+              <w:rPr>
+                <w:rFonts w:ascii="BRH Malayalam Extra" w:hAnsi="BRH Malayalam Extra" w:cs="BRH Malayalam Extra"/>
+                <w:color w:val="000000"/>
+                <w:sz w:val="32"/>
+                <w:szCs w:val="40"/>
+                <w:lang w:val="it-IT"/>
               </w:rPr>
               <w:t>¥jx</w:t>
             </w:r>
@@ -7687,15 +8972,17 @@
                 <w:color w:val="000000"/>
                 <w:sz w:val="28"/>
                 <w:szCs w:val="40"/>
-              </w:rPr>
-              <w:t>–</w:t>
-            </w:r>
-            <w:r>
-              <w:rPr>
-                <w:rFonts w:ascii="BRH Malayalam Extra" w:hAnsi="BRH Malayalam Extra" w:cs="BRH Malayalam Extra"/>
-                <w:color w:val="000000"/>
-                <w:sz w:val="32"/>
-                <w:szCs w:val="40"/>
+                <w:lang w:val="it-IT"/>
+              </w:rPr>
+              <w:t>–</w:t>
+            </w:r>
+            <w:r>
+              <w:rPr>
+                <w:rFonts w:ascii="BRH Malayalam Extra" w:hAnsi="BRH Malayalam Extra" w:cs="BRH Malayalam Extra"/>
+                <w:color w:val="000000"/>
+                <w:sz w:val="32"/>
+                <w:szCs w:val="40"/>
+                <w:lang w:val="it-IT"/>
               </w:rPr>
               <w:t xml:space="preserve"> | </w:t>
             </w:r>
@@ -7712,6 +8999,7 @@
                 <w:color w:val="000000"/>
                 <w:sz w:val="32"/>
                 <w:szCs w:val="40"/>
+                <w:lang w:val="it-IT"/>
               </w:rPr>
             </w:pPr>
             <w:r>
@@ -7720,6 +9008,7 @@
                 <w:color w:val="000000"/>
                 <w:sz w:val="32"/>
                 <w:szCs w:val="40"/>
+                <w:lang w:val="it-IT"/>
               </w:rPr>
               <w:t xml:space="preserve">A¥²— „bgîx¥jx </w:t>
             </w:r>
@@ -7730,6 +9019,7 @@
                 <w:sz w:val="32"/>
                 <w:szCs w:val="40"/>
                 <w:highlight w:val="yellow"/>
+                <w:lang w:val="it-IT"/>
               </w:rPr>
               <w:t>A</w:t>
             </w:r>
@@ -7739,6 +9029,7 @@
                 <w:color w:val="000000"/>
                 <w:sz w:val="32"/>
                 <w:szCs w:val="40"/>
+                <w:lang w:val="it-IT"/>
               </w:rPr>
               <w:t>bgîx</w:t>
             </w:r>
@@ -7748,15 +9039,17 @@
                 <w:color w:val="000000"/>
                 <w:sz w:val="28"/>
                 <w:szCs w:val="40"/>
-              </w:rPr>
-              <w:t>–</w:t>
-            </w:r>
-            <w:r>
-              <w:rPr>
-                <w:rFonts w:ascii="BRH Malayalam Extra" w:hAnsi="BRH Malayalam Extra" w:cs="BRH Malayalam Extra"/>
-                <w:color w:val="000000"/>
-                <w:sz w:val="32"/>
-                <w:szCs w:val="40"/>
+                <w:lang w:val="it-IT"/>
+              </w:rPr>
+              <w:t>–</w:t>
+            </w:r>
+            <w:r>
+              <w:rPr>
+                <w:rFonts w:ascii="BRH Malayalam Extra" w:hAnsi="BRH Malayalam Extra" w:cs="BRH Malayalam Extra"/>
+                <w:color w:val="000000"/>
+                <w:sz w:val="32"/>
+                <w:szCs w:val="40"/>
+                <w:lang w:val="it-IT"/>
               </w:rPr>
               <w:t xml:space="preserve">¥jx „¥² „¥²— „bgîx¥jx | </w:t>
             </w:r>
@@ -7773,6 +9066,7 @@
                 <w:color w:val="000000"/>
                 <w:sz w:val="32"/>
                 <w:szCs w:val="40"/>
+                <w:lang w:val="it-IT"/>
               </w:rPr>
             </w:pPr>
             <w:r>
@@ -7780,6 +9074,7 @@
                 <w:rFonts w:cs="BRH Malayalam Extra"/>
                 <w:color w:val="000000"/>
                 <w:szCs w:val="40"/>
+                <w:lang w:val="it-IT"/>
               </w:rPr>
               <w:t>28</w:t>
             </w:r>
@@ -7789,6 +9084,7 @@
                 <w:color w:val="000000"/>
                 <w:sz w:val="32"/>
                 <w:szCs w:val="40"/>
+                <w:lang w:val="it-IT"/>
               </w:rPr>
               <w:t>)</w:t>
             </w:r>
@@ -7798,6 +9094,7 @@
                 <w:color w:val="000000"/>
                 <w:sz w:val="32"/>
                 <w:szCs w:val="40"/>
+                <w:lang w:val="it-IT"/>
               </w:rPr>
               <w:tab/>
             </w:r>
@@ -7806,6 +9103,7 @@
                 <w:rFonts w:cs="BRH Malayalam Extra"/>
                 <w:color w:val="000000"/>
                 <w:szCs w:val="40"/>
+                <w:lang w:val="it-IT"/>
               </w:rPr>
               <w:t>1</w:t>
             </w:r>
@@ -7815,6 +9113,7 @@
                 <w:color w:val="000000"/>
                 <w:sz w:val="32"/>
                 <w:szCs w:val="40"/>
+                <w:lang w:val="it-IT"/>
               </w:rPr>
               <w:t>.</w:t>
             </w:r>
@@ -7823,6 +9122,7 @@
                 <w:rFonts w:cs="BRH Malayalam Extra"/>
                 <w:color w:val="000000"/>
                 <w:szCs w:val="40"/>
+                <w:lang w:val="it-IT"/>
               </w:rPr>
               <w:t>1</w:t>
             </w:r>
@@ -7832,6 +9132,7 @@
                 <w:color w:val="000000"/>
                 <w:sz w:val="32"/>
                 <w:szCs w:val="40"/>
+                <w:lang w:val="it-IT"/>
               </w:rPr>
               <w:t>.</w:t>
             </w:r>
@@ -7840,6 +9141,7 @@
                 <w:rFonts w:cs="BRH Malayalam Extra"/>
                 <w:color w:val="000000"/>
                 <w:szCs w:val="40"/>
+                <w:lang w:val="it-IT"/>
               </w:rPr>
               <w:t>13</w:t>
             </w:r>
@@ -7849,6 +9151,7 @@
                 <w:color w:val="000000"/>
                 <w:sz w:val="32"/>
                 <w:szCs w:val="40"/>
+                <w:lang w:val="it-IT"/>
               </w:rPr>
               <w:t>.</w:t>
             </w:r>
@@ -7857,6 +9160,7 @@
                 <w:rFonts w:cs="BRH Malayalam Extra"/>
                 <w:color w:val="000000"/>
                 <w:szCs w:val="40"/>
+                <w:lang w:val="it-IT"/>
               </w:rPr>
               <w:t>3</w:t>
             </w:r>
@@ -7866,6 +9170,7 @@
                 <w:color w:val="000000"/>
                 <w:sz w:val="32"/>
                 <w:szCs w:val="40"/>
+                <w:lang w:val="it-IT"/>
               </w:rPr>
               <w:t>(</w:t>
             </w:r>
@@ -7874,6 +9179,7 @@
                 <w:rFonts w:cs="BRH Malayalam Extra"/>
                 <w:color w:val="000000"/>
                 <w:szCs w:val="40"/>
+                <w:lang w:val="it-IT"/>
               </w:rPr>
               <w:t>25</w:t>
             </w:r>
@@ -7883,6 +9189,7 @@
                 <w:color w:val="000000"/>
                 <w:sz w:val="32"/>
                 <w:szCs w:val="40"/>
+                <w:lang w:val="it-IT"/>
               </w:rPr>
               <w:t>)- A</w:t>
             </w:r>
@@ -7892,15 +9199,17 @@
                 <w:color w:val="000000"/>
                 <w:sz w:val="28"/>
                 <w:szCs w:val="40"/>
-              </w:rPr>
-              <w:t>–</w:t>
-            </w:r>
-            <w:r>
-              <w:rPr>
-                <w:rFonts w:ascii="BRH Malayalam Extra" w:hAnsi="BRH Malayalam Extra" w:cs="BRH Malayalam Extra"/>
-                <w:color w:val="000000"/>
-                <w:sz w:val="32"/>
-                <w:szCs w:val="40"/>
+                <w:lang w:val="it-IT"/>
+              </w:rPr>
+              <w:t>–</w:t>
+            </w:r>
+            <w:r>
+              <w:rPr>
+                <w:rFonts w:ascii="BRH Malayalam Extra" w:hAnsi="BRH Malayalam Extra" w:cs="BRH Malayalam Extra"/>
+                <w:color w:val="000000"/>
+                <w:sz w:val="32"/>
+                <w:szCs w:val="40"/>
+                <w:lang w:val="it-IT"/>
               </w:rPr>
               <w:t>b</w:t>
             </w:r>
@@ -7910,15 +9219,17 @@
                 <w:color w:val="000000"/>
                 <w:sz w:val="28"/>
                 <w:szCs w:val="40"/>
-              </w:rPr>
-              <w:t>–</w:t>
-            </w:r>
-            <w:r>
-              <w:rPr>
-                <w:rFonts w:ascii="BRH Malayalam Extra" w:hAnsi="BRH Malayalam Extra" w:cs="BRH Malayalam Extra"/>
-                <w:color w:val="000000"/>
-                <w:sz w:val="32"/>
-                <w:szCs w:val="40"/>
+                <w:lang w:val="it-IT"/>
+              </w:rPr>
+              <w:t>–</w:t>
+            </w:r>
+            <w:r>
+              <w:rPr>
+                <w:rFonts w:ascii="BRH Malayalam Extra" w:hAnsi="BRH Malayalam Extra" w:cs="BRH Malayalam Extra"/>
+                <w:color w:val="000000"/>
+                <w:sz w:val="32"/>
+                <w:szCs w:val="40"/>
+                <w:lang w:val="it-IT"/>
               </w:rPr>
               <w:t>gîx</w:t>
             </w:r>
@@ -7928,15 +9239,17 @@
                 <w:color w:val="000000"/>
                 <w:sz w:val="28"/>
                 <w:szCs w:val="40"/>
-              </w:rPr>
-              <w:t>–</w:t>
-            </w:r>
-            <w:r>
-              <w:rPr>
-                <w:rFonts w:ascii="BRH Malayalam Extra" w:hAnsi="BRH Malayalam Extra" w:cs="BRH Malayalam Extra"/>
-                <w:color w:val="000000"/>
-                <w:sz w:val="32"/>
-                <w:szCs w:val="40"/>
+                <w:lang w:val="it-IT"/>
+              </w:rPr>
+              <w:t>–</w:t>
+            </w:r>
+            <w:r>
+              <w:rPr>
+                <w:rFonts w:ascii="BRH Malayalam Extra" w:hAnsi="BRH Malayalam Extra" w:cs="BRH Malayalam Extra"/>
+                <w:color w:val="000000"/>
+                <w:sz w:val="32"/>
+                <w:szCs w:val="40"/>
+                <w:lang w:val="it-IT"/>
               </w:rPr>
               <w:t>¥jx</w:t>
             </w:r>
@@ -7946,15 +9259,17 @@
                 <w:color w:val="000000"/>
                 <w:sz w:val="28"/>
                 <w:szCs w:val="40"/>
-              </w:rPr>
-              <w:t>–</w:t>
-            </w:r>
-            <w:r>
-              <w:rPr>
-                <w:rFonts w:ascii="BRH Malayalam Extra" w:hAnsi="BRH Malayalam Extra" w:cs="BRH Malayalam Extra"/>
-                <w:color w:val="000000"/>
-                <w:sz w:val="32"/>
-                <w:szCs w:val="40"/>
+                <w:lang w:val="it-IT"/>
+              </w:rPr>
+              <w:t>–</w:t>
+            </w:r>
+            <w:r>
+              <w:rPr>
+                <w:rFonts w:ascii="BRH Malayalam Extra" w:hAnsi="BRH Malayalam Extra" w:cs="BRH Malayalam Extra"/>
+                <w:color w:val="000000"/>
+                <w:sz w:val="32"/>
+                <w:szCs w:val="40"/>
+                <w:lang w:val="it-IT"/>
               </w:rPr>
               <w:t xml:space="preserve"> | A</w:t>
             </w:r>
@@ -7964,15 +9279,17 @@
                 <w:color w:val="000000"/>
                 <w:sz w:val="28"/>
                 <w:szCs w:val="40"/>
-              </w:rPr>
-              <w:t>–</w:t>
-            </w:r>
-            <w:r>
-              <w:rPr>
-                <w:rFonts w:ascii="BRH Malayalam Extra" w:hAnsi="BRH Malayalam Extra" w:cs="BRH Malayalam Extra"/>
-                <w:color w:val="000000"/>
-                <w:sz w:val="32"/>
-                <w:szCs w:val="40"/>
+                <w:lang w:val="it-IT"/>
+              </w:rPr>
+              <w:t>–</w:t>
+            </w:r>
+            <w:r>
+              <w:rPr>
+                <w:rFonts w:ascii="BRH Malayalam Extra" w:hAnsi="BRH Malayalam Extra" w:cs="BRH Malayalam Extra"/>
+                <w:color w:val="000000"/>
+                <w:sz w:val="32"/>
+                <w:szCs w:val="40"/>
+                <w:lang w:val="it-IT"/>
               </w:rPr>
               <w:t>qz</w:t>
             </w:r>
@@ -7982,15 +9299,17 @@
                 <w:color w:val="000000"/>
                 <w:sz w:val="28"/>
                 <w:szCs w:val="40"/>
-              </w:rPr>
-              <w:t>–</w:t>
-            </w:r>
-            <w:r>
-              <w:rPr>
-                <w:rFonts w:ascii="BRH Malayalam Extra" w:hAnsi="BRH Malayalam Extra" w:cs="BRH Malayalam Extra"/>
-                <w:color w:val="000000"/>
-                <w:sz w:val="32"/>
-                <w:szCs w:val="40"/>
+                <w:lang w:val="it-IT"/>
+              </w:rPr>
+              <w:t>–</w:t>
+            </w:r>
+            <w:r>
+              <w:rPr>
+                <w:rFonts w:ascii="BRH Malayalam Extra" w:hAnsi="BRH Malayalam Extra" w:cs="BRH Malayalam Extra"/>
+                <w:color w:val="000000"/>
+                <w:sz w:val="32"/>
+                <w:szCs w:val="40"/>
+                <w:lang w:val="it-IT"/>
               </w:rPr>
               <w:t>Z</w:t>
             </w:r>
@@ -8000,15 +9319,17 @@
                 <w:color w:val="000000"/>
                 <w:sz w:val="28"/>
                 <w:szCs w:val="40"/>
-              </w:rPr>
-              <w:t>–</w:t>
-            </w:r>
-            <w:r>
-              <w:rPr>
-                <w:rFonts w:ascii="BRH Malayalam Extra" w:hAnsi="BRH Malayalam Extra" w:cs="BRH Malayalam Extra"/>
-                <w:color w:val="000000"/>
-                <w:sz w:val="32"/>
-                <w:szCs w:val="40"/>
+                <w:lang w:val="it-IT"/>
+              </w:rPr>
+              <w:t>–</w:t>
+            </w:r>
+            <w:r>
+              <w:rPr>
+                <w:rFonts w:ascii="BRH Malayalam Extra" w:hAnsi="BRH Malayalam Extra" w:cs="BRH Malayalam Extra"/>
+                <w:color w:val="000000"/>
+                <w:sz w:val="32"/>
+                <w:szCs w:val="40"/>
+                <w:lang w:val="it-IT"/>
               </w:rPr>
               <w:t>Z</w:t>
             </w:r>
@@ -8018,15 +9339,17 @@
                 <w:color w:val="000000"/>
                 <w:sz w:val="28"/>
                 <w:szCs w:val="40"/>
-              </w:rPr>
-              <w:t>–</w:t>
-            </w:r>
-            <w:r>
-              <w:rPr>
-                <w:rFonts w:ascii="BRH Malayalam Extra" w:hAnsi="BRH Malayalam Extra" w:cs="BRH Malayalam Extra"/>
-                <w:color w:val="000000"/>
-                <w:sz w:val="32"/>
-                <w:szCs w:val="40"/>
+                <w:lang w:val="it-IT"/>
+              </w:rPr>
+              <w:t>–</w:t>
+            </w:r>
+            <w:r>
+              <w:rPr>
+                <w:rFonts w:ascii="BRH Malayalam Extra" w:hAnsi="BRH Malayalam Extra" w:cs="BRH Malayalam Extra"/>
+                <w:color w:val="000000"/>
+                <w:sz w:val="32"/>
+                <w:szCs w:val="40"/>
+                <w:lang w:val="it-IT"/>
               </w:rPr>
               <w:t>¥dx</w:t>
             </w:r>
@@ -8036,15 +9359,17 @@
                 <w:color w:val="000000"/>
                 <w:sz w:val="28"/>
                 <w:szCs w:val="40"/>
-              </w:rPr>
-              <w:t>–</w:t>
-            </w:r>
-            <w:r>
-              <w:rPr>
-                <w:rFonts w:ascii="BRH Malayalam Extra" w:hAnsi="BRH Malayalam Extra" w:cs="BRH Malayalam Extra"/>
-                <w:color w:val="000000"/>
-                <w:sz w:val="32"/>
-                <w:szCs w:val="40"/>
+                <w:lang w:val="it-IT"/>
+              </w:rPr>
+              <w:t>–</w:t>
+            </w:r>
+            <w:r>
+              <w:rPr>
+                <w:rFonts w:ascii="BRH Malayalam Extra" w:hAnsi="BRH Malayalam Extra" w:cs="BRH Malayalam Extra"/>
+                <w:color w:val="000000"/>
+                <w:sz w:val="32"/>
+                <w:szCs w:val="40"/>
+                <w:lang w:val="it-IT"/>
               </w:rPr>
               <w:t xml:space="preserve"> | </w:t>
             </w:r>
@@ -8061,6 +9386,7 @@
                 <w:color w:val="000000"/>
                 <w:sz w:val="32"/>
                 <w:szCs w:val="40"/>
+                <w:lang w:val="it-IT"/>
               </w:rPr>
             </w:pPr>
             <w:r>
@@ -8069,6 +9395,7 @@
                 <w:color w:val="000000"/>
                 <w:sz w:val="32"/>
                 <w:szCs w:val="40"/>
+                <w:lang w:val="it-IT"/>
               </w:rPr>
               <w:t>A</w:t>
             </w:r>
@@ -8078,15 +9405,17 @@
                 <w:color w:val="000000"/>
                 <w:sz w:val="28"/>
                 <w:szCs w:val="40"/>
-              </w:rPr>
-              <w:t>–</w:t>
-            </w:r>
-            <w:r>
-              <w:rPr>
-                <w:rFonts w:ascii="BRH Malayalam Extra" w:hAnsi="BRH Malayalam Extra" w:cs="BRH Malayalam Extra"/>
-                <w:color w:val="000000"/>
-                <w:sz w:val="32"/>
-                <w:szCs w:val="40"/>
+                <w:lang w:val="it-IT"/>
+              </w:rPr>
+              <w:t>–</w:t>
+            </w:r>
+            <w:r>
+              <w:rPr>
+                <w:rFonts w:ascii="BRH Malayalam Extra" w:hAnsi="BRH Malayalam Extra" w:cs="BRH Malayalam Extra"/>
+                <w:color w:val="000000"/>
+                <w:sz w:val="32"/>
+                <w:szCs w:val="40"/>
+                <w:lang w:val="it-IT"/>
               </w:rPr>
               <w:t>b</w:t>
             </w:r>
@@ -8096,15 +9425,17 @@
                 <w:color w:val="000000"/>
                 <w:sz w:val="28"/>
                 <w:szCs w:val="40"/>
-              </w:rPr>
-              <w:t>–</w:t>
-            </w:r>
-            <w:r>
-              <w:rPr>
-                <w:rFonts w:ascii="BRH Malayalam Extra" w:hAnsi="BRH Malayalam Extra" w:cs="BRH Malayalam Extra"/>
-                <w:color w:val="000000"/>
-                <w:sz w:val="32"/>
-                <w:szCs w:val="40"/>
+                <w:lang w:val="it-IT"/>
+              </w:rPr>
+              <w:t>–</w:t>
+            </w:r>
+            <w:r>
+              <w:rPr>
+                <w:rFonts w:ascii="BRH Malayalam Extra" w:hAnsi="BRH Malayalam Extra" w:cs="BRH Malayalam Extra"/>
+                <w:color w:val="000000"/>
+                <w:sz w:val="32"/>
+                <w:szCs w:val="40"/>
+                <w:lang w:val="it-IT"/>
               </w:rPr>
               <w:t>gîx</w:t>
             </w:r>
@@ -8114,15 +9445,17 @@
                 <w:color w:val="000000"/>
                 <w:sz w:val="28"/>
                 <w:szCs w:val="40"/>
-              </w:rPr>
-              <w:t>–</w:t>
-            </w:r>
-            <w:r>
-              <w:rPr>
-                <w:rFonts w:ascii="BRH Malayalam Extra" w:hAnsi="BRH Malayalam Extra" w:cs="BRH Malayalam Extra"/>
-                <w:color w:val="000000"/>
-                <w:sz w:val="32"/>
-                <w:szCs w:val="40"/>
+                <w:lang w:val="it-IT"/>
+              </w:rPr>
+              <w:t>–</w:t>
+            </w:r>
+            <w:r>
+              <w:rPr>
+                <w:rFonts w:ascii="BRH Malayalam Extra" w:hAnsi="BRH Malayalam Extra" w:cs="BRH Malayalam Extra"/>
+                <w:color w:val="000000"/>
+                <w:sz w:val="32"/>
+                <w:szCs w:val="40"/>
+                <w:lang w:val="it-IT"/>
               </w:rPr>
               <w:t>¥jx</w:t>
             </w:r>
@@ -8132,15 +9465,17 @@
                 <w:color w:val="000000"/>
                 <w:sz w:val="28"/>
                 <w:szCs w:val="40"/>
-              </w:rPr>
-              <w:t>–</w:t>
-            </w:r>
-            <w:r>
-              <w:rPr>
-                <w:rFonts w:ascii="BRH Malayalam Extra" w:hAnsi="BRH Malayalam Extra" w:cs="BRH Malayalam Extra"/>
-                <w:color w:val="000000"/>
-                <w:sz w:val="32"/>
-                <w:szCs w:val="40"/>
+                <w:lang w:val="it-IT"/>
+              </w:rPr>
+              <w:t>–</w:t>
+            </w:r>
+            <w:r>
+              <w:rPr>
+                <w:rFonts w:ascii="BRH Malayalam Extra" w:hAnsi="BRH Malayalam Extra" w:cs="BRH Malayalam Extra"/>
+                <w:color w:val="000000"/>
+                <w:sz w:val="32"/>
+                <w:szCs w:val="40"/>
+                <w:lang w:val="it-IT"/>
               </w:rPr>
               <w:t xml:space="preserve"> </w:t>
             </w:r>
@@ -8151,6 +9486,7 @@
                 <w:sz w:val="32"/>
                 <w:szCs w:val="40"/>
                 <w:highlight w:val="yellow"/>
+                <w:lang w:val="it-IT"/>
               </w:rPr>
               <w:t>A</w:t>
             </w:r>
@@ -8160,15 +9496,17 @@
                 <w:color w:val="000000"/>
                 <w:sz w:val="28"/>
                 <w:szCs w:val="40"/>
-              </w:rPr>
-              <w:t>–</w:t>
-            </w:r>
-            <w:r>
-              <w:rPr>
-                <w:rFonts w:ascii="BRH Malayalam Extra" w:hAnsi="BRH Malayalam Extra" w:cs="BRH Malayalam Extra"/>
-                <w:color w:val="000000"/>
-                <w:sz w:val="32"/>
-                <w:szCs w:val="40"/>
+                <w:lang w:val="it-IT"/>
+              </w:rPr>
+              <w:t>–</w:t>
+            </w:r>
+            <w:r>
+              <w:rPr>
+                <w:rFonts w:ascii="BRH Malayalam Extra" w:hAnsi="BRH Malayalam Extra" w:cs="BRH Malayalam Extra"/>
+                <w:color w:val="000000"/>
+                <w:sz w:val="32"/>
+                <w:szCs w:val="40"/>
+                <w:lang w:val="it-IT"/>
               </w:rPr>
               <w:t>qz</w:t>
             </w:r>
@@ -8178,15 +9516,17 @@
                 <w:color w:val="000000"/>
                 <w:sz w:val="28"/>
                 <w:szCs w:val="40"/>
-              </w:rPr>
-              <w:t>–</w:t>
-            </w:r>
-            <w:r>
-              <w:rPr>
-                <w:rFonts w:ascii="BRH Malayalam Extra" w:hAnsi="BRH Malayalam Extra" w:cs="BRH Malayalam Extra"/>
-                <w:color w:val="000000"/>
-                <w:sz w:val="32"/>
-                <w:szCs w:val="40"/>
+                <w:lang w:val="it-IT"/>
+              </w:rPr>
+              <w:t>–</w:t>
+            </w:r>
+            <w:r>
+              <w:rPr>
+                <w:rFonts w:ascii="BRH Malayalam Extra" w:hAnsi="BRH Malayalam Extra" w:cs="BRH Malayalam Extra"/>
+                <w:color w:val="000000"/>
+                <w:sz w:val="32"/>
+                <w:szCs w:val="40"/>
+                <w:lang w:val="it-IT"/>
               </w:rPr>
               <w:t>Z</w:t>
             </w:r>
@@ -8196,15 +9536,17 @@
                 <w:color w:val="000000"/>
                 <w:sz w:val="28"/>
                 <w:szCs w:val="40"/>
-              </w:rPr>
-              <w:t>–</w:t>
-            </w:r>
-            <w:r>
-              <w:rPr>
-                <w:rFonts w:ascii="BRH Malayalam Extra" w:hAnsi="BRH Malayalam Extra" w:cs="BRH Malayalam Extra"/>
-                <w:color w:val="000000"/>
-                <w:sz w:val="32"/>
-                <w:szCs w:val="40"/>
+                <w:lang w:val="it-IT"/>
+              </w:rPr>
+              <w:t>–</w:t>
+            </w:r>
+            <w:r>
+              <w:rPr>
+                <w:rFonts w:ascii="BRH Malayalam Extra" w:hAnsi="BRH Malayalam Extra" w:cs="BRH Malayalam Extra"/>
+                <w:color w:val="000000"/>
+                <w:sz w:val="32"/>
+                <w:szCs w:val="40"/>
+                <w:lang w:val="it-IT"/>
               </w:rPr>
               <w:t>Z</w:t>
             </w:r>
@@ -8214,15 +9556,17 @@
                 <w:color w:val="000000"/>
                 <w:sz w:val="28"/>
                 <w:szCs w:val="40"/>
-              </w:rPr>
-              <w:t>–</w:t>
-            </w:r>
-            <w:r>
-              <w:rPr>
-                <w:rFonts w:ascii="BRH Malayalam Extra" w:hAnsi="BRH Malayalam Extra" w:cs="BRH Malayalam Extra"/>
-                <w:color w:val="000000"/>
-                <w:sz w:val="32"/>
-                <w:szCs w:val="40"/>
+                <w:lang w:val="it-IT"/>
+              </w:rPr>
+              <w:t>–</w:t>
+            </w:r>
+            <w:r>
+              <w:rPr>
+                <w:rFonts w:ascii="BRH Malayalam Extra" w:hAnsi="BRH Malayalam Extra" w:cs="BRH Malayalam Extra"/>
+                <w:color w:val="000000"/>
+                <w:sz w:val="32"/>
+                <w:szCs w:val="40"/>
+                <w:lang w:val="it-IT"/>
               </w:rPr>
               <w:t>¥dx</w:t>
             </w:r>
@@ -8232,15 +9576,17 @@
                 <w:color w:val="000000"/>
                 <w:sz w:val="28"/>
                 <w:szCs w:val="40"/>
-              </w:rPr>
-              <w:t>–</w:t>
-            </w:r>
-            <w:r>
-              <w:rPr>
-                <w:rFonts w:ascii="BRH Malayalam Extra" w:hAnsi="BRH Malayalam Extra" w:cs="BRH Malayalam Extra"/>
-                <w:color w:val="000000"/>
-                <w:sz w:val="32"/>
-                <w:szCs w:val="40"/>
+                <w:lang w:val="it-IT"/>
+              </w:rPr>
+              <w:t>–</w:t>
+            </w:r>
+            <w:r>
+              <w:rPr>
+                <w:rFonts w:ascii="BRH Malayalam Extra" w:hAnsi="BRH Malayalam Extra" w:cs="BRH Malayalam Extra"/>
+                <w:color w:val="000000"/>
+                <w:sz w:val="32"/>
+                <w:szCs w:val="40"/>
+                <w:lang w:val="it-IT"/>
               </w:rPr>
               <w:t xml:space="preserve"> A</w:t>
             </w:r>
@@ -8250,15 +9596,17 @@
                 <w:color w:val="000000"/>
                 <w:sz w:val="28"/>
                 <w:szCs w:val="40"/>
-              </w:rPr>
-              <w:t>–</w:t>
-            </w:r>
-            <w:r>
-              <w:rPr>
-                <w:rFonts w:ascii="BRH Malayalam Extra" w:hAnsi="BRH Malayalam Extra" w:cs="BRH Malayalam Extra"/>
-                <w:color w:val="000000"/>
-                <w:sz w:val="32"/>
-                <w:szCs w:val="40"/>
+                <w:lang w:val="it-IT"/>
+              </w:rPr>
+              <w:t>–</w:t>
+            </w:r>
+            <w:r>
+              <w:rPr>
+                <w:rFonts w:ascii="BRH Malayalam Extra" w:hAnsi="BRH Malayalam Extra" w:cs="BRH Malayalam Extra"/>
+                <w:color w:val="000000"/>
+                <w:sz w:val="32"/>
+                <w:szCs w:val="40"/>
+                <w:lang w:val="it-IT"/>
               </w:rPr>
               <w:t>qz</w:t>
             </w:r>
@@ -8268,15 +9616,17 @@
                 <w:color w:val="000000"/>
                 <w:sz w:val="28"/>
                 <w:szCs w:val="40"/>
-              </w:rPr>
-              <w:t>–</w:t>
-            </w:r>
-            <w:r>
-              <w:rPr>
-                <w:rFonts w:ascii="BRH Malayalam Extra" w:hAnsi="BRH Malayalam Extra" w:cs="BRH Malayalam Extra"/>
-                <w:color w:val="000000"/>
-                <w:sz w:val="32"/>
-                <w:szCs w:val="40"/>
+                <w:lang w:val="it-IT"/>
+              </w:rPr>
+              <w:t>–</w:t>
+            </w:r>
+            <w:r>
+              <w:rPr>
+                <w:rFonts w:ascii="BRH Malayalam Extra" w:hAnsi="BRH Malayalam Extra" w:cs="BRH Malayalam Extra"/>
+                <w:color w:val="000000"/>
+                <w:sz w:val="32"/>
+                <w:szCs w:val="40"/>
+                <w:lang w:val="it-IT"/>
               </w:rPr>
               <w:t>Z</w:t>
             </w:r>
@@ -8286,15 +9636,17 @@
                 <w:color w:val="000000"/>
                 <w:sz w:val="28"/>
                 <w:szCs w:val="40"/>
-              </w:rPr>
-              <w:t>–</w:t>
-            </w:r>
-            <w:r>
-              <w:rPr>
-                <w:rFonts w:ascii="BRH Malayalam Extra" w:hAnsi="BRH Malayalam Extra" w:cs="BRH Malayalam Extra"/>
-                <w:color w:val="000000"/>
-                <w:sz w:val="32"/>
-                <w:szCs w:val="40"/>
+                <w:lang w:val="it-IT"/>
+              </w:rPr>
+              <w:t>–</w:t>
+            </w:r>
+            <w:r>
+              <w:rPr>
+                <w:rFonts w:ascii="BRH Malayalam Extra" w:hAnsi="BRH Malayalam Extra" w:cs="BRH Malayalam Extra"/>
+                <w:color w:val="000000"/>
+                <w:sz w:val="32"/>
+                <w:szCs w:val="40"/>
+                <w:lang w:val="it-IT"/>
               </w:rPr>
               <w:t>Z</w:t>
             </w:r>
@@ -8304,15 +9656,17 @@
                 <w:color w:val="000000"/>
                 <w:sz w:val="28"/>
                 <w:szCs w:val="40"/>
-              </w:rPr>
-              <w:t>–</w:t>
-            </w:r>
-            <w:r>
-              <w:rPr>
-                <w:rFonts w:ascii="BRH Malayalam Extra" w:hAnsi="BRH Malayalam Extra" w:cs="BRH Malayalam Extra"/>
-                <w:color w:val="000000"/>
-                <w:sz w:val="32"/>
-                <w:szCs w:val="40"/>
+                <w:lang w:val="it-IT"/>
+              </w:rPr>
+              <w:t>–</w:t>
+            </w:r>
+            <w:r>
+              <w:rPr>
+                <w:rFonts w:ascii="BRH Malayalam Extra" w:hAnsi="BRH Malayalam Extra" w:cs="BRH Malayalam Extra"/>
+                <w:color w:val="000000"/>
+                <w:sz w:val="32"/>
+                <w:szCs w:val="40"/>
+                <w:lang w:val="it-IT"/>
               </w:rPr>
               <w:t>¥dx</w:t>
             </w:r>
@@ -8322,15 +9676,17 @@
                 <w:color w:val="000000"/>
                 <w:sz w:val="28"/>
                 <w:szCs w:val="40"/>
-              </w:rPr>
-              <w:t>–</w:t>
-            </w:r>
-            <w:r>
-              <w:rPr>
-                <w:rFonts w:ascii="BRH Malayalam Extra" w:hAnsi="BRH Malayalam Extra" w:cs="BRH Malayalam Extra"/>
-                <w:color w:val="000000"/>
-                <w:sz w:val="32"/>
-                <w:szCs w:val="40"/>
+                <w:lang w:val="it-IT"/>
+              </w:rPr>
+              <w:t>–</w:t>
+            </w:r>
+            <w:r>
+              <w:rPr>
+                <w:rFonts w:ascii="BRH Malayalam Extra" w:hAnsi="BRH Malayalam Extra" w:cs="BRH Malayalam Extra"/>
+                <w:color w:val="000000"/>
+                <w:sz w:val="32"/>
+                <w:szCs w:val="40"/>
+                <w:lang w:val="it-IT"/>
               </w:rPr>
               <w:t xml:space="preserve"> </w:t>
             </w:r>
@@ -9709,7 +11065,6 @@
                 <w:color w:val="000000"/>
                 <w:szCs w:val="40"/>
               </w:rPr>
-              <w:lastRenderedPageBreak/>
               <w:t>31</w:t>
             </w:r>
             <w:r>
@@ -11460,6 +12815,7 @@
                 <w:sz w:val="32"/>
                 <w:szCs w:val="40"/>
               </w:rPr>
+              <w:lastRenderedPageBreak/>
               <w:t>C</w:t>
             </w:r>
             <w:r>
@@ -11957,6 +13313,7 @@
                 <w:rFonts w:cs="BRH Malayalam Extra"/>
                 <w:szCs w:val="40"/>
               </w:rPr>
+              <w:lastRenderedPageBreak/>
               <w:t>2</w:t>
             </w:r>
             <w:r>
@@ -12601,6 +13958,7 @@
                 <w:sz w:val="32"/>
                 <w:szCs w:val="40"/>
               </w:rPr>
+              <w:lastRenderedPageBreak/>
               <w:t>C</w:t>
             </w:r>
             <w:r>
@@ -13161,7 +14519,6 @@
           <w:szCs w:val="32"/>
           <w:u w:val="single"/>
         </w:rPr>
-        <w:lastRenderedPageBreak/>
         <w:t xml:space="preserve">TS </w:t>
       </w:r>
       <w:r>
@@ -13314,27 +14671,7 @@
           <w:sz w:val="28"/>
           <w:szCs w:val="32"/>
         </w:rPr>
-        <w:t>(</w:t>
-      </w:r>
-      <w:proofErr w:type="gramStart"/>
-      <w:r>
-        <w:rPr>
-          <w:b/>
-          <w:bCs/>
-          <w:sz w:val="28"/>
-          <w:szCs w:val="32"/>
-        </w:rPr>
-        <w:t>ignore</w:t>
-      </w:r>
-      <w:proofErr w:type="gramEnd"/>
-      <w:r>
-        <w:rPr>
-          <w:b/>
-          <w:bCs/>
-          <w:sz w:val="28"/>
-          <w:szCs w:val="32"/>
-        </w:rPr>
-        <w:t xml:space="preserve"> those which are already incorporated in your book’s version and date)</w:t>
+        <w:t>(ignore those which are already incorporated in your book’s version and date)</w:t>
       </w:r>
     </w:p>
     <w:tbl>
@@ -13760,27 +15097,7 @@
                 <w:sz w:val="28"/>
                 <w:szCs w:val="32"/>
               </w:rPr>
-              <w:t>(</w:t>
-            </w:r>
-            <w:proofErr w:type="gramStart"/>
-            <w:r>
-              <w:rPr>
-                <w:b/>
-                <w:bCs/>
-                <w:sz w:val="28"/>
-                <w:szCs w:val="32"/>
-              </w:rPr>
-              <w:t>no</w:t>
-            </w:r>
-            <w:proofErr w:type="gramEnd"/>
-            <w:r>
-              <w:rPr>
-                <w:b/>
-                <w:bCs/>
-                <w:sz w:val="28"/>
-                <w:szCs w:val="32"/>
-              </w:rPr>
-              <w:t xml:space="preserve"> elision for “a”</w:t>
+              <w:t>(no elision for “a”</w:t>
             </w:r>
             <w:r>
               <w:rPr>
@@ -14033,27 +15350,7 @@
           <w:sz w:val="28"/>
           <w:szCs w:val="32"/>
         </w:rPr>
-        <w:t>(</w:t>
-      </w:r>
-      <w:proofErr w:type="gramStart"/>
-      <w:r>
-        <w:rPr>
-          <w:b/>
-          <w:bCs/>
-          <w:sz w:val="28"/>
-          <w:szCs w:val="32"/>
-        </w:rPr>
-        <w:t>ignore</w:t>
-      </w:r>
-      <w:proofErr w:type="gramEnd"/>
-      <w:r>
-        <w:rPr>
-          <w:b/>
-          <w:bCs/>
-          <w:sz w:val="28"/>
-          <w:szCs w:val="32"/>
-        </w:rPr>
-        <w:t xml:space="preserve"> those which are already incorporated in your book’s version and date)</w:t>
+        <w:t>(ignore those which are already incorporated in your book’s version and date)</w:t>
       </w:r>
     </w:p>
     <w:tbl>
@@ -14096,6 +15393,7 @@
                 <w:sz w:val="32"/>
                 <w:szCs w:val="32"/>
               </w:rPr>
+              <w:lastRenderedPageBreak/>
               <w:t>Section, Paragraph</w:t>
             </w:r>
           </w:p>
@@ -14333,7 +15631,7 @@
 </file>
 
 <file path=word/endnotes.xml><?xml version="1.0" encoding="utf-8"?>
-<w:endnotes xmlns:wpc="http://schemas.microsoft.com/office/word/2010/wordprocessingCanvas" xmlns:cx="http://schemas.microsoft.com/office/drawing/2014/chartex" xmlns:cx1="http://schemas.microsoft.com/office/drawing/2015/9/8/chartex" xmlns:cx2="http://schemas.microsoft.com/office/drawing/2015/10/21/chartex" xmlns:cx3="http://schemas.microsoft.com/office/drawing/2016/5/9/chartex" xmlns:cx4="http://schemas.microsoft.com/office/drawing/2016/5/10/chartex" xmlns:cx5="http://schemas.microsoft.com/office/drawing/2016/5/11/chartex" xmlns:cx6="http://schemas.microsoft.com/office/drawing/2016/5/12/chartex" xmlns:cx7="http://schemas.microsoft.com/office/drawing/2016/5/13/chartex" xmlns:cx8="http://schemas.microsoft.com/office/drawing/2016/5/14/chartex" xmlns:mc="http://schemas.openxmlformats.org/markup-compatibility/2006" xmlns:aink="http://schemas.microsoft.com/office/drawing/2016/ink" xmlns:am3d="http://schemas.microsoft.com/office/drawing/2017/model3d" xmlns:o="urn:schemas-microsoft-com:office:office" xmlns:oel="http://schemas.microsoft.com/office/2019/extlst" xmlns:r="http://schemas.openxmlformats.org/officeDocument/2006/relationships" xmlns:m="http://schemas.openxmlformats.org/officeDocument/2006/math" xmlns:v="urn:schemas-microsoft-com:vml" xmlns:wp14="http://schemas.microsoft.com/office/word/2010/wordprocessingDrawing" xmlns:wp="http://schemas.openxmlformats.org/drawingml/2006/wordprocessingDrawing" xmlns:w10="urn:schemas-microsoft-com:office:word" xmlns:w="http://schemas.openxmlformats.org/wordprocessingml/2006/main" xmlns:w14="http://schemas.microsoft.com/office/word/2010/wordml" xmlns:w15="http://schemas.microsoft.com/office/word/2012/wordml" xmlns:w16cex="http://schemas.microsoft.com/office/word/2018/wordml/cex" xmlns:w16cid="http://schemas.microsoft.com/office/word/2016/wordml/cid" xmlns:w16="http://schemas.microsoft.com/office/word/2018/wordml" xmlns:w16sdtdh="http://schemas.microsoft.com/office/word/2020/wordml/sdtdatahash" xmlns:w16se="http://schemas.microsoft.com/office/word/2015/wordml/symex" xmlns:wpg="http://schemas.microsoft.com/office/word/2010/wordprocessingGroup" xmlns:wpi="http://schemas.microsoft.com/office/word/2010/wordprocessingInk" xmlns:wne="http://schemas.microsoft.com/office/word/2006/wordml" xmlns:wps="http://schemas.microsoft.com/office/word/2010/wordprocessingShape" mc:Ignorable="w14 w15 w16se w16cid w16 w16cex w16sdtdh wp14">
+<w:endnotes xmlns:wpc="http://schemas.microsoft.com/office/word/2010/wordprocessingCanvas" xmlns:cx="http://schemas.microsoft.com/office/drawing/2014/chartex" xmlns:cx1="http://schemas.microsoft.com/office/drawing/2015/9/8/chartex" xmlns:cx2="http://schemas.microsoft.com/office/drawing/2015/10/21/chartex" xmlns:cx3="http://schemas.microsoft.com/office/drawing/2016/5/9/chartex" xmlns:cx4="http://schemas.microsoft.com/office/drawing/2016/5/10/chartex" xmlns:cx5="http://schemas.microsoft.com/office/drawing/2016/5/11/chartex" xmlns:cx6="http://schemas.microsoft.com/office/drawing/2016/5/12/chartex" xmlns:cx7="http://schemas.microsoft.com/office/drawing/2016/5/13/chartex" xmlns:cx8="http://schemas.microsoft.com/office/drawing/2016/5/14/chartex" xmlns:mc="http://schemas.openxmlformats.org/markup-compatibility/2006" xmlns:aink="http://schemas.microsoft.com/office/drawing/2016/ink" xmlns:am3d="http://schemas.microsoft.com/office/drawing/2017/model3d" xmlns:o="urn:schemas-microsoft-com:office:office" xmlns:oel="http://schemas.microsoft.com/office/2019/extlst" xmlns:r="http://schemas.openxmlformats.org/officeDocument/2006/relationships" xmlns:m="http://schemas.openxmlformats.org/officeDocument/2006/math" xmlns:v="urn:schemas-microsoft-com:vml" xmlns:wp14="http://schemas.microsoft.com/office/word/2010/wordprocessingDrawing" xmlns:wp="http://schemas.openxmlformats.org/drawingml/2006/wordprocessingDrawing" xmlns:w10="urn:schemas-microsoft-com:office:word" xmlns:w="http://schemas.openxmlformats.org/wordprocessingml/2006/main" xmlns:w14="http://schemas.microsoft.com/office/word/2010/wordml" xmlns:w15="http://schemas.microsoft.com/office/word/2012/wordml" xmlns:w16cex="http://schemas.microsoft.com/office/word/2018/wordml/cex" xmlns:w16cid="http://schemas.microsoft.com/office/word/2016/wordml/cid" xmlns:w16="http://schemas.microsoft.com/office/word/2018/wordml" xmlns:w16du="http://schemas.microsoft.com/office/word/2023/wordml/word16du" xmlns:w16sdtdh="http://schemas.microsoft.com/office/word/2020/wordml/sdtdatahash" xmlns:w16sdtfl="http://schemas.microsoft.com/office/word/2024/wordml/sdtformatlock" xmlns:w16se="http://schemas.microsoft.com/office/word/2015/wordml/symex" xmlns:wpg="http://schemas.microsoft.com/office/word/2010/wordprocessingGroup" xmlns:wpi="http://schemas.microsoft.com/office/word/2010/wordprocessingInk" xmlns:wne="http://schemas.microsoft.com/office/word/2006/wordml" xmlns:wps="http://schemas.microsoft.com/office/word/2010/wordprocessingShape" mc:Ignorable="w14 w15 w16se w16cid w16 w16cex w16sdtdh w16sdtfl w16du wp14">
   <w:endnote w:type="separator" w:id="-1">
     <w:p>
       <w:pPr>
@@ -14358,7 +15656,7 @@
 </file>
 
 <file path=word/footer1.xml><?xml version="1.0" encoding="utf-8"?>
-<w:ftr xmlns:wpc="http://schemas.microsoft.com/office/word/2010/wordprocessingCanvas" xmlns:cx="http://schemas.microsoft.com/office/drawing/2014/chartex" xmlns:cx1="http://schemas.microsoft.com/office/drawing/2015/9/8/chartex" xmlns:cx2="http://schemas.microsoft.com/office/drawing/2015/10/21/chartex" xmlns:cx3="http://schemas.microsoft.com/office/drawing/2016/5/9/chartex" xmlns:cx4="http://schemas.microsoft.com/office/drawing/2016/5/10/chartex" xmlns:cx5="http://schemas.microsoft.com/office/drawing/2016/5/11/chartex" xmlns:cx6="http://schemas.microsoft.com/office/drawing/2016/5/12/chartex" xmlns:cx7="http://schemas.microsoft.com/office/drawing/2016/5/13/chartex" xmlns:cx8="http://schemas.microsoft.com/office/drawing/2016/5/14/chartex" xmlns:mc="http://schemas.openxmlformats.org/markup-compatibility/2006" xmlns:aink="http://schemas.microsoft.com/office/drawing/2016/ink" xmlns:am3d="http://schemas.microsoft.com/office/drawing/2017/model3d" xmlns:o="urn:schemas-microsoft-com:office:office" xmlns:oel="http://schemas.microsoft.com/office/2019/extlst" xmlns:r="http://schemas.openxmlformats.org/officeDocument/2006/relationships" xmlns:m="http://schemas.openxmlformats.org/officeDocument/2006/math" xmlns:v="urn:schemas-microsoft-com:vml" xmlns:wp14="http://schemas.microsoft.com/office/word/2010/wordprocessingDrawing" xmlns:wp="http://schemas.openxmlformats.org/drawingml/2006/wordprocessingDrawing" xmlns:w10="urn:schemas-microsoft-com:office:word" xmlns:w="http://schemas.openxmlformats.org/wordprocessingml/2006/main" xmlns:w14="http://schemas.microsoft.com/office/word/2010/wordml" xmlns:w15="http://schemas.microsoft.com/office/word/2012/wordml" xmlns:w16cex="http://schemas.microsoft.com/office/word/2018/wordml/cex" xmlns:w16cid="http://schemas.microsoft.com/office/word/2016/wordml/cid" xmlns:w16="http://schemas.microsoft.com/office/word/2018/wordml" xmlns:w16sdtdh="http://schemas.microsoft.com/office/word/2020/wordml/sdtdatahash" xmlns:w16se="http://schemas.microsoft.com/office/word/2015/wordml/symex" xmlns:wpg="http://schemas.microsoft.com/office/word/2010/wordprocessingGroup" xmlns:wpi="http://schemas.microsoft.com/office/word/2010/wordprocessingInk" xmlns:wne="http://schemas.microsoft.com/office/word/2006/wordml" xmlns:wps="http://schemas.microsoft.com/office/word/2010/wordprocessingShape" mc:Ignorable="w14 w15 w16se w16cid w16 w16cex w16sdtdh wp14">
+<w:ftr xmlns:wpc="http://schemas.microsoft.com/office/word/2010/wordprocessingCanvas" xmlns:cx="http://schemas.microsoft.com/office/drawing/2014/chartex" xmlns:cx1="http://schemas.microsoft.com/office/drawing/2015/9/8/chartex" xmlns:cx2="http://schemas.microsoft.com/office/drawing/2015/10/21/chartex" xmlns:cx3="http://schemas.microsoft.com/office/drawing/2016/5/9/chartex" xmlns:cx4="http://schemas.microsoft.com/office/drawing/2016/5/10/chartex" xmlns:cx5="http://schemas.microsoft.com/office/drawing/2016/5/11/chartex" xmlns:cx6="http://schemas.microsoft.com/office/drawing/2016/5/12/chartex" xmlns:cx7="http://schemas.microsoft.com/office/drawing/2016/5/13/chartex" xmlns:cx8="http://schemas.microsoft.com/office/drawing/2016/5/14/chartex" xmlns:mc="http://schemas.openxmlformats.org/markup-compatibility/2006" xmlns:aink="http://schemas.microsoft.com/office/drawing/2016/ink" xmlns:am3d="http://schemas.microsoft.com/office/drawing/2017/model3d" xmlns:o="urn:schemas-microsoft-com:office:office" xmlns:oel="http://schemas.microsoft.com/office/2019/extlst" xmlns:r="http://schemas.openxmlformats.org/officeDocument/2006/relationships" xmlns:m="http://schemas.openxmlformats.org/officeDocument/2006/math" xmlns:v="urn:schemas-microsoft-com:vml" xmlns:wp14="http://schemas.microsoft.com/office/word/2010/wordprocessingDrawing" xmlns:wp="http://schemas.openxmlformats.org/drawingml/2006/wordprocessingDrawing" xmlns:w10="urn:schemas-microsoft-com:office:word" xmlns:w="http://schemas.openxmlformats.org/wordprocessingml/2006/main" xmlns:w14="http://schemas.microsoft.com/office/word/2010/wordml" xmlns:w15="http://schemas.microsoft.com/office/word/2012/wordml" xmlns:w16cex="http://schemas.microsoft.com/office/word/2018/wordml/cex" xmlns:w16cid="http://schemas.microsoft.com/office/word/2016/wordml/cid" xmlns:w16="http://schemas.microsoft.com/office/word/2018/wordml" xmlns:w16du="http://schemas.microsoft.com/office/word/2023/wordml/word16du" xmlns:w16sdtdh="http://schemas.microsoft.com/office/word/2020/wordml/sdtdatahash" xmlns:w16sdtfl="http://schemas.microsoft.com/office/word/2024/wordml/sdtformatlock" xmlns:w16se="http://schemas.microsoft.com/office/word/2015/wordml/symex" xmlns:wpg="http://schemas.microsoft.com/office/word/2010/wordprocessingGroup" xmlns:wpi="http://schemas.microsoft.com/office/word/2010/wordprocessingInk" xmlns:wne="http://schemas.microsoft.com/office/word/2006/wordml" xmlns:wps="http://schemas.microsoft.com/office/word/2010/wordprocessingShape" mc:Ignorable="w14 w15 w16se w16cid w16 w16cex w16sdtdh w16sdtfl w16du wp14">
   <w:p>
     <w:pPr>
       <w:pBdr>
@@ -14540,7 +15838,7 @@
 </file>
 
 <file path=word/footer2.xml><?xml version="1.0" encoding="utf-8"?>
-<w:ftr xmlns:wpc="http://schemas.microsoft.com/office/word/2010/wordprocessingCanvas" xmlns:cx="http://schemas.microsoft.com/office/drawing/2014/chartex" xmlns:cx1="http://schemas.microsoft.com/office/drawing/2015/9/8/chartex" xmlns:cx2="http://schemas.microsoft.com/office/drawing/2015/10/21/chartex" xmlns:cx3="http://schemas.microsoft.com/office/drawing/2016/5/9/chartex" xmlns:cx4="http://schemas.microsoft.com/office/drawing/2016/5/10/chartex" xmlns:cx5="http://schemas.microsoft.com/office/drawing/2016/5/11/chartex" xmlns:cx6="http://schemas.microsoft.com/office/drawing/2016/5/12/chartex" xmlns:cx7="http://schemas.microsoft.com/office/drawing/2016/5/13/chartex" xmlns:cx8="http://schemas.microsoft.com/office/drawing/2016/5/14/chartex" xmlns:mc="http://schemas.openxmlformats.org/markup-compatibility/2006" xmlns:aink="http://schemas.microsoft.com/office/drawing/2016/ink" xmlns:am3d="http://schemas.microsoft.com/office/drawing/2017/model3d" xmlns:o="urn:schemas-microsoft-com:office:office" xmlns:oel="http://schemas.microsoft.com/office/2019/extlst" xmlns:r="http://schemas.openxmlformats.org/officeDocument/2006/relationships" xmlns:m="http://schemas.openxmlformats.org/officeDocument/2006/math" xmlns:v="urn:schemas-microsoft-com:vml" xmlns:wp14="http://schemas.microsoft.com/office/word/2010/wordprocessingDrawing" xmlns:wp="http://schemas.openxmlformats.org/drawingml/2006/wordprocessingDrawing" xmlns:w10="urn:schemas-microsoft-com:office:word" xmlns:w="http://schemas.openxmlformats.org/wordprocessingml/2006/main" xmlns:w14="http://schemas.microsoft.com/office/word/2010/wordml" xmlns:w15="http://schemas.microsoft.com/office/word/2012/wordml" xmlns:w16cex="http://schemas.microsoft.com/office/word/2018/wordml/cex" xmlns:w16cid="http://schemas.microsoft.com/office/word/2016/wordml/cid" xmlns:w16="http://schemas.microsoft.com/office/word/2018/wordml" xmlns:w16sdtdh="http://schemas.microsoft.com/office/word/2020/wordml/sdtdatahash" xmlns:w16se="http://schemas.microsoft.com/office/word/2015/wordml/symex" xmlns:wpg="http://schemas.microsoft.com/office/word/2010/wordprocessingGroup" xmlns:wpi="http://schemas.microsoft.com/office/word/2010/wordprocessingInk" xmlns:wne="http://schemas.microsoft.com/office/word/2006/wordml" xmlns:wps="http://schemas.microsoft.com/office/word/2010/wordprocessingShape" mc:Ignorable="w14 w15 w16se w16cid w16 w16cex w16sdtdh wp14">
+<w:ftr xmlns:wpc="http://schemas.microsoft.com/office/word/2010/wordprocessingCanvas" xmlns:cx="http://schemas.microsoft.com/office/drawing/2014/chartex" xmlns:cx1="http://schemas.microsoft.com/office/drawing/2015/9/8/chartex" xmlns:cx2="http://schemas.microsoft.com/office/drawing/2015/10/21/chartex" xmlns:cx3="http://schemas.microsoft.com/office/drawing/2016/5/9/chartex" xmlns:cx4="http://schemas.microsoft.com/office/drawing/2016/5/10/chartex" xmlns:cx5="http://schemas.microsoft.com/office/drawing/2016/5/11/chartex" xmlns:cx6="http://schemas.microsoft.com/office/drawing/2016/5/12/chartex" xmlns:cx7="http://schemas.microsoft.com/office/drawing/2016/5/13/chartex" xmlns:cx8="http://schemas.microsoft.com/office/drawing/2016/5/14/chartex" xmlns:mc="http://schemas.openxmlformats.org/markup-compatibility/2006" xmlns:aink="http://schemas.microsoft.com/office/drawing/2016/ink" xmlns:am3d="http://schemas.microsoft.com/office/drawing/2017/model3d" xmlns:o="urn:schemas-microsoft-com:office:office" xmlns:oel="http://schemas.microsoft.com/office/2019/extlst" xmlns:r="http://schemas.openxmlformats.org/officeDocument/2006/relationships" xmlns:m="http://schemas.openxmlformats.org/officeDocument/2006/math" xmlns:v="urn:schemas-microsoft-com:vml" xmlns:wp14="http://schemas.microsoft.com/office/word/2010/wordprocessingDrawing" xmlns:wp="http://schemas.openxmlformats.org/drawingml/2006/wordprocessingDrawing" xmlns:w10="urn:schemas-microsoft-com:office:word" xmlns:w="http://schemas.openxmlformats.org/wordprocessingml/2006/main" xmlns:w14="http://schemas.microsoft.com/office/word/2010/wordml" xmlns:w15="http://schemas.microsoft.com/office/word/2012/wordml" xmlns:w16cex="http://schemas.microsoft.com/office/word/2018/wordml/cex" xmlns:w16cid="http://schemas.microsoft.com/office/word/2016/wordml/cid" xmlns:w16="http://schemas.microsoft.com/office/word/2018/wordml" xmlns:w16du="http://schemas.microsoft.com/office/word/2023/wordml/word16du" xmlns:w16sdtdh="http://schemas.microsoft.com/office/word/2020/wordml/sdtdatahash" xmlns:w16sdtfl="http://schemas.microsoft.com/office/word/2024/wordml/sdtformatlock" xmlns:w16se="http://schemas.microsoft.com/office/word/2015/wordml/symex" xmlns:wpg="http://schemas.microsoft.com/office/word/2010/wordprocessingGroup" xmlns:wpi="http://schemas.microsoft.com/office/word/2010/wordprocessingInk" xmlns:wne="http://schemas.microsoft.com/office/word/2006/wordml" xmlns:wps="http://schemas.microsoft.com/office/word/2010/wordprocessingShape" mc:Ignorable="w14 w15 w16se w16cid w16 w16cex w16sdtdh w16sdtfl w16du wp14">
   <w:p>
     <w:pPr>
       <w:pBdr>
@@ -14736,7 +16034,7 @@
 </file>
 
 <file path=word/footnotes.xml><?xml version="1.0" encoding="utf-8"?>
-<w:footnotes xmlns:wpc="http://schemas.microsoft.com/office/word/2010/wordprocessingCanvas" xmlns:cx="http://schemas.microsoft.com/office/drawing/2014/chartex" xmlns:cx1="http://schemas.microsoft.com/office/drawing/2015/9/8/chartex" xmlns:cx2="http://schemas.microsoft.com/office/drawing/2015/10/21/chartex" xmlns:cx3="http://schemas.microsoft.com/office/drawing/2016/5/9/chartex" xmlns:cx4="http://schemas.microsoft.com/office/drawing/2016/5/10/chartex" xmlns:cx5="http://schemas.microsoft.com/office/drawing/2016/5/11/chartex" xmlns:cx6="http://schemas.microsoft.com/office/drawing/2016/5/12/chartex" xmlns:cx7="http://schemas.microsoft.com/office/drawing/2016/5/13/chartex" xmlns:cx8="http://schemas.microsoft.com/office/drawing/2016/5/14/chartex" xmlns:mc="http://schemas.openxmlformats.org/markup-compatibility/2006" xmlns:aink="http://schemas.microsoft.com/office/drawing/2016/ink" xmlns:am3d="http://schemas.microsoft.com/office/drawing/2017/model3d" xmlns:o="urn:schemas-microsoft-com:office:office" xmlns:oel="http://schemas.microsoft.com/office/2019/extlst" xmlns:r="http://schemas.openxmlformats.org/officeDocument/2006/relationships" xmlns:m="http://schemas.openxmlformats.org/officeDocument/2006/math" xmlns:v="urn:schemas-microsoft-com:vml" xmlns:wp14="http://schemas.microsoft.com/office/word/2010/wordprocessingDrawing" xmlns:wp="http://schemas.openxmlformats.org/drawingml/2006/wordprocessingDrawing" xmlns:w10="urn:schemas-microsoft-com:office:word" xmlns:w="http://schemas.openxmlformats.org/wordprocessingml/2006/main" xmlns:w14="http://schemas.microsoft.com/office/word/2010/wordml" xmlns:w15="http://schemas.microsoft.com/office/word/2012/wordml" xmlns:w16cex="http://schemas.microsoft.com/office/word/2018/wordml/cex" xmlns:w16cid="http://schemas.microsoft.com/office/word/2016/wordml/cid" xmlns:w16="http://schemas.microsoft.com/office/word/2018/wordml" xmlns:w16sdtdh="http://schemas.microsoft.com/office/word/2020/wordml/sdtdatahash" xmlns:w16se="http://schemas.microsoft.com/office/word/2015/wordml/symex" xmlns:wpg="http://schemas.microsoft.com/office/word/2010/wordprocessingGroup" xmlns:wpi="http://schemas.microsoft.com/office/word/2010/wordprocessingInk" xmlns:wne="http://schemas.microsoft.com/office/word/2006/wordml" xmlns:wps="http://schemas.microsoft.com/office/word/2010/wordprocessingShape" mc:Ignorable="w14 w15 w16se w16cid w16 w16cex w16sdtdh wp14">
+<w:footnotes xmlns:wpc="http://schemas.microsoft.com/office/word/2010/wordprocessingCanvas" xmlns:cx="http://schemas.microsoft.com/office/drawing/2014/chartex" xmlns:cx1="http://schemas.microsoft.com/office/drawing/2015/9/8/chartex" xmlns:cx2="http://schemas.microsoft.com/office/drawing/2015/10/21/chartex" xmlns:cx3="http://schemas.microsoft.com/office/drawing/2016/5/9/chartex" xmlns:cx4="http://schemas.microsoft.com/office/drawing/2016/5/10/chartex" xmlns:cx5="http://schemas.microsoft.com/office/drawing/2016/5/11/chartex" xmlns:cx6="http://schemas.microsoft.com/office/drawing/2016/5/12/chartex" xmlns:cx7="http://schemas.microsoft.com/office/drawing/2016/5/13/chartex" xmlns:cx8="http://schemas.microsoft.com/office/drawing/2016/5/14/chartex" xmlns:mc="http://schemas.openxmlformats.org/markup-compatibility/2006" xmlns:aink="http://schemas.microsoft.com/office/drawing/2016/ink" xmlns:am3d="http://schemas.microsoft.com/office/drawing/2017/model3d" xmlns:o="urn:schemas-microsoft-com:office:office" xmlns:oel="http://schemas.microsoft.com/office/2019/extlst" xmlns:r="http://schemas.openxmlformats.org/officeDocument/2006/relationships" xmlns:m="http://schemas.openxmlformats.org/officeDocument/2006/math" xmlns:v="urn:schemas-microsoft-com:vml" xmlns:wp14="http://schemas.microsoft.com/office/word/2010/wordprocessingDrawing" xmlns:wp="http://schemas.openxmlformats.org/drawingml/2006/wordprocessingDrawing" xmlns:w10="urn:schemas-microsoft-com:office:word" xmlns:w="http://schemas.openxmlformats.org/wordprocessingml/2006/main" xmlns:w14="http://schemas.microsoft.com/office/word/2010/wordml" xmlns:w15="http://schemas.microsoft.com/office/word/2012/wordml" xmlns:w16cex="http://schemas.microsoft.com/office/word/2018/wordml/cex" xmlns:w16cid="http://schemas.microsoft.com/office/word/2016/wordml/cid" xmlns:w16="http://schemas.microsoft.com/office/word/2018/wordml" xmlns:w16du="http://schemas.microsoft.com/office/word/2023/wordml/word16du" xmlns:w16sdtdh="http://schemas.microsoft.com/office/word/2020/wordml/sdtdatahash" xmlns:w16sdtfl="http://schemas.microsoft.com/office/word/2024/wordml/sdtformatlock" xmlns:w16se="http://schemas.microsoft.com/office/word/2015/wordml/symex" xmlns:wpg="http://schemas.microsoft.com/office/word/2010/wordprocessingGroup" xmlns:wpi="http://schemas.microsoft.com/office/word/2010/wordprocessingInk" xmlns:wne="http://schemas.microsoft.com/office/word/2006/wordml" xmlns:wps="http://schemas.microsoft.com/office/word/2010/wordprocessingShape" mc:Ignorable="w14 w15 w16se w16cid w16 w16cex w16sdtdh w16sdtfl w16du wp14">
   <w:footnote w:type="separator" w:id="-1">
     <w:p>
       <w:pPr>
@@ -14761,7 +16059,7 @@
 </file>
 
 <file path=word/header1.xml><?xml version="1.0" encoding="utf-8"?>
-<w:hdr xmlns:wpc="http://schemas.microsoft.com/office/word/2010/wordprocessingCanvas" xmlns:cx="http://schemas.microsoft.com/office/drawing/2014/chartex" xmlns:cx1="http://schemas.microsoft.com/office/drawing/2015/9/8/chartex" xmlns:cx2="http://schemas.microsoft.com/office/drawing/2015/10/21/chartex" xmlns:cx3="http://schemas.microsoft.com/office/drawing/2016/5/9/chartex" xmlns:cx4="http://schemas.microsoft.com/office/drawing/2016/5/10/chartex" xmlns:cx5="http://schemas.microsoft.com/office/drawing/2016/5/11/chartex" xmlns:cx6="http://schemas.microsoft.com/office/drawing/2016/5/12/chartex" xmlns:cx7="http://schemas.microsoft.com/office/drawing/2016/5/13/chartex" xmlns:cx8="http://schemas.microsoft.com/office/drawing/2016/5/14/chartex" xmlns:mc="http://schemas.openxmlformats.org/markup-compatibility/2006" xmlns:aink="http://schemas.microsoft.com/office/drawing/2016/ink" xmlns:am3d="http://schemas.microsoft.com/office/drawing/2017/model3d" xmlns:o="urn:schemas-microsoft-com:office:office" xmlns:oel="http://schemas.microsoft.com/office/2019/extlst" xmlns:r="http://schemas.openxmlformats.org/officeDocument/2006/relationships" xmlns:m="http://schemas.openxmlformats.org/officeDocument/2006/math" xmlns:v="urn:schemas-microsoft-com:vml" xmlns:wp14="http://schemas.microsoft.com/office/word/2010/wordprocessingDrawing" xmlns:wp="http://schemas.openxmlformats.org/drawingml/2006/wordprocessingDrawing" xmlns:w10="urn:schemas-microsoft-com:office:word" xmlns:w="http://schemas.openxmlformats.org/wordprocessingml/2006/main" xmlns:w14="http://schemas.microsoft.com/office/word/2010/wordml" xmlns:w15="http://schemas.microsoft.com/office/word/2012/wordml" xmlns:w16cex="http://schemas.microsoft.com/office/word/2018/wordml/cex" xmlns:w16cid="http://schemas.microsoft.com/office/word/2016/wordml/cid" xmlns:w16="http://schemas.microsoft.com/office/word/2018/wordml" xmlns:w16sdtdh="http://schemas.microsoft.com/office/word/2020/wordml/sdtdatahash" xmlns:w16se="http://schemas.microsoft.com/office/word/2015/wordml/symex" xmlns:wpg="http://schemas.microsoft.com/office/word/2010/wordprocessingGroup" xmlns:wpi="http://schemas.microsoft.com/office/word/2010/wordprocessingInk" xmlns:wne="http://schemas.microsoft.com/office/word/2006/wordml" xmlns:wps="http://schemas.microsoft.com/office/word/2010/wordprocessingShape" mc:Ignorable="w14 w15 w16se w16cid w16 w16cex w16sdtdh wp14">
+<w:hdr xmlns:wpc="http://schemas.microsoft.com/office/word/2010/wordprocessingCanvas" xmlns:cx="http://schemas.microsoft.com/office/drawing/2014/chartex" xmlns:cx1="http://schemas.microsoft.com/office/drawing/2015/9/8/chartex" xmlns:cx2="http://schemas.microsoft.com/office/drawing/2015/10/21/chartex" xmlns:cx3="http://schemas.microsoft.com/office/drawing/2016/5/9/chartex" xmlns:cx4="http://schemas.microsoft.com/office/drawing/2016/5/10/chartex" xmlns:cx5="http://schemas.microsoft.com/office/drawing/2016/5/11/chartex" xmlns:cx6="http://schemas.microsoft.com/office/drawing/2016/5/12/chartex" xmlns:cx7="http://schemas.microsoft.com/office/drawing/2016/5/13/chartex" xmlns:cx8="http://schemas.microsoft.com/office/drawing/2016/5/14/chartex" xmlns:mc="http://schemas.openxmlformats.org/markup-compatibility/2006" xmlns:aink="http://schemas.microsoft.com/office/drawing/2016/ink" xmlns:am3d="http://schemas.microsoft.com/office/drawing/2017/model3d" xmlns:o="urn:schemas-microsoft-com:office:office" xmlns:oel="http://schemas.microsoft.com/office/2019/extlst" xmlns:r="http://schemas.openxmlformats.org/officeDocument/2006/relationships" xmlns:m="http://schemas.openxmlformats.org/officeDocument/2006/math" xmlns:v="urn:schemas-microsoft-com:vml" xmlns:wp14="http://schemas.microsoft.com/office/word/2010/wordprocessingDrawing" xmlns:wp="http://schemas.openxmlformats.org/drawingml/2006/wordprocessingDrawing" xmlns:w10="urn:schemas-microsoft-com:office:word" xmlns:w="http://schemas.openxmlformats.org/wordprocessingml/2006/main" xmlns:w14="http://schemas.microsoft.com/office/word/2010/wordml" xmlns:w15="http://schemas.microsoft.com/office/word/2012/wordml" xmlns:w16cex="http://schemas.microsoft.com/office/word/2018/wordml/cex" xmlns:w16cid="http://schemas.microsoft.com/office/word/2016/wordml/cid" xmlns:w16="http://schemas.microsoft.com/office/word/2018/wordml" xmlns:w16du="http://schemas.microsoft.com/office/word/2023/wordml/word16du" xmlns:w16sdtdh="http://schemas.microsoft.com/office/word/2020/wordml/sdtdatahash" xmlns:w16sdtfl="http://schemas.microsoft.com/office/word/2024/wordml/sdtformatlock" xmlns:w16se="http://schemas.microsoft.com/office/word/2015/wordml/symex" xmlns:wpg="http://schemas.microsoft.com/office/word/2010/wordprocessingGroup" xmlns:wpi="http://schemas.microsoft.com/office/word/2010/wordprocessingInk" xmlns:wne="http://schemas.microsoft.com/office/word/2006/wordml" xmlns:wps="http://schemas.microsoft.com/office/word/2010/wordprocessingShape" mc:Ignorable="w14 w15 w16se w16cid w16 w16cex w16sdtdh w16sdtfl w16du wp14">
   <w:p>
     <w:pPr>
       <w:pStyle w:val="Header"/>
@@ -14782,7 +16080,7 @@
 </file>
 
 <file path=word/header2.xml><?xml version="1.0" encoding="utf-8"?>
-<w:hdr xmlns:wpc="http://schemas.microsoft.com/office/word/2010/wordprocessingCanvas" xmlns:cx="http://schemas.microsoft.com/office/drawing/2014/chartex" xmlns:cx1="http://schemas.microsoft.com/office/drawing/2015/9/8/chartex" xmlns:cx2="http://schemas.microsoft.com/office/drawing/2015/10/21/chartex" xmlns:cx3="http://schemas.microsoft.com/office/drawing/2016/5/9/chartex" xmlns:cx4="http://schemas.microsoft.com/office/drawing/2016/5/10/chartex" xmlns:cx5="http://schemas.microsoft.com/office/drawing/2016/5/11/chartex" xmlns:cx6="http://schemas.microsoft.com/office/drawing/2016/5/12/chartex" xmlns:cx7="http://schemas.microsoft.com/office/drawing/2016/5/13/chartex" xmlns:cx8="http://schemas.microsoft.com/office/drawing/2016/5/14/chartex" xmlns:mc="http://schemas.openxmlformats.org/markup-compatibility/2006" xmlns:aink="http://schemas.microsoft.com/office/drawing/2016/ink" xmlns:am3d="http://schemas.microsoft.com/office/drawing/2017/model3d" xmlns:o="urn:schemas-microsoft-com:office:office" xmlns:oel="http://schemas.microsoft.com/office/2019/extlst" xmlns:r="http://schemas.openxmlformats.org/officeDocument/2006/relationships" xmlns:m="http://schemas.openxmlformats.org/officeDocument/2006/math" xmlns:v="urn:schemas-microsoft-com:vml" xmlns:wp14="http://schemas.microsoft.com/office/word/2010/wordprocessingDrawing" xmlns:wp="http://schemas.openxmlformats.org/drawingml/2006/wordprocessingDrawing" xmlns:w10="urn:schemas-microsoft-com:office:word" xmlns:w="http://schemas.openxmlformats.org/wordprocessingml/2006/main" xmlns:w14="http://schemas.microsoft.com/office/word/2010/wordml" xmlns:w15="http://schemas.microsoft.com/office/word/2012/wordml" xmlns:w16cex="http://schemas.microsoft.com/office/word/2018/wordml/cex" xmlns:w16cid="http://schemas.microsoft.com/office/word/2016/wordml/cid" xmlns:w16="http://schemas.microsoft.com/office/word/2018/wordml" xmlns:w16sdtdh="http://schemas.microsoft.com/office/word/2020/wordml/sdtdatahash" xmlns:w16se="http://schemas.microsoft.com/office/word/2015/wordml/symex" xmlns:wpg="http://schemas.microsoft.com/office/word/2010/wordprocessingGroup" xmlns:wpi="http://schemas.microsoft.com/office/word/2010/wordprocessingInk" xmlns:wne="http://schemas.microsoft.com/office/word/2006/wordml" xmlns:wps="http://schemas.microsoft.com/office/word/2010/wordprocessingShape" mc:Ignorable="w14 w15 w16se w16cid w16 w16cex w16sdtdh wp14">
+<w:hdr xmlns:wpc="http://schemas.microsoft.com/office/word/2010/wordprocessingCanvas" xmlns:cx="http://schemas.microsoft.com/office/drawing/2014/chartex" xmlns:cx1="http://schemas.microsoft.com/office/drawing/2015/9/8/chartex" xmlns:cx2="http://schemas.microsoft.com/office/drawing/2015/10/21/chartex" xmlns:cx3="http://schemas.microsoft.com/office/drawing/2016/5/9/chartex" xmlns:cx4="http://schemas.microsoft.com/office/drawing/2016/5/10/chartex" xmlns:cx5="http://schemas.microsoft.com/office/drawing/2016/5/11/chartex" xmlns:cx6="http://schemas.microsoft.com/office/drawing/2016/5/12/chartex" xmlns:cx7="http://schemas.microsoft.com/office/drawing/2016/5/13/chartex" xmlns:cx8="http://schemas.microsoft.com/office/drawing/2016/5/14/chartex" xmlns:mc="http://schemas.openxmlformats.org/markup-compatibility/2006" xmlns:aink="http://schemas.microsoft.com/office/drawing/2016/ink" xmlns:am3d="http://schemas.microsoft.com/office/drawing/2017/model3d" xmlns:o="urn:schemas-microsoft-com:office:office" xmlns:oel="http://schemas.microsoft.com/office/2019/extlst" xmlns:r="http://schemas.openxmlformats.org/officeDocument/2006/relationships" xmlns:m="http://schemas.openxmlformats.org/officeDocument/2006/math" xmlns:v="urn:schemas-microsoft-com:vml" xmlns:wp14="http://schemas.microsoft.com/office/word/2010/wordprocessingDrawing" xmlns:wp="http://schemas.openxmlformats.org/drawingml/2006/wordprocessingDrawing" xmlns:w10="urn:schemas-microsoft-com:office:word" xmlns:w="http://schemas.openxmlformats.org/wordprocessingml/2006/main" xmlns:w14="http://schemas.microsoft.com/office/word/2010/wordml" xmlns:w15="http://schemas.microsoft.com/office/word/2012/wordml" xmlns:w16cex="http://schemas.microsoft.com/office/word/2018/wordml/cex" xmlns:w16cid="http://schemas.microsoft.com/office/word/2016/wordml/cid" xmlns:w16="http://schemas.microsoft.com/office/word/2018/wordml" xmlns:w16du="http://schemas.microsoft.com/office/word/2023/wordml/word16du" xmlns:w16sdtdh="http://schemas.microsoft.com/office/word/2020/wordml/sdtdatahash" xmlns:w16sdtfl="http://schemas.microsoft.com/office/word/2024/wordml/sdtformatlock" xmlns:w16se="http://schemas.microsoft.com/office/word/2015/wordml/symex" xmlns:wpg="http://schemas.microsoft.com/office/word/2010/wordprocessingGroup" xmlns:wpi="http://schemas.microsoft.com/office/word/2010/wordprocessingInk" xmlns:wne="http://schemas.microsoft.com/office/word/2006/wordml" xmlns:wps="http://schemas.microsoft.com/office/word/2010/wordprocessingShape" mc:Ignorable="w14 w15 w16se w16cid w16 w16cex w16sdtdh w16sdtfl w16du wp14">
   <w:p>
     <w:pPr>
       <w:pStyle w:val="Header"/>
@@ -14795,7 +16093,7 @@
 </file>
 
 <file path=word/styles.xml><?xml version="1.0" encoding="utf-8"?>
-<w:styles xmlns:mc="http://schemas.openxmlformats.org/markup-compatibility/2006" xmlns:r="http://schemas.openxmlformats.org/officeDocument/2006/relationships" xmlns:w="http://schemas.openxmlformats.org/wordprocessingml/2006/main" xmlns:w14="http://schemas.microsoft.com/office/word/2010/wordml" xmlns:w15="http://schemas.microsoft.com/office/word/2012/wordml" xmlns:w16cex="http://schemas.microsoft.com/office/word/2018/wordml/cex" xmlns:w16cid="http://schemas.microsoft.com/office/word/2016/wordml/cid" xmlns:w16="http://schemas.microsoft.com/office/word/2018/wordml" xmlns:w16sdtdh="http://schemas.microsoft.com/office/word/2020/wordml/sdtdatahash" xmlns:w16se="http://schemas.microsoft.com/office/word/2015/wordml/symex" mc:Ignorable="w14 w15 w16se w16cid w16 w16cex w16sdtdh">
+<w:styles xmlns:mc="http://schemas.openxmlformats.org/markup-compatibility/2006" xmlns:r="http://schemas.openxmlformats.org/officeDocument/2006/relationships" xmlns:w="http://schemas.openxmlformats.org/wordprocessingml/2006/main" xmlns:w14="http://schemas.microsoft.com/office/word/2010/wordml" xmlns:w15="http://schemas.microsoft.com/office/word/2012/wordml" xmlns:w16cex="http://schemas.microsoft.com/office/word/2018/wordml/cex" xmlns:w16cid="http://schemas.microsoft.com/office/word/2016/wordml/cid" xmlns:w16="http://schemas.microsoft.com/office/word/2018/wordml" xmlns:w16du="http://schemas.microsoft.com/office/word/2023/wordml/word16du" xmlns:w16sdtdh="http://schemas.microsoft.com/office/word/2020/wordml/sdtdatahash" xmlns:w16sdtfl="http://schemas.microsoft.com/office/word/2024/wordml/sdtformatlock" xmlns:w16se="http://schemas.microsoft.com/office/word/2015/wordml/symex" mc:Ignorable="w14 w15 w16se w16cid w16 w16cex w16sdtdh w16sdtfl w16du">
   <w:docDefaults>
     <w:rPrDefault>
       <w:rPr>

--- a/TS Jatai Ghanam Project/TS 1.1/TS 1.1 Jatai Malayalam Corrections.docx
+++ b/TS Jatai Ghanam Project/TS 1.1/TS 1.1 Jatai Malayalam Corrections.docx
@@ -50,10 +50,9 @@
           <w:bCs/>
           <w:sz w:val="32"/>
           <w:szCs w:val="32"/>
-          <w:highlight w:val="red"/>
           <w:u w:val="single"/>
         </w:rPr>
-        <w:t>????</w:t>
+        <w:t>30th June 2026</w:t>
       </w:r>
     </w:p>
     <w:p>
@@ -177,7 +176,7 @@
       </w:tblGrid>
       <w:tr>
         <w:trPr>
-          <w:trHeight w:val="1060"/>
+          <w:trHeight w:val="1182"/>
         </w:trPr>
         <w:tc>
           <w:tcPr>
@@ -189,12 +188,13 @@
               <w:autoSpaceDE w:val="0"/>
               <w:autoSpaceDN w:val="0"/>
               <w:adjustRightInd w:val="0"/>
-              <w:spacing w:line="240" w:lineRule="auto"/>
-              <w:rPr>
-                <w:rFonts w:ascii="BRH Malayalam Extra" w:hAnsi="BRH Malayalam Extra" w:cs="BRH Malayalam Extra"/>
-                <w:color w:val="000000"/>
-                <w:sz w:val="32"/>
-                <w:szCs w:val="40"/>
+              <w:spacing w:before="0" w:line="240" w:lineRule="auto"/>
+              <w:rPr>
+                <w:rFonts w:ascii="BRH Malayalam Extra" w:hAnsi="BRH Malayalam Extra" w:cs="BRH Malayalam Extra"/>
+                <w:color w:val="000000"/>
+                <w:sz w:val="32"/>
+                <w:szCs w:val="40"/>
+                <w:lang w:val="it-IT"/>
               </w:rPr>
             </w:pPr>
             <w:r>
@@ -202,15 +202,17 @@
                 <w:rFonts w:cs="BRH Malayalam Extra"/>
                 <w:color w:val="000000"/>
                 <w:szCs w:val="40"/>
-              </w:rPr>
-              <w:t>45</w:t>
-            </w:r>
-            <w:r>
-              <w:rPr>
-                <w:rFonts w:ascii="BRH Malayalam Extra" w:hAnsi="BRH Malayalam Extra" w:cs="BRH Malayalam Extra"/>
-                <w:color w:val="000000"/>
-                <w:sz w:val="32"/>
-                <w:szCs w:val="40"/>
+                <w:lang w:val="it-IT"/>
+              </w:rPr>
+              <w:t>57</w:t>
+            </w:r>
+            <w:r>
+              <w:rPr>
+                <w:rFonts w:ascii="BRH Malayalam Extra" w:hAnsi="BRH Malayalam Extra" w:cs="BRH Malayalam Extra"/>
+                <w:color w:val="000000"/>
+                <w:sz w:val="32"/>
+                <w:szCs w:val="40"/>
+                <w:lang w:val="it-IT"/>
               </w:rPr>
               <w:t>)</w:t>
             </w:r>
@@ -220,6 +222,7 @@
                 <w:color w:val="000000"/>
                 <w:sz w:val="32"/>
                 <w:szCs w:val="40"/>
+                <w:lang w:val="it-IT"/>
               </w:rPr>
               <w:tab/>
             </w:r>
@@ -228,6 +231,7 @@
                 <w:rFonts w:cs="BRH Malayalam Extra"/>
                 <w:color w:val="000000"/>
                 <w:szCs w:val="40"/>
+                <w:lang w:val="it-IT"/>
               </w:rPr>
               <w:t>1</w:t>
             </w:r>
@@ -237,6 +241,7 @@
                 <w:color w:val="000000"/>
                 <w:sz w:val="32"/>
                 <w:szCs w:val="40"/>
+                <w:lang w:val="it-IT"/>
               </w:rPr>
               <w:t>.</w:t>
             </w:r>
@@ -245,6 +250,7 @@
                 <w:rFonts w:cs="BRH Malayalam Extra"/>
                 <w:color w:val="000000"/>
                 <w:szCs w:val="40"/>
+                <w:lang w:val="it-IT"/>
               </w:rPr>
               <w:t>1</w:t>
             </w:r>
@@ -254,6 +260,7 @@
                 <w:color w:val="000000"/>
                 <w:sz w:val="32"/>
                 <w:szCs w:val="40"/>
+                <w:lang w:val="it-IT"/>
               </w:rPr>
               <w:t>.</w:t>
             </w:r>
@@ -262,15 +269,17 @@
                 <w:rFonts w:cs="BRH Malayalam Extra"/>
                 <w:color w:val="000000"/>
                 <w:szCs w:val="40"/>
-              </w:rPr>
-              <w:t>9</w:t>
-            </w:r>
-            <w:r>
-              <w:rPr>
-                <w:rFonts w:ascii="BRH Malayalam Extra" w:hAnsi="BRH Malayalam Extra" w:cs="BRH Malayalam Extra"/>
-                <w:color w:val="000000"/>
-                <w:sz w:val="32"/>
-                <w:szCs w:val="40"/>
+                <w:lang w:val="it-IT"/>
+              </w:rPr>
+              <w:t>6</w:t>
+            </w:r>
+            <w:r>
+              <w:rPr>
+                <w:rFonts w:ascii="BRH Malayalam Extra" w:hAnsi="BRH Malayalam Extra" w:cs="BRH Malayalam Extra"/>
+                <w:color w:val="000000"/>
+                <w:sz w:val="32"/>
+                <w:szCs w:val="40"/>
+                <w:lang w:val="it-IT"/>
               </w:rPr>
               <w:t>.</w:t>
             </w:r>
@@ -279,15 +288,17 @@
                 <w:rFonts w:cs="BRH Malayalam Extra"/>
                 <w:color w:val="000000"/>
                 <w:szCs w:val="40"/>
-              </w:rPr>
-              <w:t>3</w:t>
-            </w:r>
-            <w:r>
-              <w:rPr>
-                <w:rFonts w:ascii="BRH Malayalam Extra" w:hAnsi="BRH Malayalam Extra" w:cs="BRH Malayalam Extra"/>
-                <w:color w:val="000000"/>
-                <w:sz w:val="32"/>
-                <w:szCs w:val="40"/>
+                <w:lang w:val="it-IT"/>
+              </w:rPr>
+              <w:t>1</w:t>
+            </w:r>
+            <w:r>
+              <w:rPr>
+                <w:rFonts w:ascii="BRH Malayalam Extra" w:hAnsi="BRH Malayalam Extra" w:cs="BRH Malayalam Extra"/>
+                <w:color w:val="000000"/>
+                <w:sz w:val="32"/>
+                <w:szCs w:val="40"/>
+                <w:lang w:val="it-IT"/>
               </w:rPr>
               <w:t>(</w:t>
             </w:r>
@@ -296,84 +307,59 @@
                 <w:rFonts w:cs="BRH Malayalam Extra"/>
                 <w:color w:val="000000"/>
                 <w:szCs w:val="40"/>
-              </w:rPr>
-              <w:t>42</w:t>
-            </w:r>
-            <w:r>
-              <w:rPr>
-                <w:rFonts w:ascii="BRH Malayalam Extra" w:hAnsi="BRH Malayalam Extra" w:cs="BRH Malayalam Extra"/>
-                <w:color w:val="000000"/>
-                <w:sz w:val="32"/>
-                <w:szCs w:val="40"/>
-              </w:rPr>
-              <w:t>)- P</w:t>
-            </w:r>
-            <w:r>
-              <w:rPr>
-                <w:rFonts w:ascii="BRH Malayalam Extra" w:hAnsi="BRH Malayalam Extra" w:cs="BRH Malayalam Extra"/>
-                <w:color w:val="000000"/>
-                <w:sz w:val="28"/>
-                <w:szCs w:val="40"/>
-              </w:rPr>
-              <w:t>–</w:t>
-            </w:r>
-            <w:r>
-              <w:rPr>
-                <w:rFonts w:ascii="BRH Malayalam Extra" w:hAnsi="BRH Malayalam Extra" w:cs="BRH Malayalam Extra"/>
-                <w:color w:val="000000"/>
-                <w:sz w:val="32"/>
-                <w:szCs w:val="40"/>
-              </w:rPr>
-              <w:t xml:space="preserve"> | </w:t>
-            </w:r>
-            <w:r>
-              <w:rPr>
-                <w:rFonts w:ascii="BRH Malayalam Extra" w:hAnsi="BRH Malayalam Extra" w:cs="BRH Malayalam Extra"/>
-                <w:color w:val="000000"/>
-                <w:sz w:val="32"/>
-                <w:szCs w:val="40"/>
-                <w:highlight w:val="yellow"/>
-              </w:rPr>
-              <w:t>A</w:t>
-            </w:r>
-            <w:r>
-              <w:rPr>
-                <w:rFonts w:ascii="BRH Malayalam Extra" w:hAnsi="BRH Malayalam Extra" w:cs="BRH Malayalam Extra"/>
-                <w:color w:val="000000"/>
-                <w:sz w:val="28"/>
-                <w:szCs w:val="40"/>
-                <w:highlight w:val="yellow"/>
-              </w:rPr>
-              <w:t>–</w:t>
-            </w:r>
-            <w:r>
-              <w:rPr>
-                <w:rFonts w:ascii="BRH Malayalam Extra" w:hAnsi="BRH Malayalam Extra" w:cs="BRH Malayalam Extra"/>
-                <w:color w:val="000000"/>
-                <w:sz w:val="32"/>
-                <w:szCs w:val="40"/>
-                <w:highlight w:val="yellow"/>
-              </w:rPr>
-              <w:t>sy</w:t>
-            </w:r>
-            <w:r>
-              <w:rPr>
-                <w:rFonts w:ascii="BRH Malayalam Extra" w:hAnsi="BRH Malayalam Extra" w:cs="BRH Malayalam Extra"/>
-                <w:color w:val="000000"/>
-                <w:sz w:val="28"/>
-                <w:szCs w:val="40"/>
-                <w:highlight w:val="yellow"/>
-              </w:rPr>
-              <w:t>–</w:t>
-            </w:r>
-            <w:r>
-              <w:rPr>
-                <w:rFonts w:ascii="BRH Malayalam Extra" w:hAnsi="BRH Malayalam Extra" w:cs="BRH Malayalam Extra"/>
-                <w:color w:val="000000"/>
-                <w:sz w:val="32"/>
-                <w:szCs w:val="40"/>
-              </w:rPr>
-              <w:t xml:space="preserve"> |</w:t>
+                <w:lang w:val="it-IT"/>
+              </w:rPr>
+              <w:t>51</w:t>
+            </w:r>
+            <w:r>
+              <w:rPr>
+                <w:rFonts w:ascii="BRH Malayalam Extra" w:hAnsi="BRH Malayalam Extra" w:cs="BRH Malayalam Extra"/>
+                <w:color w:val="000000"/>
+                <w:sz w:val="32"/>
+                <w:szCs w:val="40"/>
+                <w:lang w:val="it-IT"/>
+              </w:rPr>
+              <w:t>)- A</w:t>
+            </w:r>
+            <w:r>
+              <w:rPr>
+                <w:rFonts w:ascii="BRH Malayalam Extra" w:hAnsi="BRH Malayalam Extra" w:cs="BRH Malayalam Extra"/>
+                <w:color w:val="000000"/>
+                <w:sz w:val="28"/>
+                <w:szCs w:val="40"/>
+                <w:lang w:val="it-IT"/>
+              </w:rPr>
+              <w:t>–</w:t>
+            </w:r>
+            <w:r>
+              <w:rPr>
+                <w:rFonts w:ascii="BRH Malayalam Extra" w:hAnsi="BRH Malayalam Extra" w:cs="BRH Malayalam Extra"/>
+                <w:color w:val="000000"/>
+                <w:sz w:val="32"/>
+                <w:szCs w:val="40"/>
+                <w:lang w:val="it-IT"/>
+              </w:rPr>
+              <w:t>ex</w:t>
+            </w:r>
+            <w:r>
+              <w:rPr>
+                <w:rFonts w:ascii="BRH Malayalam Extra" w:hAnsi="BRH Malayalam Extra" w:cs="BRH Malayalam Extra"/>
+                <w:color w:val="000000"/>
+                <w:sz w:val="28"/>
+                <w:szCs w:val="40"/>
+                <w:lang w:val="it-IT"/>
+              </w:rPr>
+              <w:t>–</w:t>
+            </w:r>
+            <w:r>
+              <w:rPr>
+                <w:rFonts w:ascii="BRH Malayalam Extra" w:hAnsi="BRH Malayalam Extra" w:cs="BRH Malayalam Extra"/>
+                <w:color w:val="000000"/>
+                <w:sz w:val="32"/>
+                <w:szCs w:val="40"/>
+                <w:lang w:val="it-IT"/>
+              </w:rPr>
+              <w:t>dxj— |</w:t>
             </w:r>
           </w:p>
           <w:p>
@@ -382,12 +368,12 @@
               <w:autoSpaceDE w:val="0"/>
               <w:autoSpaceDN w:val="0"/>
               <w:adjustRightInd w:val="0"/>
-              <w:spacing w:line="240" w:lineRule="auto"/>
-              <w:rPr>
-                <w:rFonts w:ascii="BRH Malayalam Extra" w:hAnsi="BRH Malayalam Extra" w:cs="BRH Malayalam Extra"/>
-                <w:color w:val="000000"/>
-                <w:sz w:val="32"/>
-                <w:szCs w:val="40"/>
+              <w:spacing w:before="0" w:line="240" w:lineRule="auto"/>
+              <w:rPr>
+                <w:rFonts w:cs="BRH Malayalam Extra"/>
+                <w:color w:val="000000"/>
+                <w:szCs w:val="40"/>
+                <w:lang w:val="it-IT"/>
               </w:rPr>
             </w:pPr>
             <w:r>
@@ -396,138 +382,285 @@
                 <w:color w:val="000000"/>
                 <w:sz w:val="32"/>
                 <w:szCs w:val="40"/>
+                <w:lang w:val="it-IT"/>
+              </w:rPr>
+              <w:t>A</w:t>
+            </w:r>
+            <w:r>
+              <w:rPr>
+                <w:rFonts w:ascii="BRH Malayalam Extra" w:hAnsi="BRH Malayalam Extra" w:cs="BRH Malayalam Extra"/>
+                <w:color w:val="000000"/>
+                <w:sz w:val="28"/>
+                <w:szCs w:val="40"/>
+                <w:lang w:val="it-IT"/>
+              </w:rPr>
+              <w:t>–</w:t>
+            </w:r>
+            <w:r>
+              <w:rPr>
+                <w:rFonts w:ascii="BRH Malayalam Extra" w:hAnsi="BRH Malayalam Extra" w:cs="BRH Malayalam Extra"/>
+                <w:color w:val="000000"/>
+                <w:sz w:val="32"/>
+                <w:szCs w:val="40"/>
+                <w:lang w:val="it-IT"/>
+              </w:rPr>
+              <w:t>ex</w:t>
+            </w:r>
+            <w:r>
+              <w:rPr>
+                <w:rFonts w:ascii="BRH Malayalam Extra" w:hAnsi="BRH Malayalam Extra" w:cs="BRH Malayalam Extra"/>
+                <w:color w:val="000000"/>
+                <w:sz w:val="28"/>
+                <w:szCs w:val="40"/>
+                <w:lang w:val="it-IT"/>
+              </w:rPr>
+              <w:t>–</w:t>
+            </w:r>
+            <w:r>
+              <w:rPr>
+                <w:rFonts w:ascii="BRH Malayalam Extra" w:hAnsi="BRH Malayalam Extra" w:cs="BRH Malayalam Extra"/>
+                <w:color w:val="000000"/>
+                <w:sz w:val="32"/>
+                <w:szCs w:val="40"/>
+                <w:lang w:val="it-IT"/>
+              </w:rPr>
+              <w:t>dx</w:t>
+            </w:r>
+            <w:r>
+              <w:rPr>
+                <w:rFonts w:ascii="BRH Malayalam Extra" w:hAnsi="BRH Malayalam Extra" w:cs="BRH Malayalam Extra"/>
+                <w:color w:val="000000"/>
+                <w:sz w:val="32"/>
+                <w:szCs w:val="40"/>
                 <w:highlight w:val="yellow"/>
-              </w:rPr>
-              <w:t>Px</w:t>
-            </w:r>
-            <w:r>
-              <w:rPr>
-                <w:rFonts w:ascii="BRH Malayalam Extra" w:hAnsi="BRH Malayalam Extra" w:cs="BRH Malayalam Extra"/>
-                <w:color w:val="000000"/>
-                <w:sz w:val="28"/>
-                <w:szCs w:val="40"/>
-                <w:highlight w:val="yellow"/>
-              </w:rPr>
-              <w:t>–</w:t>
-            </w:r>
-            <w:r>
-              <w:rPr>
-                <w:rFonts w:ascii="BRH Malayalam Extra" w:hAnsi="BRH Malayalam Extra" w:cs="BRH Malayalam Extra"/>
-                <w:color w:val="000000"/>
-                <w:sz w:val="32"/>
-                <w:szCs w:val="40"/>
-                <w:highlight w:val="yellow"/>
-              </w:rPr>
-              <w:t>sõ</w:t>
-            </w:r>
-            <w:r>
-              <w:rPr>
-                <w:rFonts w:ascii="BRH Malayalam Extra" w:hAnsi="BRH Malayalam Extra" w:cs="BRH Malayalam Extra"/>
-                <w:color w:val="000000"/>
-                <w:sz w:val="28"/>
-                <w:szCs w:val="40"/>
-                <w:highlight w:val="yellow"/>
-              </w:rPr>
-              <w:t>–</w:t>
-            </w:r>
-            <w:r>
-              <w:rPr>
-                <w:rFonts w:ascii="BRH Malayalam Extra" w:hAnsi="BRH Malayalam Extra" w:cs="BRH Malayalam Extra"/>
-                <w:color w:val="000000"/>
-                <w:sz w:val="32"/>
-                <w:szCs w:val="40"/>
-                <w:highlight w:val="yellow"/>
-              </w:rPr>
-              <w:t>sy</w:t>
-            </w:r>
-            <w:r>
-              <w:rPr>
-                <w:rFonts w:ascii="BRH Malayalam Extra" w:hAnsi="BRH Malayalam Extra" w:cs="BRH Malayalam Extra"/>
-                <w:color w:val="000000"/>
-                <w:sz w:val="28"/>
-                <w:szCs w:val="40"/>
-                <w:highlight w:val="yellow"/>
-              </w:rPr>
-              <w:t>–</w:t>
-            </w:r>
-            <w:r>
-              <w:rPr>
-                <w:rFonts w:ascii="BRH Malayalam Extra" w:hAnsi="BRH Malayalam Extra" w:cs="BRH Malayalam Extra"/>
-                <w:color w:val="000000"/>
-                <w:sz w:val="32"/>
-                <w:szCs w:val="40"/>
-                <w:highlight w:val="yellow"/>
-              </w:rPr>
-              <w:t xml:space="preserve"> P</w:t>
-            </w:r>
-            <w:r>
-              <w:rPr>
-                <w:rFonts w:ascii="BRH Malayalam Extra" w:hAnsi="BRH Malayalam Extra" w:cs="BRH Malayalam Extra"/>
-                <w:color w:val="000000"/>
-                <w:sz w:val="28"/>
-                <w:szCs w:val="40"/>
-                <w:highlight w:val="yellow"/>
-              </w:rPr>
-              <w:t>–</w:t>
-            </w:r>
-            <w:r>
-              <w:rPr>
-                <w:rFonts w:ascii="BRH Malayalam Extra" w:hAnsi="BRH Malayalam Extra" w:cs="BRH Malayalam Extra"/>
-                <w:color w:val="000000"/>
-                <w:sz w:val="32"/>
-                <w:szCs w:val="40"/>
-                <w:highlight w:val="yellow"/>
-              </w:rPr>
-              <w:t xml:space="preserve"> Px</w:t>
-            </w:r>
-            <w:r>
-              <w:rPr>
-                <w:rFonts w:ascii="BRH Malayalam Extra" w:hAnsi="BRH Malayalam Extra" w:cs="BRH Malayalam Extra"/>
-                <w:color w:val="000000"/>
-                <w:sz w:val="28"/>
-                <w:szCs w:val="40"/>
-                <w:highlight w:val="yellow"/>
-              </w:rPr>
-              <w:t>–</w:t>
-            </w:r>
-            <w:r>
-              <w:rPr>
-                <w:rFonts w:ascii="BRH Malayalam Extra" w:hAnsi="BRH Malayalam Extra" w:cs="BRH Malayalam Extra"/>
-                <w:color w:val="000000"/>
-                <w:sz w:val="32"/>
-                <w:szCs w:val="40"/>
-                <w:highlight w:val="yellow"/>
-              </w:rPr>
-              <w:t>sy</w:t>
-            </w:r>
-            <w:r>
-              <w:rPr>
-                <w:rFonts w:ascii="BRH Malayalam Extra" w:hAnsi="BRH Malayalam Extra" w:cs="BRH Malayalam Extra"/>
-                <w:color w:val="000000"/>
-                <w:sz w:val="28"/>
-                <w:szCs w:val="40"/>
-                <w:highlight w:val="yellow"/>
-              </w:rPr>
-              <w:t>–</w:t>
-            </w:r>
-            <w:r>
-              <w:rPr>
-                <w:rFonts w:ascii="BRH Malayalam Extra" w:hAnsi="BRH Malayalam Extra" w:cs="BRH Malayalam Extra"/>
-                <w:color w:val="000000"/>
-                <w:sz w:val="32"/>
-                <w:szCs w:val="40"/>
-                <w:highlight w:val="yellow"/>
-              </w:rPr>
-              <w:t xml:space="preserve"> |</w:t>
-            </w:r>
-            <w:r>
-              <w:rPr>
-                <w:rFonts w:ascii="BRH Malayalam Extra" w:hAnsi="BRH Malayalam Extra" w:cs="BRH Malayalam Extra"/>
-                <w:color w:val="000000"/>
-                <w:sz w:val="32"/>
-                <w:szCs w:val="40"/>
+                <w:lang w:val="it-IT"/>
+              </w:rPr>
+              <w:t>¥Zõ—</w:t>
+            </w:r>
+            <w:r>
+              <w:rPr>
+                <w:rFonts w:ascii="BRH Malayalam Extra" w:hAnsi="BRH Malayalam Extra" w:cs="BRH Malayalam Extra"/>
+                <w:color w:val="000000"/>
+                <w:sz w:val="32"/>
+                <w:szCs w:val="40"/>
+                <w:lang w:val="it-IT"/>
+              </w:rPr>
+              <w:t>e - A</w:t>
+            </w:r>
+            <w:r>
+              <w:rPr>
+                <w:rFonts w:ascii="BRH Malayalam Extra" w:hAnsi="BRH Malayalam Extra" w:cs="BRH Malayalam Extra"/>
+                <w:color w:val="000000"/>
+                <w:sz w:val="28"/>
+                <w:szCs w:val="40"/>
+                <w:lang w:val="it-IT"/>
+              </w:rPr>
+              <w:t>–</w:t>
+            </w:r>
+            <w:r>
+              <w:rPr>
+                <w:rFonts w:ascii="BRH Malayalam Extra" w:hAnsi="BRH Malayalam Extra" w:cs="BRH Malayalam Extra"/>
+                <w:color w:val="000000"/>
+                <w:sz w:val="32"/>
+                <w:szCs w:val="40"/>
+                <w:lang w:val="it-IT"/>
+              </w:rPr>
+              <w:t>dxj— |</w:t>
+            </w:r>
+            <w:r>
+              <w:rPr>
+                <w:rFonts w:ascii="BRH Malayalam Extra" w:hAnsi="BRH Malayalam Extra" w:cs="BRH Malayalam Extra"/>
+                <w:color w:val="000000"/>
+                <w:sz w:val="32"/>
+                <w:szCs w:val="40"/>
+                <w:lang w:val="it-IT"/>
               </w:rPr>
               <w:t xml:space="preserve"> </w:t>
+            </w:r>
+          </w:p>
+        </w:tc>
+        <w:tc>
+          <w:tcPr>
+            <w:tcW w:w="7513" w:type="dxa"/>
+          </w:tcPr>
+          <w:p>
+            <w:pPr>
+              <w:widowControl w:val="0"/>
+              <w:autoSpaceDE w:val="0"/>
+              <w:autoSpaceDN w:val="0"/>
+              <w:adjustRightInd w:val="0"/>
+              <w:spacing w:before="0" w:line="240" w:lineRule="auto"/>
+              <w:rPr>
+                <w:rFonts w:ascii="BRH Malayalam Extra" w:hAnsi="BRH Malayalam Extra" w:cs="BRH Malayalam Extra"/>
+                <w:color w:val="000000"/>
+                <w:sz w:val="32"/>
+                <w:szCs w:val="40"/>
+                <w:lang w:val="it-IT"/>
+              </w:rPr>
+            </w:pPr>
+            <w:r>
+              <w:rPr>
+                <w:rFonts w:cs="BRH Malayalam Extra"/>
+                <w:color w:val="000000"/>
+                <w:szCs w:val="40"/>
+                <w:lang w:val="it-IT"/>
+              </w:rPr>
+              <w:t>57</w:t>
+            </w:r>
+            <w:r>
+              <w:rPr>
+                <w:rFonts w:ascii="BRH Malayalam Extra" w:hAnsi="BRH Malayalam Extra" w:cs="BRH Malayalam Extra"/>
+                <w:color w:val="000000"/>
+                <w:sz w:val="32"/>
+                <w:szCs w:val="40"/>
+                <w:lang w:val="it-IT"/>
+              </w:rPr>
+              <w:t>)</w:t>
+            </w:r>
+            <w:r>
+              <w:rPr>
+                <w:rFonts w:ascii="BRH Malayalam Extra" w:hAnsi="BRH Malayalam Extra" w:cs="BRH Malayalam Extra"/>
+                <w:color w:val="000000"/>
+                <w:sz w:val="32"/>
+                <w:szCs w:val="40"/>
+                <w:lang w:val="it-IT"/>
+              </w:rPr>
+              <w:tab/>
+            </w:r>
+            <w:r>
+              <w:rPr>
+                <w:rFonts w:cs="BRH Malayalam Extra"/>
+                <w:color w:val="000000"/>
+                <w:szCs w:val="40"/>
+                <w:lang w:val="it-IT"/>
+              </w:rPr>
+              <w:t>1</w:t>
+            </w:r>
+            <w:r>
+              <w:rPr>
+                <w:rFonts w:ascii="BRH Malayalam Extra" w:hAnsi="BRH Malayalam Extra" w:cs="BRH Malayalam Extra"/>
+                <w:color w:val="000000"/>
+                <w:sz w:val="32"/>
+                <w:szCs w:val="40"/>
+                <w:lang w:val="it-IT"/>
+              </w:rPr>
+              <w:t>.</w:t>
+            </w:r>
+            <w:r>
+              <w:rPr>
+                <w:rFonts w:cs="BRH Malayalam Extra"/>
+                <w:color w:val="000000"/>
+                <w:szCs w:val="40"/>
+                <w:lang w:val="it-IT"/>
+              </w:rPr>
+              <w:t>1</w:t>
+            </w:r>
+            <w:r>
+              <w:rPr>
+                <w:rFonts w:ascii="BRH Malayalam Extra" w:hAnsi="BRH Malayalam Extra" w:cs="BRH Malayalam Extra"/>
+                <w:color w:val="000000"/>
+                <w:sz w:val="32"/>
+                <w:szCs w:val="40"/>
+                <w:lang w:val="it-IT"/>
+              </w:rPr>
+              <w:t>.</w:t>
+            </w:r>
+            <w:r>
+              <w:rPr>
+                <w:rFonts w:cs="BRH Malayalam Extra"/>
+                <w:color w:val="000000"/>
+                <w:szCs w:val="40"/>
+                <w:lang w:val="it-IT"/>
+              </w:rPr>
+              <w:t>6</w:t>
+            </w:r>
+            <w:r>
+              <w:rPr>
+                <w:rFonts w:ascii="BRH Malayalam Extra" w:hAnsi="BRH Malayalam Extra" w:cs="BRH Malayalam Extra"/>
+                <w:color w:val="000000"/>
+                <w:sz w:val="32"/>
+                <w:szCs w:val="40"/>
+                <w:lang w:val="it-IT"/>
+              </w:rPr>
+              <w:t>.</w:t>
+            </w:r>
+            <w:r>
+              <w:rPr>
+                <w:rFonts w:cs="BRH Malayalam Extra"/>
+                <w:color w:val="000000"/>
+                <w:szCs w:val="40"/>
+                <w:lang w:val="it-IT"/>
+              </w:rPr>
+              <w:t>1</w:t>
+            </w:r>
+            <w:r>
+              <w:rPr>
+                <w:rFonts w:ascii="BRH Malayalam Extra" w:hAnsi="BRH Malayalam Extra" w:cs="BRH Malayalam Extra"/>
+                <w:color w:val="000000"/>
+                <w:sz w:val="32"/>
+                <w:szCs w:val="40"/>
+                <w:lang w:val="it-IT"/>
+              </w:rPr>
+              <w:t>(</w:t>
+            </w:r>
+            <w:r>
+              <w:rPr>
+                <w:rFonts w:cs="BRH Malayalam Extra"/>
+                <w:color w:val="000000"/>
+                <w:szCs w:val="40"/>
+                <w:lang w:val="it-IT"/>
+              </w:rPr>
+              <w:t>51</w:t>
+            </w:r>
+            <w:r>
+              <w:rPr>
+                <w:rFonts w:ascii="BRH Malayalam Extra" w:hAnsi="BRH Malayalam Extra" w:cs="BRH Malayalam Extra"/>
+                <w:color w:val="000000"/>
+                <w:sz w:val="32"/>
+                <w:szCs w:val="40"/>
+                <w:lang w:val="it-IT"/>
+              </w:rPr>
+              <w:t>)- A</w:t>
+            </w:r>
+            <w:r>
+              <w:rPr>
+                <w:rFonts w:ascii="BRH Malayalam Extra" w:hAnsi="BRH Malayalam Extra" w:cs="BRH Malayalam Extra"/>
+                <w:color w:val="000000"/>
+                <w:sz w:val="28"/>
+                <w:szCs w:val="40"/>
+                <w:lang w:val="it-IT"/>
+              </w:rPr>
+              <w:t>–</w:t>
+            </w:r>
+            <w:r>
+              <w:rPr>
+                <w:rFonts w:ascii="BRH Malayalam Extra" w:hAnsi="BRH Malayalam Extra" w:cs="BRH Malayalam Extra"/>
+                <w:color w:val="000000"/>
+                <w:sz w:val="32"/>
+                <w:szCs w:val="40"/>
+                <w:lang w:val="it-IT"/>
+              </w:rPr>
+              <w:t>ex</w:t>
+            </w:r>
+            <w:r>
+              <w:rPr>
+                <w:rFonts w:ascii="BRH Malayalam Extra" w:hAnsi="BRH Malayalam Extra" w:cs="BRH Malayalam Extra"/>
+                <w:color w:val="000000"/>
+                <w:sz w:val="28"/>
+                <w:szCs w:val="40"/>
+                <w:lang w:val="it-IT"/>
+              </w:rPr>
+              <w:t>–</w:t>
+            </w:r>
+            <w:r>
+              <w:rPr>
+                <w:rFonts w:ascii="BRH Malayalam Extra" w:hAnsi="BRH Malayalam Extra" w:cs="BRH Malayalam Extra"/>
+                <w:color w:val="000000"/>
+                <w:sz w:val="32"/>
+                <w:szCs w:val="40"/>
+                <w:lang w:val="it-IT"/>
+              </w:rPr>
+              <w:t>dxj— |</w:t>
             </w:r>
           </w:p>
           <w:p>
@@ -536,21 +669,158 @@
               <w:autoSpaceDE w:val="0"/>
               <w:autoSpaceDN w:val="0"/>
               <w:adjustRightInd w:val="0"/>
-              <w:spacing w:line="240" w:lineRule="auto"/>
-              <w:rPr>
-                <w:rFonts w:ascii="BRH Malayalam Extra" w:hAnsi="BRH Malayalam Extra" w:cs="BRH Malayalam Extra"/>
-                <w:color w:val="000000"/>
-                <w:sz w:val="32"/>
-                <w:szCs w:val="40"/>
+              <w:spacing w:before="0" w:line="240" w:lineRule="auto"/>
+              <w:rPr>
+                <w:rFonts w:cs="BRH Malayalam Extra"/>
+                <w:color w:val="000000"/>
+                <w:szCs w:val="40"/>
+                <w:lang w:val="it-IT"/>
               </w:rPr>
             </w:pPr>
             <w:r>
               <w:rPr>
-                <w:rFonts w:cs="BRH Malayalam Extra"/>
-                <w:color w:val="000000"/>
-                <w:szCs w:val="40"/>
-              </w:rPr>
-              <w:t>46</w:t>
+                <w:rFonts w:ascii="BRH Malayalam Extra" w:hAnsi="BRH Malayalam Extra" w:cs="BRH Malayalam Extra"/>
+                <w:color w:val="000000"/>
+                <w:sz w:val="32"/>
+                <w:szCs w:val="40"/>
+                <w:lang w:val="it-IT"/>
+              </w:rPr>
+              <w:t>A</w:t>
+            </w:r>
+            <w:r>
+              <w:rPr>
+                <w:rFonts w:ascii="BRH Malayalam Extra" w:hAnsi="BRH Malayalam Extra" w:cs="BRH Malayalam Extra"/>
+                <w:color w:val="000000"/>
+                <w:sz w:val="28"/>
+                <w:szCs w:val="40"/>
+                <w:lang w:val="it-IT"/>
+              </w:rPr>
+              <w:t>–</w:t>
+            </w:r>
+            <w:r>
+              <w:rPr>
+                <w:rFonts w:ascii="BRH Malayalam Extra" w:hAnsi="BRH Malayalam Extra" w:cs="BRH Malayalam Extra"/>
+                <w:color w:val="000000"/>
+                <w:sz w:val="32"/>
+                <w:szCs w:val="40"/>
+                <w:lang w:val="it-IT"/>
+              </w:rPr>
+              <w:t>ex</w:t>
+            </w:r>
+            <w:r>
+              <w:rPr>
+                <w:rFonts w:ascii="BRH Malayalam Extra" w:hAnsi="BRH Malayalam Extra" w:cs="BRH Malayalam Extra"/>
+                <w:color w:val="000000"/>
+                <w:sz w:val="28"/>
+                <w:szCs w:val="40"/>
+                <w:lang w:val="it-IT"/>
+              </w:rPr>
+              <w:t>–</w:t>
+            </w:r>
+            <w:r>
+              <w:rPr>
+                <w:rFonts w:ascii="BRH Malayalam Extra" w:hAnsi="BRH Malayalam Extra" w:cs="BRH Malayalam Extra"/>
+                <w:color w:val="000000"/>
+                <w:sz w:val="32"/>
+                <w:szCs w:val="40"/>
+                <w:lang w:val="it-IT"/>
+              </w:rPr>
+              <w:t>dx</w:t>
+            </w:r>
+            <w:r>
+              <w:rPr>
+                <w:rFonts w:ascii="BRH Malayalam Extra" w:hAnsi="BRH Malayalam Extra" w:cs="BRH Malayalam Extra"/>
+                <w:color w:val="000000"/>
+                <w:sz w:val="32"/>
+                <w:szCs w:val="40"/>
+                <w:highlight w:val="green"/>
+                <w:lang w:val="it-IT"/>
+              </w:rPr>
+              <w:t>¥jZõ</w:t>
+            </w:r>
+            <w:r>
+              <w:rPr>
+                <w:rFonts w:ascii="BRH Malayalam Extra" w:hAnsi="BRH Malayalam Extra" w:cs="BRH Malayalam Extra"/>
+                <w:color w:val="000000"/>
+                <w:sz w:val="32"/>
+                <w:szCs w:val="40"/>
+                <w:highlight w:val="yellow"/>
+                <w:lang w:val="it-IT"/>
+              </w:rPr>
+              <w:t>—</w:t>
+            </w:r>
+            <w:r>
+              <w:rPr>
+                <w:rFonts w:ascii="BRH Malayalam Extra" w:hAnsi="BRH Malayalam Extra" w:cs="BRH Malayalam Extra"/>
+                <w:color w:val="000000"/>
+                <w:sz w:val="32"/>
+                <w:szCs w:val="40"/>
+                <w:lang w:val="it-IT"/>
+              </w:rPr>
+              <w:t>e - A</w:t>
+            </w:r>
+            <w:r>
+              <w:rPr>
+                <w:rFonts w:ascii="BRH Malayalam Extra" w:hAnsi="BRH Malayalam Extra" w:cs="BRH Malayalam Extra"/>
+                <w:color w:val="000000"/>
+                <w:sz w:val="28"/>
+                <w:szCs w:val="40"/>
+                <w:lang w:val="it-IT"/>
+              </w:rPr>
+              <w:t>–</w:t>
+            </w:r>
+            <w:r>
+              <w:rPr>
+                <w:rFonts w:ascii="BRH Malayalam Extra" w:hAnsi="BRH Malayalam Extra" w:cs="BRH Malayalam Extra"/>
+                <w:color w:val="000000"/>
+                <w:sz w:val="32"/>
+                <w:szCs w:val="40"/>
+                <w:lang w:val="it-IT"/>
+              </w:rPr>
+              <w:t>dxj— |</w:t>
+            </w:r>
+            <w:r>
+              <w:rPr>
+                <w:rFonts w:ascii="BRH Malayalam Extra" w:hAnsi="BRH Malayalam Extra" w:cs="BRH Malayalam Extra"/>
+                <w:color w:val="000000"/>
+                <w:sz w:val="32"/>
+                <w:szCs w:val="40"/>
+                <w:lang w:val="it-IT"/>
+              </w:rPr>
+              <w:t xml:space="preserve"> </w:t>
+            </w:r>
+          </w:p>
+        </w:tc>
+      </w:tr>
+      <w:tr>
+        <w:trPr>
+          <w:trHeight w:val="2248"/>
+        </w:trPr>
+        <w:tc>
+          <w:tcPr>
+            <w:tcW w:w="6408" w:type="dxa"/>
+          </w:tcPr>
+          <w:p>
+            <w:pPr>
+              <w:widowControl w:val="0"/>
+              <w:autoSpaceDE w:val="0"/>
+              <w:autoSpaceDN w:val="0"/>
+              <w:adjustRightInd w:val="0"/>
+              <w:spacing w:before="0" w:line="240" w:lineRule="auto"/>
+              <w:rPr>
+                <w:rFonts w:ascii="BRH Malayalam Extra" w:hAnsi="BRH Malayalam Extra" w:cs="BRH Malayalam Extra"/>
+                <w:color w:val="000000"/>
+                <w:sz w:val="32"/>
+                <w:szCs w:val="40"/>
+              </w:rPr>
+            </w:pPr>
+            <w:r>
+              <w:rPr>
+                <w:rFonts w:cs="BRH Malayalam Extra"/>
+                <w:color w:val="000000"/>
+                <w:szCs w:val="40"/>
+              </w:rPr>
+              <w:t>45</w:t>
             </w:r>
             <w:r>
               <w:rPr>
@@ -644,16 +914,34 @@
                 <w:color w:val="000000"/>
                 <w:szCs w:val="40"/>
               </w:rPr>
-              <w:t>43</w:t>
-            </w:r>
-            <w:r>
-              <w:rPr>
-                <w:rFonts w:ascii="BRH Malayalam Extra" w:hAnsi="BRH Malayalam Extra" w:cs="BRH Malayalam Extra"/>
-                <w:color w:val="000000"/>
-                <w:sz w:val="32"/>
-                <w:szCs w:val="40"/>
-              </w:rPr>
-              <w:t xml:space="preserve">)- </w:t>
+              <w:t>42</w:t>
+            </w:r>
+            <w:r>
+              <w:rPr>
+                <w:rFonts w:ascii="BRH Malayalam Extra" w:hAnsi="BRH Malayalam Extra" w:cs="BRH Malayalam Extra"/>
+                <w:color w:val="000000"/>
+                <w:sz w:val="32"/>
+                <w:szCs w:val="40"/>
+              </w:rPr>
+              <w:t>)- P</w:t>
+            </w:r>
+            <w:r>
+              <w:rPr>
+                <w:rFonts w:ascii="BRH Malayalam Extra" w:hAnsi="BRH Malayalam Extra" w:cs="BRH Malayalam Extra"/>
+                <w:color w:val="000000"/>
+                <w:sz w:val="28"/>
+                <w:szCs w:val="40"/>
+              </w:rPr>
+              <w:t>–</w:t>
+            </w:r>
+            <w:r>
+              <w:rPr>
+                <w:rFonts w:ascii="BRH Malayalam Extra" w:hAnsi="BRH Malayalam Extra" w:cs="BRH Malayalam Extra"/>
+                <w:color w:val="000000"/>
+                <w:sz w:val="32"/>
+                <w:szCs w:val="40"/>
+              </w:rPr>
+              <w:t xml:space="preserve"> | </w:t>
             </w:r>
             <w:r>
               <w:rPr>
@@ -691,17 +979,18 @@
                 <w:color w:val="000000"/>
                 <w:sz w:val="28"/>
                 <w:szCs w:val="40"/>
-              </w:rPr>
-              <w:t>–</w:t>
-            </w:r>
-            <w:r>
-              <w:rPr>
-                <w:rFonts w:ascii="BRH Malayalam Extra" w:hAnsi="BRH Malayalam Extra" w:cs="BRH Malayalam Extra"/>
-                <w:color w:val="000000"/>
-                <w:sz w:val="32"/>
-                <w:szCs w:val="40"/>
-              </w:rPr>
-              <w:t xml:space="preserve"> | psûz˜ |</w:t>
+                <w:highlight w:val="yellow"/>
+              </w:rPr>
+              <w:t>–</w:t>
+            </w:r>
+            <w:r>
+              <w:rPr>
+                <w:rFonts w:ascii="BRH Malayalam Extra" w:hAnsi="BRH Malayalam Extra" w:cs="BRH Malayalam Extra"/>
+                <w:color w:val="000000"/>
+                <w:sz w:val="32"/>
+                <w:szCs w:val="40"/>
+              </w:rPr>
+              <w:t xml:space="preserve"> |</w:t>
             </w:r>
           </w:p>
           <w:p>
@@ -710,7 +999,7 @@
               <w:autoSpaceDE w:val="0"/>
               <w:autoSpaceDN w:val="0"/>
               <w:adjustRightInd w:val="0"/>
-              <w:spacing w:line="240" w:lineRule="auto"/>
+              <w:spacing w:before="0" w:line="240" w:lineRule="auto"/>
               <w:rPr>
                 <w:rFonts w:ascii="BRH Malayalam Extra" w:hAnsi="BRH Malayalam Extra" w:cs="BRH Malayalam Extra"/>
                 <w:color w:val="000000"/>
@@ -726,7 +1015,7 @@
                 <w:szCs w:val="40"/>
                 <w:highlight w:val="yellow"/>
               </w:rPr>
-              <w:t>A</w:t>
+              <w:t>Px</w:t>
             </w:r>
             <w:r>
               <w:rPr>
@@ -746,6 +1035,26 @@
                 <w:szCs w:val="40"/>
                 <w:highlight w:val="yellow"/>
               </w:rPr>
+              <w:t>sõ</w:t>
+            </w:r>
+            <w:r>
+              <w:rPr>
+                <w:rFonts w:ascii="BRH Malayalam Extra" w:hAnsi="BRH Malayalam Extra" w:cs="BRH Malayalam Extra"/>
+                <w:color w:val="000000"/>
+                <w:sz w:val="28"/>
+                <w:szCs w:val="40"/>
+                <w:highlight w:val="yellow"/>
+              </w:rPr>
+              <w:t>–</w:t>
+            </w:r>
+            <w:r>
+              <w:rPr>
+                <w:rFonts w:ascii="BRH Malayalam Extra" w:hAnsi="BRH Malayalam Extra" w:cs="BRH Malayalam Extra"/>
+                <w:color w:val="000000"/>
+                <w:sz w:val="32"/>
+                <w:szCs w:val="40"/>
+                <w:highlight w:val="yellow"/>
+              </w:rPr>
               <w:t>sy</w:t>
             </w:r>
             <w:r>
@@ -766,7 +1075,7 @@
                 <w:szCs w:val="40"/>
                 <w:highlight w:val="yellow"/>
               </w:rPr>
-              <w:t xml:space="preserve"> psûz</w:t>
+              <w:t xml:space="preserve"> P</w:t>
             </w:r>
             <w:r>
               <w:rPr>
@@ -786,7 +1095,7 @@
                 <w:szCs w:val="40"/>
                 <w:highlight w:val="yellow"/>
               </w:rPr>
-              <w:t xml:space="preserve"> psûõ—sõsy</w:t>
+              <w:t xml:space="preserve"> Px</w:t>
             </w:r>
             <w:r>
               <w:rPr>
@@ -806,7 +1115,27 @@
                 <w:szCs w:val="40"/>
                 <w:highlight w:val="yellow"/>
               </w:rPr>
-              <w:t xml:space="preserve"> psûz˜ |</w:t>
+              <w:t>sy</w:t>
+            </w:r>
+            <w:r>
+              <w:rPr>
+                <w:rFonts w:ascii="BRH Malayalam Extra" w:hAnsi="BRH Malayalam Extra" w:cs="BRH Malayalam Extra"/>
+                <w:color w:val="000000"/>
+                <w:sz w:val="28"/>
+                <w:szCs w:val="40"/>
+                <w:highlight w:val="yellow"/>
+              </w:rPr>
+              <w:t>–</w:t>
+            </w:r>
+            <w:r>
+              <w:rPr>
+                <w:rFonts w:ascii="BRH Malayalam Extra" w:hAnsi="BRH Malayalam Extra" w:cs="BRH Malayalam Extra"/>
+                <w:color w:val="000000"/>
+                <w:sz w:val="32"/>
+                <w:szCs w:val="40"/>
+                <w:highlight w:val="yellow"/>
+              </w:rPr>
+              <w:t xml:space="preserve"> |</w:t>
             </w:r>
             <w:r>
               <w:rPr>
@@ -820,11 +1149,1772 @@
           </w:p>
           <w:p>
             <w:pPr>
+              <w:widowControl w:val="0"/>
+              <w:autoSpaceDE w:val="0"/>
+              <w:autoSpaceDN w:val="0"/>
+              <w:adjustRightInd w:val="0"/>
               <w:spacing w:before="0" w:line="240" w:lineRule="auto"/>
               <w:rPr>
                 <w:rFonts w:ascii="BRH Malayalam Extra" w:hAnsi="BRH Malayalam Extra" w:cs="BRH Malayalam Extra"/>
+                <w:color w:val="000000"/>
+                <w:sz w:val="32"/>
+                <w:szCs w:val="40"/>
+              </w:rPr>
+            </w:pPr>
+            <w:r>
+              <w:rPr>
+                <w:rFonts w:cs="BRH Malayalam Extra"/>
+                <w:color w:val="000000"/>
+                <w:szCs w:val="40"/>
+              </w:rPr>
+              <w:t>46</w:t>
+            </w:r>
+            <w:r>
+              <w:rPr>
+                <w:rFonts w:ascii="BRH Malayalam Extra" w:hAnsi="BRH Malayalam Extra" w:cs="BRH Malayalam Extra"/>
+                <w:color w:val="000000"/>
+                <w:sz w:val="32"/>
+                <w:szCs w:val="40"/>
+              </w:rPr>
+              <w:t>)</w:t>
+            </w:r>
+            <w:r>
+              <w:rPr>
+                <w:rFonts w:ascii="BRH Malayalam Extra" w:hAnsi="BRH Malayalam Extra" w:cs="BRH Malayalam Extra"/>
+                <w:color w:val="000000"/>
+                <w:sz w:val="32"/>
+                <w:szCs w:val="40"/>
+              </w:rPr>
+              <w:tab/>
+            </w:r>
+            <w:r>
+              <w:rPr>
+                <w:rFonts w:cs="BRH Malayalam Extra"/>
+                <w:color w:val="000000"/>
+                <w:szCs w:val="40"/>
+              </w:rPr>
+              <w:t>1</w:t>
+            </w:r>
+            <w:r>
+              <w:rPr>
+                <w:rFonts w:ascii="BRH Malayalam Extra" w:hAnsi="BRH Malayalam Extra" w:cs="BRH Malayalam Extra"/>
+                <w:color w:val="000000"/>
+                <w:sz w:val="32"/>
+                <w:szCs w:val="40"/>
+              </w:rPr>
+              <w:t>.</w:t>
+            </w:r>
+            <w:r>
+              <w:rPr>
+                <w:rFonts w:cs="BRH Malayalam Extra"/>
+                <w:color w:val="000000"/>
+                <w:szCs w:val="40"/>
+              </w:rPr>
+              <w:t>1</w:t>
+            </w:r>
+            <w:r>
+              <w:rPr>
+                <w:rFonts w:ascii="BRH Malayalam Extra" w:hAnsi="BRH Malayalam Extra" w:cs="BRH Malayalam Extra"/>
+                <w:color w:val="000000"/>
+                <w:sz w:val="32"/>
+                <w:szCs w:val="40"/>
+              </w:rPr>
+              <w:t>.</w:t>
+            </w:r>
+            <w:r>
+              <w:rPr>
+                <w:rFonts w:cs="BRH Malayalam Extra"/>
+                <w:color w:val="000000"/>
+                <w:szCs w:val="40"/>
+              </w:rPr>
+              <w:t>9</w:t>
+            </w:r>
+            <w:r>
+              <w:rPr>
+                <w:rFonts w:ascii="BRH Malayalam Extra" w:hAnsi="BRH Malayalam Extra" w:cs="BRH Malayalam Extra"/>
+                <w:color w:val="000000"/>
+                <w:sz w:val="32"/>
+                <w:szCs w:val="40"/>
+              </w:rPr>
+              <w:t>.</w:t>
+            </w:r>
+            <w:r>
+              <w:rPr>
+                <w:rFonts w:cs="BRH Malayalam Extra"/>
+                <w:color w:val="000000"/>
+                <w:szCs w:val="40"/>
+              </w:rPr>
+              <w:t>3</w:t>
+            </w:r>
+            <w:r>
+              <w:rPr>
+                <w:rFonts w:ascii="BRH Malayalam Extra" w:hAnsi="BRH Malayalam Extra" w:cs="BRH Malayalam Extra"/>
+                <w:color w:val="000000"/>
+                <w:sz w:val="32"/>
+                <w:szCs w:val="40"/>
+              </w:rPr>
+              <w:t>(</w:t>
+            </w:r>
+            <w:r>
+              <w:rPr>
+                <w:rFonts w:cs="BRH Malayalam Extra"/>
+                <w:color w:val="000000"/>
+                <w:szCs w:val="40"/>
+              </w:rPr>
+              <w:t>43</w:t>
+            </w:r>
+            <w:r>
+              <w:rPr>
+                <w:rFonts w:ascii="BRH Malayalam Extra" w:hAnsi="BRH Malayalam Extra" w:cs="BRH Malayalam Extra"/>
+                <w:color w:val="000000"/>
+                <w:sz w:val="32"/>
+                <w:szCs w:val="40"/>
+              </w:rPr>
+              <w:t xml:space="preserve">)- </w:t>
+            </w:r>
+            <w:r>
+              <w:rPr>
+                <w:rFonts w:ascii="BRH Malayalam Extra" w:hAnsi="BRH Malayalam Extra" w:cs="BRH Malayalam Extra"/>
+                <w:color w:val="000000"/>
+                <w:sz w:val="32"/>
+                <w:szCs w:val="40"/>
+                <w:highlight w:val="yellow"/>
+              </w:rPr>
+              <w:t>A</w:t>
+            </w:r>
+            <w:r>
+              <w:rPr>
+                <w:rFonts w:ascii="BRH Malayalam Extra" w:hAnsi="BRH Malayalam Extra" w:cs="BRH Malayalam Extra"/>
+                <w:color w:val="000000"/>
+                <w:sz w:val="28"/>
+                <w:szCs w:val="40"/>
+                <w:highlight w:val="yellow"/>
+              </w:rPr>
+              <w:t>–</w:t>
+            </w:r>
+            <w:r>
+              <w:rPr>
+                <w:rFonts w:ascii="BRH Malayalam Extra" w:hAnsi="BRH Malayalam Extra" w:cs="BRH Malayalam Extra"/>
+                <w:color w:val="000000"/>
+                <w:sz w:val="32"/>
+                <w:szCs w:val="40"/>
+                <w:highlight w:val="yellow"/>
+              </w:rPr>
+              <w:t>sy</w:t>
+            </w:r>
+            <w:r>
+              <w:rPr>
+                <w:rFonts w:ascii="BRH Malayalam Extra" w:hAnsi="BRH Malayalam Extra" w:cs="BRH Malayalam Extra"/>
+                <w:color w:val="000000"/>
+                <w:sz w:val="28"/>
+                <w:szCs w:val="40"/>
+              </w:rPr>
+              <w:t>–</w:t>
+            </w:r>
+            <w:r>
+              <w:rPr>
+                <w:rFonts w:ascii="BRH Malayalam Extra" w:hAnsi="BRH Malayalam Extra" w:cs="BRH Malayalam Extra"/>
+                <w:color w:val="000000"/>
+                <w:sz w:val="32"/>
+                <w:szCs w:val="40"/>
+              </w:rPr>
+              <w:t xml:space="preserve"> | psûz˜ |</w:t>
+            </w:r>
+          </w:p>
+          <w:p>
+            <w:pPr>
+              <w:widowControl w:val="0"/>
+              <w:autoSpaceDE w:val="0"/>
+              <w:autoSpaceDN w:val="0"/>
+              <w:adjustRightInd w:val="0"/>
+              <w:spacing w:before="0" w:line="240" w:lineRule="auto"/>
+              <w:rPr>
+                <w:rFonts w:ascii="BRH Malayalam Extra" w:hAnsi="BRH Malayalam Extra" w:cs="BRH Malayalam Extra"/>
                 <w:sz w:val="28"/>
                 <w:szCs w:val="36"/>
+              </w:rPr>
+            </w:pPr>
+            <w:r>
+              <w:rPr>
+                <w:rFonts w:ascii="BRH Malayalam Extra" w:hAnsi="BRH Malayalam Extra" w:cs="BRH Malayalam Extra"/>
+                <w:color w:val="000000"/>
+                <w:sz w:val="32"/>
+                <w:szCs w:val="40"/>
+                <w:highlight w:val="yellow"/>
+              </w:rPr>
+              <w:t>A</w:t>
+            </w:r>
+            <w:r>
+              <w:rPr>
+                <w:rFonts w:ascii="BRH Malayalam Extra" w:hAnsi="BRH Malayalam Extra" w:cs="BRH Malayalam Extra"/>
+                <w:color w:val="000000"/>
+                <w:sz w:val="28"/>
+                <w:szCs w:val="40"/>
+                <w:highlight w:val="yellow"/>
+              </w:rPr>
+              <w:t>–</w:t>
+            </w:r>
+            <w:r>
+              <w:rPr>
+                <w:rFonts w:ascii="BRH Malayalam Extra" w:hAnsi="BRH Malayalam Extra" w:cs="BRH Malayalam Extra"/>
+                <w:color w:val="000000"/>
+                <w:sz w:val="32"/>
+                <w:szCs w:val="40"/>
+                <w:highlight w:val="yellow"/>
+              </w:rPr>
+              <w:t>sy</w:t>
+            </w:r>
+            <w:r>
+              <w:rPr>
+                <w:rFonts w:ascii="BRH Malayalam Extra" w:hAnsi="BRH Malayalam Extra" w:cs="BRH Malayalam Extra"/>
+                <w:color w:val="000000"/>
+                <w:sz w:val="28"/>
+                <w:szCs w:val="40"/>
+                <w:highlight w:val="yellow"/>
+              </w:rPr>
+              <w:t>–</w:t>
+            </w:r>
+            <w:r>
+              <w:rPr>
+                <w:rFonts w:ascii="BRH Malayalam Extra" w:hAnsi="BRH Malayalam Extra" w:cs="BRH Malayalam Extra"/>
+                <w:color w:val="000000"/>
+                <w:sz w:val="32"/>
+                <w:szCs w:val="40"/>
+                <w:highlight w:val="yellow"/>
+              </w:rPr>
+              <w:t xml:space="preserve"> psûz</w:t>
+            </w:r>
+            <w:r>
+              <w:rPr>
+                <w:rFonts w:ascii="BRH Malayalam Extra" w:hAnsi="BRH Malayalam Extra" w:cs="BRH Malayalam Extra"/>
+                <w:color w:val="000000"/>
+                <w:sz w:val="28"/>
+                <w:szCs w:val="40"/>
+                <w:highlight w:val="yellow"/>
+              </w:rPr>
+              <w:t>–</w:t>
+            </w:r>
+            <w:r>
+              <w:rPr>
+                <w:rFonts w:ascii="BRH Malayalam Extra" w:hAnsi="BRH Malayalam Extra" w:cs="BRH Malayalam Extra"/>
+                <w:color w:val="000000"/>
+                <w:sz w:val="32"/>
+                <w:szCs w:val="40"/>
+                <w:highlight w:val="yellow"/>
+              </w:rPr>
+              <w:t xml:space="preserve"> psûõ—sõsy</w:t>
+            </w:r>
+            <w:r>
+              <w:rPr>
+                <w:rFonts w:ascii="BRH Malayalam Extra" w:hAnsi="BRH Malayalam Extra" w:cs="BRH Malayalam Extra"/>
+                <w:color w:val="000000"/>
+                <w:sz w:val="28"/>
+                <w:szCs w:val="40"/>
+                <w:highlight w:val="yellow"/>
+              </w:rPr>
+              <w:t>–</w:t>
+            </w:r>
+            <w:r>
+              <w:rPr>
+                <w:rFonts w:ascii="BRH Malayalam Extra" w:hAnsi="BRH Malayalam Extra" w:cs="BRH Malayalam Extra"/>
+                <w:color w:val="000000"/>
+                <w:sz w:val="32"/>
+                <w:szCs w:val="40"/>
+                <w:highlight w:val="yellow"/>
+              </w:rPr>
+              <w:t xml:space="preserve"> psûz˜ |</w:t>
+            </w:r>
+            <w:r>
+              <w:rPr>
+                <w:rFonts w:ascii="BRH Malayalam Extra" w:hAnsi="BRH Malayalam Extra" w:cs="BRH Malayalam Extra"/>
+                <w:color w:val="000000"/>
+                <w:sz w:val="32"/>
+                <w:szCs w:val="40"/>
+              </w:rPr>
+              <w:t xml:space="preserve"> </w:t>
+            </w:r>
+          </w:p>
+        </w:tc>
+        <w:tc>
+          <w:tcPr>
+            <w:tcW w:w="7513" w:type="dxa"/>
+          </w:tcPr>
+          <w:p>
+            <w:pPr>
+              <w:widowControl w:val="0"/>
+              <w:autoSpaceDE w:val="0"/>
+              <w:autoSpaceDN w:val="0"/>
+              <w:adjustRightInd w:val="0"/>
+              <w:spacing w:before="0" w:line="240" w:lineRule="auto"/>
+              <w:rPr>
+                <w:rFonts w:ascii="BRH Malayalam Extra" w:hAnsi="BRH Malayalam Extra" w:cs="BRH Malayalam Extra"/>
+                <w:color w:val="000000"/>
+                <w:sz w:val="32"/>
+                <w:szCs w:val="40"/>
+              </w:rPr>
+            </w:pPr>
+            <w:r>
+              <w:rPr>
+                <w:rFonts w:cs="BRH Malayalam Extra"/>
+                <w:color w:val="000000"/>
+                <w:szCs w:val="40"/>
+              </w:rPr>
+              <w:t>45</w:t>
+            </w:r>
+            <w:r>
+              <w:rPr>
+                <w:rFonts w:ascii="BRH Malayalam Extra" w:hAnsi="BRH Malayalam Extra" w:cs="BRH Malayalam Extra"/>
+                <w:color w:val="000000"/>
+                <w:sz w:val="32"/>
+                <w:szCs w:val="40"/>
+              </w:rPr>
+              <w:t>)</w:t>
+            </w:r>
+            <w:r>
+              <w:rPr>
+                <w:rFonts w:ascii="BRH Malayalam Extra" w:hAnsi="BRH Malayalam Extra" w:cs="BRH Malayalam Extra"/>
+                <w:color w:val="000000"/>
+                <w:sz w:val="32"/>
+                <w:szCs w:val="40"/>
+              </w:rPr>
+              <w:tab/>
+            </w:r>
+            <w:r>
+              <w:rPr>
+                <w:rFonts w:cs="BRH Malayalam Extra"/>
+                <w:color w:val="000000"/>
+                <w:szCs w:val="40"/>
+              </w:rPr>
+              <w:t>1</w:t>
+            </w:r>
+            <w:r>
+              <w:rPr>
+                <w:rFonts w:ascii="BRH Malayalam Extra" w:hAnsi="BRH Malayalam Extra" w:cs="BRH Malayalam Extra"/>
+                <w:color w:val="000000"/>
+                <w:sz w:val="32"/>
+                <w:szCs w:val="40"/>
+              </w:rPr>
+              <w:t>.</w:t>
+            </w:r>
+            <w:r>
+              <w:rPr>
+                <w:rFonts w:cs="BRH Malayalam Extra"/>
+                <w:color w:val="000000"/>
+                <w:szCs w:val="40"/>
+              </w:rPr>
+              <w:t>1</w:t>
+            </w:r>
+            <w:r>
+              <w:rPr>
+                <w:rFonts w:ascii="BRH Malayalam Extra" w:hAnsi="BRH Malayalam Extra" w:cs="BRH Malayalam Extra"/>
+                <w:color w:val="000000"/>
+                <w:sz w:val="32"/>
+                <w:szCs w:val="40"/>
+              </w:rPr>
+              <w:t>.</w:t>
+            </w:r>
+            <w:r>
+              <w:rPr>
+                <w:rFonts w:cs="BRH Malayalam Extra"/>
+                <w:color w:val="000000"/>
+                <w:szCs w:val="40"/>
+              </w:rPr>
+              <w:t>9</w:t>
+            </w:r>
+            <w:r>
+              <w:rPr>
+                <w:rFonts w:ascii="BRH Malayalam Extra" w:hAnsi="BRH Malayalam Extra" w:cs="BRH Malayalam Extra"/>
+                <w:color w:val="000000"/>
+                <w:sz w:val="32"/>
+                <w:szCs w:val="40"/>
+              </w:rPr>
+              <w:t>.</w:t>
+            </w:r>
+            <w:r>
+              <w:rPr>
+                <w:rFonts w:cs="BRH Malayalam Extra"/>
+                <w:color w:val="000000"/>
+                <w:szCs w:val="40"/>
+              </w:rPr>
+              <w:t>3</w:t>
+            </w:r>
+            <w:r>
+              <w:rPr>
+                <w:rFonts w:ascii="BRH Malayalam Extra" w:hAnsi="BRH Malayalam Extra" w:cs="BRH Malayalam Extra"/>
+                <w:color w:val="000000"/>
+                <w:sz w:val="32"/>
+                <w:szCs w:val="40"/>
+              </w:rPr>
+              <w:t>(</w:t>
+            </w:r>
+            <w:r>
+              <w:rPr>
+                <w:rFonts w:cs="BRH Malayalam Extra"/>
+                <w:color w:val="000000"/>
+                <w:szCs w:val="40"/>
+              </w:rPr>
+              <w:t>42</w:t>
+            </w:r>
+            <w:r>
+              <w:rPr>
+                <w:rFonts w:ascii="BRH Malayalam Extra" w:hAnsi="BRH Malayalam Extra" w:cs="BRH Malayalam Extra"/>
+                <w:color w:val="000000"/>
+                <w:sz w:val="32"/>
+                <w:szCs w:val="40"/>
+              </w:rPr>
+              <w:t>)- P</w:t>
+            </w:r>
+            <w:r>
+              <w:rPr>
+                <w:rFonts w:ascii="BRH Malayalam Extra" w:hAnsi="BRH Malayalam Extra" w:cs="BRH Malayalam Extra"/>
+                <w:color w:val="000000"/>
+                <w:sz w:val="28"/>
+                <w:szCs w:val="40"/>
+              </w:rPr>
+              <w:t>–</w:t>
+            </w:r>
+            <w:r>
+              <w:rPr>
+                <w:rFonts w:ascii="BRH Malayalam Extra" w:hAnsi="BRH Malayalam Extra" w:cs="BRH Malayalam Extra"/>
+                <w:color w:val="000000"/>
+                <w:sz w:val="32"/>
+                <w:szCs w:val="40"/>
+              </w:rPr>
+              <w:t xml:space="preserve"> | </w:t>
+            </w:r>
+            <w:r>
+              <w:rPr>
+                <w:rFonts w:ascii="BRH Malayalam Extra" w:hAnsi="BRH Malayalam Extra" w:cs="BRH Malayalam Extra"/>
+                <w:color w:val="000000"/>
+                <w:sz w:val="32"/>
+                <w:szCs w:val="40"/>
+                <w:highlight w:val="green"/>
+              </w:rPr>
+              <w:t>Asy—</w:t>
+            </w:r>
+            <w:r>
+              <w:rPr>
+                <w:rFonts w:ascii="BRH Malayalam Extra" w:hAnsi="BRH Malayalam Extra" w:cs="BRH Malayalam Extra"/>
+                <w:color w:val="000000"/>
+                <w:sz w:val="32"/>
+                <w:szCs w:val="40"/>
+              </w:rPr>
+              <w:t xml:space="preserve"> |</w:t>
+            </w:r>
+          </w:p>
+          <w:p>
+            <w:pPr>
+              <w:widowControl w:val="0"/>
+              <w:autoSpaceDE w:val="0"/>
+              <w:autoSpaceDN w:val="0"/>
+              <w:adjustRightInd w:val="0"/>
+              <w:spacing w:before="0" w:line="240" w:lineRule="auto"/>
+              <w:rPr>
+                <w:rFonts w:ascii="BRH Malayalam Extra" w:hAnsi="BRH Malayalam Extra" w:cs="BRH Malayalam Extra"/>
+                <w:color w:val="000000"/>
+                <w:sz w:val="32"/>
+                <w:szCs w:val="40"/>
+              </w:rPr>
+            </w:pPr>
+            <w:r>
+              <w:rPr>
+                <w:rFonts w:ascii="BRH Malayalam Extra" w:hAnsi="BRH Malayalam Extra" w:cs="BRH Malayalam Extra"/>
+                <w:color w:val="000000"/>
+                <w:sz w:val="32"/>
+                <w:szCs w:val="40"/>
+                <w:highlight w:val="green"/>
+              </w:rPr>
+              <w:t>Pxsõsy— P</w:t>
+            </w:r>
+            <w:r>
+              <w:rPr>
+                <w:rFonts w:ascii="BRH Malayalam Extra" w:hAnsi="BRH Malayalam Extra" w:cs="BRH Malayalam Extra"/>
+                <w:color w:val="000000"/>
+                <w:sz w:val="28"/>
+                <w:szCs w:val="40"/>
+                <w:highlight w:val="green"/>
+              </w:rPr>
+              <w:t>–</w:t>
+            </w:r>
+            <w:r>
+              <w:rPr>
+                <w:rFonts w:ascii="BRH Malayalam Extra" w:hAnsi="BRH Malayalam Extra" w:cs="BRH Malayalam Extra"/>
+                <w:color w:val="000000"/>
+                <w:sz w:val="32"/>
+                <w:szCs w:val="40"/>
+                <w:highlight w:val="green"/>
+              </w:rPr>
+              <w:t xml:space="preserve"> Pxsy— </w:t>
+            </w:r>
+            <w:r>
+              <w:rPr>
+                <w:rFonts w:ascii="BRH Malayalam Extra" w:hAnsi="BRH Malayalam Extra" w:cs="BRH Malayalam Extra"/>
+                <w:color w:val="000000"/>
+                <w:sz w:val="32"/>
+                <w:szCs w:val="40"/>
+                <w:highlight w:val="yellow"/>
+              </w:rPr>
+              <w:t>|</w:t>
+            </w:r>
+            <w:r>
+              <w:rPr>
+                <w:rFonts w:ascii="BRH Malayalam Extra" w:hAnsi="BRH Malayalam Extra" w:cs="BRH Malayalam Extra"/>
+                <w:color w:val="000000"/>
+                <w:sz w:val="32"/>
+                <w:szCs w:val="40"/>
+              </w:rPr>
+              <w:t xml:space="preserve"> </w:t>
+            </w:r>
+          </w:p>
+          <w:p>
+            <w:pPr>
+              <w:widowControl w:val="0"/>
+              <w:autoSpaceDE w:val="0"/>
+              <w:autoSpaceDN w:val="0"/>
+              <w:adjustRightInd w:val="0"/>
+              <w:spacing w:before="0" w:line="240" w:lineRule="auto"/>
+              <w:rPr>
+                <w:rFonts w:ascii="BRH Malayalam Extra" w:hAnsi="BRH Malayalam Extra" w:cs="BRH Malayalam Extra"/>
+                <w:color w:val="000000"/>
+                <w:sz w:val="32"/>
+                <w:szCs w:val="40"/>
+              </w:rPr>
+            </w:pPr>
+            <w:r>
+              <w:rPr>
+                <w:rFonts w:cs="BRH Malayalam Extra"/>
+                <w:color w:val="000000"/>
+                <w:szCs w:val="40"/>
+              </w:rPr>
+              <w:t>46</w:t>
+            </w:r>
+            <w:r>
+              <w:rPr>
+                <w:rFonts w:ascii="BRH Malayalam Extra" w:hAnsi="BRH Malayalam Extra" w:cs="BRH Malayalam Extra"/>
+                <w:color w:val="000000"/>
+                <w:sz w:val="32"/>
+                <w:szCs w:val="40"/>
+              </w:rPr>
+              <w:t>)</w:t>
+            </w:r>
+            <w:r>
+              <w:rPr>
+                <w:rFonts w:ascii="BRH Malayalam Extra" w:hAnsi="BRH Malayalam Extra" w:cs="BRH Malayalam Extra"/>
+                <w:color w:val="000000"/>
+                <w:sz w:val="32"/>
+                <w:szCs w:val="40"/>
+              </w:rPr>
+              <w:tab/>
+            </w:r>
+            <w:r>
+              <w:rPr>
+                <w:rFonts w:cs="BRH Malayalam Extra"/>
+                <w:color w:val="000000"/>
+                <w:szCs w:val="40"/>
+              </w:rPr>
+              <w:t>1</w:t>
+            </w:r>
+            <w:r>
+              <w:rPr>
+                <w:rFonts w:ascii="BRH Malayalam Extra" w:hAnsi="BRH Malayalam Extra" w:cs="BRH Malayalam Extra"/>
+                <w:color w:val="000000"/>
+                <w:sz w:val="32"/>
+                <w:szCs w:val="40"/>
+              </w:rPr>
+              <w:t>.</w:t>
+            </w:r>
+            <w:r>
+              <w:rPr>
+                <w:rFonts w:cs="BRH Malayalam Extra"/>
+                <w:color w:val="000000"/>
+                <w:szCs w:val="40"/>
+              </w:rPr>
+              <w:t>1</w:t>
+            </w:r>
+            <w:r>
+              <w:rPr>
+                <w:rFonts w:ascii="BRH Malayalam Extra" w:hAnsi="BRH Malayalam Extra" w:cs="BRH Malayalam Extra"/>
+                <w:color w:val="000000"/>
+                <w:sz w:val="32"/>
+                <w:szCs w:val="40"/>
+              </w:rPr>
+              <w:t>.</w:t>
+            </w:r>
+            <w:r>
+              <w:rPr>
+                <w:rFonts w:cs="BRH Malayalam Extra"/>
+                <w:color w:val="000000"/>
+                <w:szCs w:val="40"/>
+              </w:rPr>
+              <w:t>9</w:t>
+            </w:r>
+            <w:r>
+              <w:rPr>
+                <w:rFonts w:ascii="BRH Malayalam Extra" w:hAnsi="BRH Malayalam Extra" w:cs="BRH Malayalam Extra"/>
+                <w:color w:val="000000"/>
+                <w:sz w:val="32"/>
+                <w:szCs w:val="40"/>
+              </w:rPr>
+              <w:t>.</w:t>
+            </w:r>
+            <w:r>
+              <w:rPr>
+                <w:rFonts w:cs="BRH Malayalam Extra"/>
+                <w:color w:val="000000"/>
+                <w:szCs w:val="40"/>
+              </w:rPr>
+              <w:t>3</w:t>
+            </w:r>
+            <w:r>
+              <w:rPr>
+                <w:rFonts w:ascii="BRH Malayalam Extra" w:hAnsi="BRH Malayalam Extra" w:cs="BRH Malayalam Extra"/>
+                <w:color w:val="000000"/>
+                <w:sz w:val="32"/>
+                <w:szCs w:val="40"/>
+              </w:rPr>
+              <w:t>(</w:t>
+            </w:r>
+            <w:r>
+              <w:rPr>
+                <w:rFonts w:cs="BRH Malayalam Extra"/>
+                <w:color w:val="000000"/>
+                <w:szCs w:val="40"/>
+              </w:rPr>
+              <w:t>43</w:t>
+            </w:r>
+            <w:r>
+              <w:rPr>
+                <w:rFonts w:ascii="BRH Malayalam Extra" w:hAnsi="BRH Malayalam Extra" w:cs="BRH Malayalam Extra"/>
+                <w:color w:val="000000"/>
+                <w:sz w:val="32"/>
+                <w:szCs w:val="40"/>
+              </w:rPr>
+              <w:t xml:space="preserve">)- </w:t>
+            </w:r>
+            <w:r>
+              <w:rPr>
+                <w:rFonts w:ascii="BRH Malayalam Extra" w:hAnsi="BRH Malayalam Extra" w:cs="BRH Malayalam Extra"/>
+                <w:color w:val="000000"/>
+                <w:sz w:val="32"/>
+                <w:szCs w:val="40"/>
+                <w:highlight w:val="green"/>
+              </w:rPr>
+              <w:t>Asy—</w:t>
+            </w:r>
+            <w:r>
+              <w:rPr>
+                <w:rFonts w:ascii="BRH Malayalam Extra" w:hAnsi="BRH Malayalam Extra" w:cs="BRH Malayalam Extra"/>
+                <w:color w:val="000000"/>
+                <w:sz w:val="32"/>
+                <w:szCs w:val="40"/>
+              </w:rPr>
+              <w:t xml:space="preserve"> |</w:t>
+            </w:r>
+            <w:r>
+              <w:rPr>
+                <w:rFonts w:ascii="BRH Malayalam Extra" w:hAnsi="BRH Malayalam Extra" w:cs="BRH Malayalam Extra"/>
+                <w:color w:val="000000"/>
+                <w:sz w:val="32"/>
+                <w:szCs w:val="40"/>
+              </w:rPr>
+              <w:t xml:space="preserve"> </w:t>
+            </w:r>
+            <w:r>
+              <w:rPr>
+                <w:rFonts w:ascii="BRH Malayalam Extra" w:hAnsi="BRH Malayalam Extra" w:cs="BRH Malayalam Extra"/>
+                <w:color w:val="000000"/>
+                <w:sz w:val="32"/>
+                <w:szCs w:val="40"/>
+              </w:rPr>
+              <w:t>psûz˜ |</w:t>
+            </w:r>
+          </w:p>
+          <w:p>
+            <w:pPr>
+              <w:widowControl w:val="0"/>
+              <w:autoSpaceDE w:val="0"/>
+              <w:autoSpaceDN w:val="0"/>
+              <w:adjustRightInd w:val="0"/>
+              <w:spacing w:before="0" w:line="240" w:lineRule="auto"/>
+              <w:rPr>
+                <w:rFonts w:ascii="BRH Malayalam Extra" w:hAnsi="BRH Malayalam Extra" w:cs="BRH Malayalam Extra"/>
+                <w:sz w:val="28"/>
+                <w:szCs w:val="36"/>
+              </w:rPr>
+            </w:pPr>
+            <w:r>
+              <w:rPr>
+                <w:rFonts w:ascii="BRH Malayalam Extra" w:hAnsi="BRH Malayalam Extra" w:cs="BRH Malayalam Extra"/>
+                <w:color w:val="000000"/>
+                <w:sz w:val="32"/>
+                <w:szCs w:val="40"/>
+                <w:highlight w:val="green"/>
+              </w:rPr>
+              <w:t>Asy– psûz– psûõsõsy– psûz˜</w:t>
+            </w:r>
+            <w:r>
+              <w:rPr>
+                <w:rFonts w:ascii="BRH Malayalam Extra" w:hAnsi="BRH Malayalam Extra" w:cs="BRH Malayalam Extra"/>
+                <w:color w:val="000000"/>
+                <w:sz w:val="32"/>
+                <w:szCs w:val="40"/>
+              </w:rPr>
+              <w:t xml:space="preserve"> |</w:t>
+            </w:r>
+          </w:p>
+        </w:tc>
+      </w:tr>
+      <w:tr>
+        <w:trPr>
+          <w:trHeight w:val="2248"/>
+        </w:trPr>
+        <w:tc>
+          <w:tcPr>
+            <w:tcW w:w="6408" w:type="dxa"/>
+          </w:tcPr>
+          <w:p>
+            <w:pPr>
+              <w:widowControl w:val="0"/>
+              <w:autoSpaceDE w:val="0"/>
+              <w:autoSpaceDN w:val="0"/>
+              <w:adjustRightInd w:val="0"/>
+              <w:spacing w:before="0" w:line="240" w:lineRule="auto"/>
+              <w:rPr>
+                <w:rFonts w:ascii="BRH Malayalam Extra" w:hAnsi="BRH Malayalam Extra" w:cs="BRH Malayalam Extra"/>
+                <w:color w:val="000000"/>
+                <w:sz w:val="32"/>
+                <w:szCs w:val="40"/>
+              </w:rPr>
+            </w:pPr>
+            <w:r>
+              <w:rPr>
+                <w:rFonts w:cs="BRH Malayalam Extra"/>
+                <w:color w:val="000000"/>
+                <w:szCs w:val="40"/>
+              </w:rPr>
+              <w:t>36</w:t>
+            </w:r>
+            <w:r>
+              <w:rPr>
+                <w:rFonts w:ascii="BRH Malayalam Extra" w:hAnsi="BRH Malayalam Extra" w:cs="BRH Malayalam Extra"/>
+                <w:color w:val="000000"/>
+                <w:sz w:val="32"/>
+                <w:szCs w:val="40"/>
+              </w:rPr>
+              <w:t>)</w:t>
+            </w:r>
+            <w:r>
+              <w:rPr>
+                <w:rFonts w:ascii="BRH Malayalam Extra" w:hAnsi="BRH Malayalam Extra" w:cs="BRH Malayalam Extra"/>
+                <w:color w:val="000000"/>
+                <w:sz w:val="32"/>
+                <w:szCs w:val="40"/>
+              </w:rPr>
+              <w:tab/>
+            </w:r>
+            <w:r>
+              <w:rPr>
+                <w:rFonts w:cs="BRH Malayalam Extra"/>
+                <w:color w:val="000000"/>
+                <w:szCs w:val="40"/>
+              </w:rPr>
+              <w:t>1</w:t>
+            </w:r>
+            <w:r>
+              <w:rPr>
+                <w:rFonts w:ascii="BRH Malayalam Extra" w:hAnsi="BRH Malayalam Extra" w:cs="BRH Malayalam Extra"/>
+                <w:color w:val="000000"/>
+                <w:sz w:val="32"/>
+                <w:szCs w:val="40"/>
+              </w:rPr>
+              <w:t>.</w:t>
+            </w:r>
+            <w:r>
+              <w:rPr>
+                <w:rFonts w:cs="BRH Malayalam Extra"/>
+                <w:color w:val="000000"/>
+                <w:szCs w:val="40"/>
+              </w:rPr>
+              <w:t>1</w:t>
+            </w:r>
+            <w:r>
+              <w:rPr>
+                <w:rFonts w:ascii="BRH Malayalam Extra" w:hAnsi="BRH Malayalam Extra" w:cs="BRH Malayalam Extra"/>
+                <w:color w:val="000000"/>
+                <w:sz w:val="32"/>
+                <w:szCs w:val="40"/>
+              </w:rPr>
+              <w:t>.</w:t>
+            </w:r>
+            <w:r>
+              <w:rPr>
+                <w:rFonts w:cs="BRH Malayalam Extra"/>
+                <w:color w:val="000000"/>
+                <w:szCs w:val="40"/>
+              </w:rPr>
+              <w:t>14</w:t>
+            </w:r>
+            <w:r>
+              <w:rPr>
+                <w:rFonts w:ascii="BRH Malayalam Extra" w:hAnsi="BRH Malayalam Extra" w:cs="BRH Malayalam Extra"/>
+                <w:color w:val="000000"/>
+                <w:sz w:val="32"/>
+                <w:szCs w:val="40"/>
+              </w:rPr>
+              <w:t>.</w:t>
+            </w:r>
+            <w:r>
+              <w:rPr>
+                <w:rFonts w:cs="BRH Malayalam Extra"/>
+                <w:color w:val="000000"/>
+                <w:szCs w:val="40"/>
+              </w:rPr>
+              <w:t>2</w:t>
+            </w:r>
+            <w:r>
+              <w:rPr>
+                <w:rFonts w:ascii="BRH Malayalam Extra" w:hAnsi="BRH Malayalam Extra" w:cs="BRH Malayalam Extra"/>
+                <w:color w:val="000000"/>
+                <w:sz w:val="32"/>
+                <w:szCs w:val="40"/>
+              </w:rPr>
+              <w:t>(</w:t>
+            </w:r>
+            <w:r>
+              <w:rPr>
+                <w:rFonts w:cs="BRH Malayalam Extra"/>
+                <w:color w:val="000000"/>
+                <w:szCs w:val="40"/>
+              </w:rPr>
+              <w:t>33</w:t>
+            </w:r>
+            <w:r>
+              <w:rPr>
+                <w:rFonts w:ascii="BRH Malayalam Extra" w:hAnsi="BRH Malayalam Extra" w:cs="BRH Malayalam Extra"/>
+                <w:color w:val="000000"/>
+                <w:sz w:val="32"/>
+                <w:szCs w:val="40"/>
+              </w:rPr>
+              <w:t>)- q¡</w:t>
+            </w:r>
+            <w:r>
+              <w:rPr>
+                <w:rFonts w:ascii="BRH Malayalam Extra" w:hAnsi="BRH Malayalam Extra" w:cs="BRH Malayalam Extra"/>
+                <w:color w:val="000000"/>
+                <w:sz w:val="28"/>
+                <w:szCs w:val="40"/>
+              </w:rPr>
+              <w:t>–</w:t>
+            </w:r>
+            <w:r>
+              <w:rPr>
+                <w:rFonts w:ascii="BRH Malayalam Extra" w:hAnsi="BRH Malayalam Extra" w:cs="BRH Malayalam Extra"/>
+                <w:color w:val="000000"/>
+                <w:sz w:val="32"/>
+                <w:szCs w:val="40"/>
+              </w:rPr>
+              <w:t>k¡c—J | P</w:t>
+            </w:r>
+            <w:r>
+              <w:rPr>
+                <w:rFonts w:ascii="BRH Malayalam Extra" w:hAnsi="BRH Malayalam Extra" w:cs="BRH Malayalam Extra"/>
+                <w:color w:val="000000"/>
+                <w:sz w:val="28"/>
+                <w:szCs w:val="40"/>
+              </w:rPr>
+              <w:t>–</w:t>
+            </w:r>
+            <w:r>
+              <w:rPr>
+                <w:rFonts w:ascii="BRH Malayalam Extra" w:hAnsi="BRH Malayalam Extra" w:cs="BRH Malayalam Extra"/>
+                <w:color w:val="000000"/>
+                <w:sz w:val="32"/>
+                <w:szCs w:val="40"/>
+              </w:rPr>
+              <w:t>ö</w:t>
+            </w:r>
+            <w:r>
+              <w:rPr>
+                <w:rFonts w:ascii="BRH Malayalam Extra" w:hAnsi="BRH Malayalam Extra" w:cs="BRH Malayalam Extra"/>
+                <w:color w:val="000000"/>
+                <w:sz w:val="32"/>
+                <w:szCs w:val="40"/>
+                <w:highlight w:val="yellow"/>
+              </w:rPr>
+              <w:t>Éx˜öMxJ</w:t>
+            </w:r>
+            <w:r>
+              <w:rPr>
+                <w:rFonts w:ascii="BRH Malayalam Extra" w:hAnsi="BRH Malayalam Extra" w:cs="BRH Malayalam Extra"/>
+                <w:color w:val="000000"/>
+                <w:sz w:val="32"/>
+                <w:szCs w:val="40"/>
+              </w:rPr>
+              <w:t xml:space="preserve"> |</w:t>
+            </w:r>
+          </w:p>
+          <w:p>
+            <w:pPr>
+              <w:widowControl w:val="0"/>
+              <w:autoSpaceDE w:val="0"/>
+              <w:autoSpaceDN w:val="0"/>
+              <w:adjustRightInd w:val="0"/>
+              <w:spacing w:before="0" w:line="240" w:lineRule="auto"/>
+              <w:rPr>
+                <w:rFonts w:ascii="BRH Malayalam Extra" w:hAnsi="BRH Malayalam Extra" w:cs="BRH Malayalam Extra"/>
+                <w:color w:val="000000"/>
+                <w:sz w:val="32"/>
+                <w:szCs w:val="40"/>
+              </w:rPr>
+            </w:pPr>
+            <w:r>
+              <w:rPr>
+                <w:rFonts w:ascii="BRH Malayalam Extra" w:hAnsi="BRH Malayalam Extra" w:cs="BRH Malayalam Extra"/>
+                <w:color w:val="000000"/>
+                <w:sz w:val="32"/>
+                <w:szCs w:val="40"/>
+              </w:rPr>
+              <w:t>q¡</w:t>
+            </w:r>
+            <w:r>
+              <w:rPr>
+                <w:rFonts w:ascii="BRH Malayalam Extra" w:hAnsi="BRH Malayalam Extra" w:cs="BRH Malayalam Extra"/>
+                <w:color w:val="000000"/>
+                <w:sz w:val="28"/>
+                <w:szCs w:val="40"/>
+              </w:rPr>
+              <w:t>–</w:t>
+            </w:r>
+            <w:r>
+              <w:rPr>
+                <w:rFonts w:ascii="BRH Malayalam Extra" w:hAnsi="BRH Malayalam Extra" w:cs="BRH Malayalam Extra"/>
+                <w:color w:val="000000"/>
+                <w:sz w:val="32"/>
+                <w:szCs w:val="40"/>
+              </w:rPr>
+              <w:t>k¡c— Ò</w:t>
+            </w:r>
+            <w:r>
+              <w:rPr>
+                <w:rFonts w:ascii="BRH Malayalam Extra" w:hAnsi="BRH Malayalam Extra" w:cs="BRH Malayalam Extra"/>
+                <w:color w:val="000000"/>
+                <w:sz w:val="28"/>
+                <w:szCs w:val="40"/>
+              </w:rPr>
+              <w:t>–</w:t>
+            </w:r>
+            <w:r>
+              <w:rPr>
+                <w:rFonts w:ascii="BRH Malayalam Extra" w:hAnsi="BRH Malayalam Extra" w:cs="BRH Malayalam Extra"/>
+                <w:color w:val="000000"/>
+                <w:sz w:val="32"/>
+                <w:szCs w:val="40"/>
+              </w:rPr>
+              <w:t>ö</w:t>
+            </w:r>
+            <w:r>
+              <w:rPr>
+                <w:rFonts w:ascii="BRH Malayalam Extra" w:hAnsi="BRH Malayalam Extra" w:cs="BRH Malayalam Extra"/>
+                <w:color w:val="000000"/>
+                <w:sz w:val="32"/>
+                <w:szCs w:val="40"/>
+                <w:highlight w:val="yellow"/>
+              </w:rPr>
+              <w:t>Éx˜öMx</w:t>
+            </w:r>
+            <w:r>
+              <w:rPr>
+                <w:rFonts w:ascii="BRH Malayalam Extra" w:hAnsi="BRH Malayalam Extra" w:cs="BRH Malayalam Extra"/>
+                <w:color w:val="000000"/>
+                <w:sz w:val="32"/>
+                <w:szCs w:val="40"/>
+              </w:rPr>
+              <w:t xml:space="preserve"> Ò</w:t>
+            </w:r>
+            <w:r>
+              <w:rPr>
+                <w:rFonts w:ascii="BRH Malayalam Extra" w:hAnsi="BRH Malayalam Extra" w:cs="BRH Malayalam Extra"/>
+                <w:color w:val="000000"/>
+                <w:sz w:val="28"/>
+                <w:szCs w:val="40"/>
+              </w:rPr>
+              <w:t>–</w:t>
+            </w:r>
+            <w:r>
+              <w:rPr>
+                <w:rFonts w:ascii="BRH Malayalam Extra" w:hAnsi="BRH Malayalam Extra" w:cs="BRH Malayalam Extra"/>
+                <w:color w:val="000000"/>
+                <w:sz w:val="32"/>
+                <w:szCs w:val="40"/>
+              </w:rPr>
+              <w:t>ö</w:t>
+            </w:r>
+            <w:r>
+              <w:rPr>
+                <w:rFonts w:ascii="BRH Malayalam Extra" w:hAnsi="BRH Malayalam Extra" w:cs="BRH Malayalam Extra"/>
+                <w:color w:val="000000"/>
+                <w:sz w:val="32"/>
+                <w:szCs w:val="40"/>
+                <w:highlight w:val="yellow"/>
+              </w:rPr>
+              <w:t>Éx˜öMxJ</w:t>
+            </w:r>
+            <w:r>
+              <w:rPr>
+                <w:rFonts w:ascii="BRH Malayalam Extra" w:hAnsi="BRH Malayalam Extra" w:cs="BRH Malayalam Extra"/>
+                <w:color w:val="000000"/>
+                <w:sz w:val="32"/>
+                <w:szCs w:val="40"/>
+              </w:rPr>
+              <w:t xml:space="preserve"> q¡</w:t>
+            </w:r>
+            <w:r>
+              <w:rPr>
+                <w:rFonts w:ascii="BRH Malayalam Extra" w:hAnsi="BRH Malayalam Extra" w:cs="BRH Malayalam Extra"/>
+                <w:color w:val="000000"/>
+                <w:sz w:val="28"/>
+                <w:szCs w:val="40"/>
+              </w:rPr>
+              <w:t>–</w:t>
+            </w:r>
+            <w:r>
+              <w:rPr>
+                <w:rFonts w:ascii="BRH Malayalam Extra" w:hAnsi="BRH Malayalam Extra" w:cs="BRH Malayalam Extra"/>
+                <w:color w:val="000000"/>
+                <w:sz w:val="32"/>
+                <w:szCs w:val="40"/>
+              </w:rPr>
+              <w:t xml:space="preserve">k¡c—J </w:t>
+            </w:r>
+          </w:p>
+          <w:p>
+            <w:pPr>
+              <w:widowControl w:val="0"/>
+              <w:autoSpaceDE w:val="0"/>
+              <w:autoSpaceDN w:val="0"/>
+              <w:adjustRightInd w:val="0"/>
+              <w:spacing w:before="0" w:line="240" w:lineRule="auto"/>
+              <w:rPr>
+                <w:rFonts w:ascii="BRH Malayalam Extra" w:hAnsi="BRH Malayalam Extra" w:cs="BRH Malayalam Extra"/>
+                <w:color w:val="000000"/>
+                <w:sz w:val="32"/>
+                <w:szCs w:val="40"/>
+              </w:rPr>
+            </w:pPr>
+            <w:r>
+              <w:rPr>
+                <w:rFonts w:ascii="BRH Malayalam Extra" w:hAnsi="BRH Malayalam Extra" w:cs="BRH Malayalam Extra"/>
+                <w:color w:val="000000"/>
+                <w:sz w:val="32"/>
+                <w:szCs w:val="40"/>
+              </w:rPr>
+              <w:t>q¡</w:t>
+            </w:r>
+            <w:r>
+              <w:rPr>
+                <w:rFonts w:ascii="BRH Malayalam Extra" w:hAnsi="BRH Malayalam Extra" w:cs="BRH Malayalam Extra"/>
+                <w:color w:val="000000"/>
+                <w:sz w:val="28"/>
+                <w:szCs w:val="40"/>
+              </w:rPr>
+              <w:t>–</w:t>
+            </w:r>
+            <w:r>
+              <w:rPr>
+                <w:rFonts w:ascii="BRH Malayalam Extra" w:hAnsi="BRH Malayalam Extra" w:cs="BRH Malayalam Extra"/>
+                <w:color w:val="000000"/>
+                <w:sz w:val="32"/>
+                <w:szCs w:val="40"/>
+              </w:rPr>
+              <w:t>k¡c— Ò</w:t>
+            </w:r>
+            <w:r>
+              <w:rPr>
+                <w:rFonts w:ascii="BRH Malayalam Extra" w:hAnsi="BRH Malayalam Extra" w:cs="BRH Malayalam Extra"/>
+                <w:color w:val="000000"/>
+                <w:sz w:val="28"/>
+                <w:szCs w:val="40"/>
+              </w:rPr>
+              <w:t>–</w:t>
+            </w:r>
+            <w:r>
+              <w:rPr>
+                <w:rFonts w:ascii="BRH Malayalam Extra" w:hAnsi="BRH Malayalam Extra" w:cs="BRH Malayalam Extra"/>
+                <w:color w:val="000000"/>
+                <w:sz w:val="32"/>
+                <w:szCs w:val="40"/>
+              </w:rPr>
+              <w:t>ö</w:t>
+            </w:r>
+            <w:r>
+              <w:rPr>
+                <w:rFonts w:ascii="BRH Malayalam Extra" w:hAnsi="BRH Malayalam Extra" w:cs="BRH Malayalam Extra"/>
+                <w:color w:val="000000"/>
+                <w:sz w:val="32"/>
+                <w:szCs w:val="40"/>
+                <w:highlight w:val="yellow"/>
+              </w:rPr>
+              <w:t>Éx˜öMxJ</w:t>
+            </w:r>
+            <w:r>
+              <w:rPr>
+                <w:rFonts w:ascii="BRH Malayalam Extra" w:hAnsi="BRH Malayalam Extra" w:cs="BRH Malayalam Extra"/>
+                <w:color w:val="000000"/>
+                <w:sz w:val="32"/>
+                <w:szCs w:val="40"/>
+              </w:rPr>
+              <w:t xml:space="preserve"> | </w:t>
+            </w:r>
+          </w:p>
+          <w:p>
+            <w:pPr>
+              <w:widowControl w:val="0"/>
+              <w:autoSpaceDE w:val="0"/>
+              <w:autoSpaceDN w:val="0"/>
+              <w:adjustRightInd w:val="0"/>
+              <w:spacing w:before="0" w:line="240" w:lineRule="auto"/>
+              <w:rPr>
+                <w:rFonts w:ascii="BRH Malayalam Extra" w:hAnsi="BRH Malayalam Extra" w:cs="BRH Malayalam Extra"/>
+                <w:color w:val="000000"/>
+                <w:sz w:val="32"/>
+                <w:szCs w:val="40"/>
+              </w:rPr>
+            </w:pPr>
+            <w:r>
+              <w:rPr>
+                <w:rFonts w:cs="BRH Malayalam Extra"/>
+                <w:color w:val="000000"/>
+                <w:szCs w:val="40"/>
+              </w:rPr>
+              <w:t>37</w:t>
+            </w:r>
+            <w:r>
+              <w:rPr>
+                <w:rFonts w:ascii="BRH Malayalam Extra" w:hAnsi="BRH Malayalam Extra" w:cs="BRH Malayalam Extra"/>
+                <w:color w:val="000000"/>
+                <w:sz w:val="32"/>
+                <w:szCs w:val="40"/>
+              </w:rPr>
+              <w:t>)</w:t>
+            </w:r>
+            <w:r>
+              <w:rPr>
+                <w:rFonts w:ascii="BRH Malayalam Extra" w:hAnsi="BRH Malayalam Extra" w:cs="BRH Malayalam Extra"/>
+                <w:color w:val="000000"/>
+                <w:sz w:val="32"/>
+                <w:szCs w:val="40"/>
+              </w:rPr>
+              <w:tab/>
+            </w:r>
+            <w:r>
+              <w:rPr>
+                <w:rFonts w:cs="BRH Malayalam Extra"/>
+                <w:color w:val="000000"/>
+                <w:szCs w:val="40"/>
+              </w:rPr>
+              <w:t>1</w:t>
+            </w:r>
+            <w:r>
+              <w:rPr>
+                <w:rFonts w:ascii="BRH Malayalam Extra" w:hAnsi="BRH Malayalam Extra" w:cs="BRH Malayalam Extra"/>
+                <w:color w:val="000000"/>
+                <w:sz w:val="32"/>
+                <w:szCs w:val="40"/>
+              </w:rPr>
+              <w:t>.</w:t>
+            </w:r>
+            <w:r>
+              <w:rPr>
+                <w:rFonts w:cs="BRH Malayalam Extra"/>
+                <w:color w:val="000000"/>
+                <w:szCs w:val="40"/>
+              </w:rPr>
+              <w:t>1</w:t>
+            </w:r>
+            <w:r>
+              <w:rPr>
+                <w:rFonts w:ascii="BRH Malayalam Extra" w:hAnsi="BRH Malayalam Extra" w:cs="BRH Malayalam Extra"/>
+                <w:color w:val="000000"/>
+                <w:sz w:val="32"/>
+                <w:szCs w:val="40"/>
+              </w:rPr>
+              <w:t>.</w:t>
+            </w:r>
+            <w:r>
+              <w:rPr>
+                <w:rFonts w:cs="BRH Malayalam Extra"/>
+                <w:color w:val="000000"/>
+                <w:szCs w:val="40"/>
+              </w:rPr>
+              <w:t>14</w:t>
+            </w:r>
+            <w:r>
+              <w:rPr>
+                <w:rFonts w:ascii="BRH Malayalam Extra" w:hAnsi="BRH Malayalam Extra" w:cs="BRH Malayalam Extra"/>
+                <w:color w:val="000000"/>
+                <w:sz w:val="32"/>
+                <w:szCs w:val="40"/>
+              </w:rPr>
+              <w:t>.</w:t>
+            </w:r>
+            <w:r>
+              <w:rPr>
+                <w:rFonts w:cs="BRH Malayalam Extra"/>
+                <w:color w:val="000000"/>
+                <w:szCs w:val="40"/>
+              </w:rPr>
+              <w:t>2</w:t>
+            </w:r>
+            <w:r>
+              <w:rPr>
+                <w:rFonts w:ascii="BRH Malayalam Extra" w:hAnsi="BRH Malayalam Extra" w:cs="BRH Malayalam Extra"/>
+                <w:color w:val="000000"/>
+                <w:sz w:val="32"/>
+                <w:szCs w:val="40"/>
+              </w:rPr>
+              <w:t>(</w:t>
+            </w:r>
+            <w:r>
+              <w:rPr>
+                <w:rFonts w:cs="BRH Malayalam Extra"/>
+                <w:color w:val="000000"/>
+                <w:szCs w:val="40"/>
+              </w:rPr>
+              <w:t>34</w:t>
+            </w:r>
+            <w:r>
+              <w:rPr>
+                <w:rFonts w:ascii="BRH Malayalam Extra" w:hAnsi="BRH Malayalam Extra" w:cs="BRH Malayalam Extra"/>
+                <w:color w:val="000000"/>
+                <w:sz w:val="32"/>
+                <w:szCs w:val="40"/>
+              </w:rPr>
+              <w:t>)- P</w:t>
+            </w:r>
+            <w:r>
+              <w:rPr>
+                <w:rFonts w:ascii="BRH Malayalam Extra" w:hAnsi="BRH Malayalam Extra" w:cs="BRH Malayalam Extra"/>
+                <w:color w:val="000000"/>
+                <w:sz w:val="28"/>
+                <w:szCs w:val="40"/>
+              </w:rPr>
+              <w:t>–</w:t>
+            </w:r>
+            <w:r>
+              <w:rPr>
+                <w:rFonts w:ascii="BRH Malayalam Extra" w:hAnsi="BRH Malayalam Extra" w:cs="BRH Malayalam Extra"/>
+                <w:color w:val="000000"/>
+                <w:sz w:val="32"/>
+                <w:szCs w:val="40"/>
+              </w:rPr>
+              <w:t>ö</w:t>
+            </w:r>
+            <w:r>
+              <w:rPr>
+                <w:rFonts w:ascii="BRH Malayalam Extra" w:hAnsi="BRH Malayalam Extra" w:cs="BRH Malayalam Extra"/>
+                <w:color w:val="000000"/>
+                <w:sz w:val="32"/>
+                <w:szCs w:val="40"/>
+                <w:highlight w:val="yellow"/>
+              </w:rPr>
+              <w:t>Éx˜öMx</w:t>
+            </w:r>
+            <w:r>
+              <w:rPr>
+                <w:rFonts w:ascii="BRH Malayalam Extra" w:hAnsi="BRH Malayalam Extra" w:cs="BRH Malayalam Extra"/>
+                <w:color w:val="000000"/>
+                <w:sz w:val="32"/>
+                <w:szCs w:val="40"/>
+              </w:rPr>
+              <w:t>J | cyj—ÊyjI |</w:t>
+            </w:r>
+          </w:p>
+          <w:p>
+            <w:pPr>
+              <w:widowControl w:val="0"/>
+              <w:autoSpaceDE w:val="0"/>
+              <w:autoSpaceDN w:val="0"/>
+              <w:adjustRightInd w:val="0"/>
+              <w:spacing w:before="0" w:line="240" w:lineRule="auto"/>
+              <w:rPr>
+                <w:rFonts w:ascii="BRH Malayalam Extra" w:hAnsi="BRH Malayalam Extra" w:cs="BRH Malayalam Extra"/>
+                <w:color w:val="000000"/>
+                <w:sz w:val="32"/>
+                <w:szCs w:val="40"/>
+              </w:rPr>
+            </w:pPr>
+            <w:r>
+              <w:rPr>
+                <w:rFonts w:ascii="BRH Malayalam Extra" w:hAnsi="BRH Malayalam Extra" w:cs="BRH Malayalam Extra"/>
+                <w:color w:val="000000"/>
+                <w:sz w:val="32"/>
+                <w:szCs w:val="40"/>
+              </w:rPr>
+              <w:t>P</w:t>
+            </w:r>
+            <w:r>
+              <w:rPr>
+                <w:rFonts w:ascii="BRH Malayalam Extra" w:hAnsi="BRH Malayalam Extra" w:cs="BRH Malayalam Extra"/>
+                <w:color w:val="000000"/>
+                <w:sz w:val="28"/>
+                <w:szCs w:val="40"/>
+              </w:rPr>
+              <w:t>–</w:t>
+            </w:r>
+            <w:r>
+              <w:rPr>
+                <w:rFonts w:ascii="BRH Malayalam Extra" w:hAnsi="BRH Malayalam Extra" w:cs="BRH Malayalam Extra"/>
+                <w:color w:val="000000"/>
+                <w:sz w:val="32"/>
+                <w:szCs w:val="40"/>
+              </w:rPr>
+              <w:t>ö</w:t>
+            </w:r>
+            <w:r>
+              <w:rPr>
+                <w:rFonts w:ascii="BRH Malayalam Extra" w:hAnsi="BRH Malayalam Extra" w:cs="BRH Malayalam Extra"/>
+                <w:color w:val="000000"/>
+                <w:sz w:val="32"/>
+                <w:szCs w:val="40"/>
+                <w:highlight w:val="yellow"/>
+              </w:rPr>
+              <w:t>Éx</w:t>
+            </w:r>
+            <w:r>
+              <w:rPr>
+                <w:rFonts w:ascii="BRH Malayalam Extra" w:hAnsi="BRH Malayalam Extra" w:cs="BRH Malayalam Extra"/>
+                <w:color w:val="000000"/>
+                <w:sz w:val="32"/>
+                <w:szCs w:val="40"/>
+              </w:rPr>
+              <w:t>˜öMx</w:t>
+            </w:r>
+            <w:r>
+              <w:rPr>
+                <w:rFonts w:ascii="BRH Malayalam Extra" w:hAnsi="BRH Malayalam Extra" w:cs="BRH Malayalam Extra"/>
+                <w:color w:val="000000"/>
+                <w:sz w:val="28"/>
+                <w:szCs w:val="40"/>
+              </w:rPr>
+              <w:t>–</w:t>
+            </w:r>
+            <w:r>
+              <w:rPr>
+                <w:rFonts w:ascii="BRH Malayalam Extra" w:hAnsi="BRH Malayalam Extra" w:cs="BRH Malayalam Extra"/>
+                <w:color w:val="000000"/>
+                <w:sz w:val="32"/>
+                <w:szCs w:val="40"/>
+              </w:rPr>
+              <w:t xml:space="preserve"> cyj—Êyj</w:t>
+            </w:r>
+            <w:r>
+              <w:rPr>
+                <w:rFonts w:ascii="BRH Malayalam Extra" w:hAnsi="BRH Malayalam Extra" w:cs="BRH Malayalam Extra"/>
+                <w:color w:val="000000"/>
+                <w:sz w:val="28"/>
+                <w:szCs w:val="40"/>
+              </w:rPr>
+              <w:t>–</w:t>
+            </w:r>
+            <w:r>
+              <w:rPr>
+                <w:rFonts w:ascii="BRH Malayalam Extra" w:hAnsi="BRH Malayalam Extra" w:cs="BRH Malayalam Extra"/>
+                <w:color w:val="000000"/>
+                <w:sz w:val="32"/>
+                <w:szCs w:val="40"/>
+              </w:rPr>
+              <w:t>I cyj—ÊyjI P</w:t>
+            </w:r>
+            <w:r>
+              <w:rPr>
+                <w:rFonts w:ascii="BRH Malayalam Extra" w:hAnsi="BRH Malayalam Extra" w:cs="BRH Malayalam Extra"/>
+                <w:color w:val="000000"/>
+                <w:sz w:val="28"/>
+                <w:szCs w:val="40"/>
+              </w:rPr>
+              <w:t>–</w:t>
+            </w:r>
+            <w:r>
+              <w:rPr>
+                <w:rFonts w:ascii="BRH Malayalam Extra" w:hAnsi="BRH Malayalam Extra" w:cs="BRH Malayalam Extra"/>
+                <w:color w:val="000000"/>
+                <w:sz w:val="32"/>
+                <w:szCs w:val="40"/>
+              </w:rPr>
+              <w:t>ö</w:t>
+            </w:r>
+            <w:r>
+              <w:rPr>
+                <w:rFonts w:ascii="BRH Malayalam Extra" w:hAnsi="BRH Malayalam Extra" w:cs="BRH Malayalam Extra"/>
+                <w:color w:val="000000"/>
+                <w:sz w:val="32"/>
+                <w:szCs w:val="40"/>
+                <w:highlight w:val="yellow"/>
+              </w:rPr>
+              <w:t>Éx˜öMx</w:t>
+            </w:r>
+            <w:r>
+              <w:rPr>
+                <w:rFonts w:ascii="BRH Malayalam Extra" w:hAnsi="BRH Malayalam Extra" w:cs="BRH Malayalam Extra"/>
+                <w:color w:val="000000"/>
+                <w:sz w:val="32"/>
+                <w:szCs w:val="40"/>
+              </w:rPr>
+              <w:t xml:space="preserve"> Ò</w:t>
+            </w:r>
+            <w:r>
+              <w:rPr>
+                <w:rFonts w:ascii="BRH Malayalam Extra" w:hAnsi="BRH Malayalam Extra" w:cs="BRH Malayalam Extra"/>
+                <w:color w:val="000000"/>
+                <w:sz w:val="28"/>
+                <w:szCs w:val="40"/>
+              </w:rPr>
+              <w:t>–</w:t>
+            </w:r>
+            <w:r>
+              <w:rPr>
+                <w:rFonts w:ascii="BRH Malayalam Extra" w:hAnsi="BRH Malayalam Extra" w:cs="BRH Malayalam Extra"/>
+                <w:color w:val="000000"/>
+                <w:sz w:val="32"/>
+                <w:szCs w:val="40"/>
+              </w:rPr>
+              <w:t>ö</w:t>
+            </w:r>
+            <w:r>
+              <w:rPr>
+                <w:rFonts w:ascii="BRH Malayalam Extra" w:hAnsi="BRH Malayalam Extra" w:cs="BRH Malayalam Extra"/>
+                <w:color w:val="000000"/>
+                <w:sz w:val="32"/>
+                <w:szCs w:val="40"/>
+                <w:highlight w:val="yellow"/>
+              </w:rPr>
+              <w:t>Éx</w:t>
+            </w:r>
+            <w:r>
+              <w:rPr>
+                <w:rFonts w:ascii="BRH Malayalam Extra" w:hAnsi="BRH Malayalam Extra" w:cs="BRH Malayalam Extra"/>
+                <w:color w:val="000000"/>
+                <w:sz w:val="32"/>
+                <w:szCs w:val="40"/>
+              </w:rPr>
+              <w:t>˜öMx</w:t>
+            </w:r>
+            <w:r>
+              <w:rPr>
+                <w:rFonts w:ascii="BRH Malayalam Extra" w:hAnsi="BRH Malayalam Extra" w:cs="BRH Malayalam Extra"/>
+                <w:color w:val="000000"/>
+                <w:sz w:val="28"/>
+                <w:szCs w:val="40"/>
+              </w:rPr>
+              <w:t>–</w:t>
+            </w:r>
+            <w:r>
+              <w:rPr>
+                <w:rFonts w:ascii="BRH Malayalam Extra" w:hAnsi="BRH Malayalam Extra" w:cs="BRH Malayalam Extra"/>
+                <w:color w:val="000000"/>
+                <w:sz w:val="32"/>
+                <w:szCs w:val="40"/>
+              </w:rPr>
+              <w:t xml:space="preserve"> cyj—ÊyjI | </w:t>
+            </w:r>
+          </w:p>
+          <w:p>
+            <w:pPr>
+              <w:widowControl w:val="0"/>
+              <w:autoSpaceDE w:val="0"/>
+              <w:autoSpaceDN w:val="0"/>
+              <w:adjustRightInd w:val="0"/>
+              <w:spacing w:before="0" w:line="240" w:lineRule="auto"/>
+              <w:rPr>
+                <w:rFonts w:ascii="BRH Malayalam Extra" w:hAnsi="BRH Malayalam Extra" w:cs="BRH Malayalam Extra"/>
+                <w:color w:val="000000"/>
+                <w:sz w:val="32"/>
+                <w:szCs w:val="40"/>
+              </w:rPr>
+            </w:pPr>
+            <w:r>
+              <w:rPr>
+                <w:rFonts w:cs="BRH Malayalam Extra"/>
+                <w:color w:val="000000"/>
+                <w:szCs w:val="40"/>
+              </w:rPr>
+              <w:t>38</w:t>
+            </w:r>
+            <w:r>
+              <w:rPr>
+                <w:rFonts w:ascii="BRH Malayalam Extra" w:hAnsi="BRH Malayalam Extra" w:cs="BRH Malayalam Extra"/>
+                <w:color w:val="000000"/>
+                <w:sz w:val="32"/>
+                <w:szCs w:val="40"/>
+              </w:rPr>
+              <w:t>)</w:t>
+            </w:r>
+            <w:r>
+              <w:rPr>
+                <w:rFonts w:ascii="BRH Malayalam Extra" w:hAnsi="BRH Malayalam Extra" w:cs="BRH Malayalam Extra"/>
+                <w:color w:val="000000"/>
+                <w:sz w:val="32"/>
+                <w:szCs w:val="40"/>
+              </w:rPr>
+              <w:tab/>
+            </w:r>
+            <w:r>
+              <w:rPr>
+                <w:rFonts w:cs="BRH Malayalam Extra"/>
+                <w:color w:val="000000"/>
+                <w:szCs w:val="40"/>
+              </w:rPr>
+              <w:t>1</w:t>
+            </w:r>
+            <w:r>
+              <w:rPr>
+                <w:rFonts w:ascii="BRH Malayalam Extra" w:hAnsi="BRH Malayalam Extra" w:cs="BRH Malayalam Extra"/>
+                <w:color w:val="000000"/>
+                <w:sz w:val="32"/>
+                <w:szCs w:val="40"/>
+              </w:rPr>
+              <w:t>.</w:t>
+            </w:r>
+            <w:r>
+              <w:rPr>
+                <w:rFonts w:cs="BRH Malayalam Extra"/>
+                <w:color w:val="000000"/>
+                <w:szCs w:val="40"/>
+              </w:rPr>
+              <w:t>1</w:t>
+            </w:r>
+            <w:r>
+              <w:rPr>
+                <w:rFonts w:ascii="BRH Malayalam Extra" w:hAnsi="BRH Malayalam Extra" w:cs="BRH Malayalam Extra"/>
+                <w:color w:val="000000"/>
+                <w:sz w:val="32"/>
+                <w:szCs w:val="40"/>
+              </w:rPr>
+              <w:t>.</w:t>
+            </w:r>
+            <w:r>
+              <w:rPr>
+                <w:rFonts w:cs="BRH Malayalam Extra"/>
+                <w:color w:val="000000"/>
+                <w:szCs w:val="40"/>
+              </w:rPr>
+              <w:t>14</w:t>
+            </w:r>
+            <w:r>
+              <w:rPr>
+                <w:rFonts w:ascii="BRH Malayalam Extra" w:hAnsi="BRH Malayalam Extra" w:cs="BRH Malayalam Extra"/>
+                <w:color w:val="000000"/>
+                <w:sz w:val="32"/>
+                <w:szCs w:val="40"/>
+              </w:rPr>
+              <w:t>.</w:t>
+            </w:r>
+            <w:r>
+              <w:rPr>
+                <w:rFonts w:cs="BRH Malayalam Extra"/>
+                <w:color w:val="000000"/>
+                <w:szCs w:val="40"/>
+              </w:rPr>
+              <w:t>2</w:t>
+            </w:r>
+            <w:r>
+              <w:rPr>
+                <w:rFonts w:ascii="BRH Malayalam Extra" w:hAnsi="BRH Malayalam Extra" w:cs="BRH Malayalam Extra"/>
+                <w:color w:val="000000"/>
+                <w:sz w:val="32"/>
+                <w:szCs w:val="40"/>
+              </w:rPr>
+              <w:t>(</w:t>
+            </w:r>
+            <w:r>
+              <w:rPr>
+                <w:rFonts w:cs="BRH Malayalam Extra"/>
+                <w:color w:val="000000"/>
+                <w:szCs w:val="40"/>
+              </w:rPr>
+              <w:t>34</w:t>
+            </w:r>
+            <w:r>
+              <w:rPr>
+                <w:rFonts w:ascii="BRH Malayalam Extra" w:hAnsi="BRH Malayalam Extra" w:cs="BRH Malayalam Extra"/>
+                <w:color w:val="000000"/>
+                <w:sz w:val="32"/>
+                <w:szCs w:val="40"/>
+              </w:rPr>
+              <w:t>)- P</w:t>
+            </w:r>
+            <w:r>
+              <w:rPr>
+                <w:rFonts w:ascii="BRH Malayalam Extra" w:hAnsi="BRH Malayalam Extra" w:cs="BRH Malayalam Extra"/>
+                <w:color w:val="000000"/>
+                <w:sz w:val="28"/>
+                <w:szCs w:val="40"/>
+              </w:rPr>
+              <w:t>–</w:t>
+            </w:r>
+            <w:r>
+              <w:rPr>
+                <w:rFonts w:ascii="BRH Malayalam Extra" w:hAnsi="BRH Malayalam Extra" w:cs="BRH Malayalam Extra"/>
+                <w:color w:val="000000"/>
+                <w:sz w:val="32"/>
+                <w:szCs w:val="40"/>
+              </w:rPr>
+              <w:t>ö</w:t>
+            </w:r>
+            <w:r>
+              <w:rPr>
+                <w:rFonts w:ascii="BRH Malayalam Extra" w:hAnsi="BRH Malayalam Extra" w:cs="BRH Malayalam Extra"/>
+                <w:color w:val="000000"/>
+                <w:sz w:val="32"/>
+                <w:szCs w:val="40"/>
+                <w:highlight w:val="yellow"/>
+              </w:rPr>
+              <w:t>Éx˜öMx</w:t>
+            </w:r>
+            <w:r>
+              <w:rPr>
+                <w:rFonts w:ascii="BRH Malayalam Extra" w:hAnsi="BRH Malayalam Extra" w:cs="BRH Malayalam Extra"/>
+                <w:color w:val="000000"/>
+                <w:sz w:val="32"/>
+                <w:szCs w:val="40"/>
+              </w:rPr>
+              <w:t>J |</w:t>
+            </w:r>
+          </w:p>
+          <w:p>
+            <w:pPr>
+              <w:widowControl w:val="0"/>
+              <w:autoSpaceDE w:val="0"/>
+              <w:autoSpaceDN w:val="0"/>
+              <w:adjustRightInd w:val="0"/>
+              <w:spacing w:before="0" w:line="240" w:lineRule="auto"/>
+              <w:rPr>
+                <w:rFonts w:ascii="BRH Malayalam Extra" w:hAnsi="BRH Malayalam Extra" w:cs="BRH Malayalam Extra"/>
+                <w:color w:val="000000"/>
+                <w:sz w:val="32"/>
+                <w:szCs w:val="40"/>
+              </w:rPr>
+            </w:pPr>
+            <w:r>
+              <w:rPr>
+                <w:rFonts w:ascii="BRH Malayalam Extra" w:hAnsi="BRH Malayalam Extra" w:cs="BRH Malayalam Extra"/>
+                <w:color w:val="000000"/>
+                <w:sz w:val="32"/>
+                <w:szCs w:val="40"/>
+              </w:rPr>
+              <w:t>P</w:t>
+            </w:r>
+            <w:r>
+              <w:rPr>
+                <w:rFonts w:ascii="BRH Malayalam Extra" w:hAnsi="BRH Malayalam Extra" w:cs="BRH Malayalam Extra"/>
+                <w:color w:val="000000"/>
+                <w:sz w:val="28"/>
+                <w:szCs w:val="40"/>
+              </w:rPr>
+              <w:t>–</w:t>
+            </w:r>
+            <w:r>
+              <w:rPr>
+                <w:rFonts w:ascii="BRH Malayalam Extra" w:hAnsi="BRH Malayalam Extra" w:cs="BRH Malayalam Extra"/>
+                <w:color w:val="000000"/>
+                <w:sz w:val="32"/>
+                <w:szCs w:val="40"/>
+              </w:rPr>
+              <w:t>öÉxöMx</w:t>
+            </w:r>
+            <w:r>
+              <w:rPr>
+                <w:rFonts w:ascii="BRH Malayalam Extra" w:hAnsi="BRH Malayalam Extra" w:cs="BRH Malayalam Extra"/>
+                <w:color w:val="000000"/>
+                <w:sz w:val="28"/>
+                <w:szCs w:val="40"/>
+              </w:rPr>
+              <w:t>–</w:t>
+            </w:r>
+            <w:r>
+              <w:rPr>
+                <w:rFonts w:ascii="BRH Malayalam Extra" w:hAnsi="BRH Malayalam Extra" w:cs="BRH Malayalam Extra"/>
+                <w:color w:val="000000"/>
+                <w:sz w:val="32"/>
+                <w:szCs w:val="40"/>
+              </w:rPr>
+              <w:t xml:space="preserve"> CZy— P</w:t>
+            </w:r>
+            <w:r>
+              <w:rPr>
+                <w:rFonts w:ascii="BRH Malayalam Extra" w:hAnsi="BRH Malayalam Extra" w:cs="BRH Malayalam Extra"/>
+                <w:color w:val="000000"/>
+                <w:sz w:val="28"/>
+                <w:szCs w:val="40"/>
+              </w:rPr>
+              <w:t>–</w:t>
+            </w:r>
+            <w:r>
+              <w:rPr>
+                <w:rFonts w:ascii="BRH Malayalam Extra" w:hAnsi="BRH Malayalam Extra" w:cs="BRH Malayalam Extra"/>
+                <w:color w:val="000000"/>
+                <w:sz w:val="32"/>
+                <w:szCs w:val="40"/>
+              </w:rPr>
+              <w:t>öÉ - A</w:t>
+            </w:r>
+            <w:r>
+              <w:rPr>
+                <w:rFonts w:ascii="BRH Malayalam Extra" w:hAnsi="BRH Malayalam Extra" w:cs="BRH Malayalam Extra"/>
+                <w:color w:val="000000"/>
+                <w:sz w:val="28"/>
+                <w:szCs w:val="40"/>
+              </w:rPr>
+              <w:t>–</w:t>
+            </w:r>
+            <w:r>
+              <w:rPr>
+                <w:rFonts w:ascii="BRH Malayalam Extra" w:hAnsi="BRH Malayalam Extra" w:cs="BRH Malayalam Extra"/>
+                <w:color w:val="000000"/>
+                <w:sz w:val="32"/>
+                <w:szCs w:val="40"/>
+              </w:rPr>
+              <w:t>öMx</w:t>
+            </w:r>
+            <w:r>
+              <w:rPr>
+                <w:rFonts w:ascii="BRH Malayalam Extra" w:hAnsi="BRH Malayalam Extra" w:cs="BRH Malayalam Extra"/>
+                <w:color w:val="000000"/>
+                <w:sz w:val="28"/>
+                <w:szCs w:val="40"/>
+              </w:rPr>
+              <w:t>–</w:t>
+            </w:r>
+            <w:r>
+              <w:rPr>
+                <w:rFonts w:ascii="BRH Malayalam Extra" w:hAnsi="BRH Malayalam Extra" w:cs="BRH Malayalam Extra"/>
+                <w:color w:val="000000"/>
+                <w:sz w:val="32"/>
+                <w:szCs w:val="40"/>
+              </w:rPr>
+              <w:t>J |</w:t>
+            </w:r>
+            <w:r>
+              <w:rPr>
+                <w:rFonts w:ascii="BRH Malayalam Extra" w:hAnsi="BRH Malayalam Extra" w:cs="BRH Malayalam Extra"/>
+                <w:color w:val="000000"/>
+                <w:sz w:val="32"/>
+                <w:szCs w:val="40"/>
+              </w:rPr>
+              <w:t xml:space="preserve"> </w:t>
+            </w:r>
+          </w:p>
+          <w:p>
+            <w:pPr>
+              <w:widowControl w:val="0"/>
+              <w:autoSpaceDE w:val="0"/>
+              <w:autoSpaceDN w:val="0"/>
+              <w:adjustRightInd w:val="0"/>
+              <w:spacing w:before="0" w:line="240" w:lineRule="auto"/>
+              <w:rPr>
+                <w:rFonts w:cs="BRH Malayalam Extra"/>
+                <w:color w:val="000000"/>
+                <w:szCs w:val="40"/>
               </w:rPr>
             </w:pPr>
           </w:p>
@@ -839,7 +2929,7 @@
               <w:autoSpaceDE w:val="0"/>
               <w:autoSpaceDN w:val="0"/>
               <w:adjustRightInd w:val="0"/>
-              <w:spacing w:line="240" w:lineRule="auto"/>
+              <w:spacing w:before="0" w:line="240" w:lineRule="auto"/>
               <w:rPr>
                 <w:rFonts w:ascii="BRH Malayalam Extra" w:hAnsi="BRH Malayalam Extra" w:cs="BRH Malayalam Extra"/>
                 <w:color w:val="000000"/>
@@ -853,7 +2943,7 @@
                 <w:color w:val="000000"/>
                 <w:szCs w:val="40"/>
               </w:rPr>
-              <w:t>45</w:t>
+              <w:t>36</w:t>
             </w:r>
             <w:r>
               <w:rPr>
@@ -913,7 +3003,7 @@
                 <w:color w:val="000000"/>
                 <w:szCs w:val="40"/>
               </w:rPr>
-              <w:t>9</w:t>
+              <w:t>14</w:t>
             </w:r>
             <w:r>
               <w:rPr>
@@ -930,7 +3020,7 @@
                 <w:color w:val="000000"/>
                 <w:szCs w:val="40"/>
               </w:rPr>
-              <w:t>3</w:t>
+              <w:t>2</w:t>
             </w:r>
             <w:r>
               <w:rPr>
@@ -947,34 +3037,52 @@
                 <w:color w:val="000000"/>
                 <w:szCs w:val="40"/>
               </w:rPr>
-              <w:t>42</w:t>
-            </w:r>
-            <w:r>
-              <w:rPr>
-                <w:rFonts w:ascii="BRH Malayalam Extra" w:hAnsi="BRH Malayalam Extra" w:cs="BRH Malayalam Extra"/>
-                <w:color w:val="000000"/>
-                <w:sz w:val="32"/>
-                <w:szCs w:val="40"/>
-              </w:rPr>
-              <w:t>)- P</w:t>
-            </w:r>
-            <w:r>
-              <w:rPr>
-                <w:rFonts w:ascii="BRH Malayalam Extra" w:hAnsi="BRH Malayalam Extra" w:cs="BRH Malayalam Extra"/>
-                <w:color w:val="000000"/>
-                <w:sz w:val="28"/>
-                <w:szCs w:val="40"/>
-              </w:rPr>
-              <w:t>–</w:t>
-            </w:r>
-            <w:r>
-              <w:rPr>
-                <w:rFonts w:ascii="BRH Malayalam Extra" w:hAnsi="BRH Malayalam Extra" w:cs="BRH Malayalam Extra"/>
-                <w:color w:val="000000"/>
-                <w:sz w:val="32"/>
-                <w:szCs w:val="40"/>
-              </w:rPr>
-              <w:t xml:space="preserve"> | </w:t>
+              <w:t>33</w:t>
+            </w:r>
+            <w:r>
+              <w:rPr>
+                <w:rFonts w:ascii="BRH Malayalam Extra" w:hAnsi="BRH Malayalam Extra" w:cs="BRH Malayalam Extra"/>
+                <w:color w:val="000000"/>
+                <w:sz w:val="32"/>
+                <w:szCs w:val="40"/>
+              </w:rPr>
+              <w:t>)- q¡</w:t>
+            </w:r>
+            <w:r>
+              <w:rPr>
+                <w:rFonts w:ascii="BRH Malayalam Extra" w:hAnsi="BRH Malayalam Extra" w:cs="BRH Malayalam Extra"/>
+                <w:color w:val="000000"/>
+                <w:sz w:val="28"/>
+                <w:szCs w:val="40"/>
+              </w:rPr>
+              <w:t>–</w:t>
+            </w:r>
+            <w:r>
+              <w:rPr>
+                <w:rFonts w:ascii="BRH Malayalam Extra" w:hAnsi="BRH Malayalam Extra" w:cs="BRH Malayalam Extra"/>
+                <w:color w:val="000000"/>
+                <w:sz w:val="32"/>
+                <w:szCs w:val="40"/>
+              </w:rPr>
+              <w:t>k¡c—J | P</w:t>
+            </w:r>
+            <w:r>
+              <w:rPr>
+                <w:rFonts w:ascii="BRH Malayalam Extra" w:hAnsi="BRH Malayalam Extra" w:cs="BRH Malayalam Extra"/>
+                <w:color w:val="000000"/>
+                <w:sz w:val="28"/>
+                <w:szCs w:val="40"/>
+              </w:rPr>
+              <w:t>–</w:t>
+            </w:r>
+            <w:r>
+              <w:rPr>
+                <w:rFonts w:ascii="BRH Malayalam Extra" w:hAnsi="BRH Malayalam Extra" w:cs="BRH Malayalam Extra"/>
+                <w:color w:val="000000"/>
+                <w:sz w:val="32"/>
+                <w:szCs w:val="40"/>
+              </w:rPr>
+              <w:t>ö</w:t>
             </w:r>
             <w:r>
               <w:rPr>
@@ -984,7 +3092,7 @@
                 <w:szCs w:val="40"/>
                 <w:highlight w:val="green"/>
               </w:rPr>
-              <w:t>Asy—</w:t>
+              <w:t>ÉxöMx˜J</w:t>
             </w:r>
             <w:r>
               <w:rPr>
@@ -1002,7 +3110,7 @@
               <w:autoSpaceDE w:val="0"/>
               <w:autoSpaceDN w:val="0"/>
               <w:adjustRightInd w:val="0"/>
-              <w:spacing w:line="240" w:lineRule="auto"/>
+              <w:spacing w:before="0" w:line="240" w:lineRule="auto"/>
               <w:rPr>
                 <w:rFonts w:ascii="BRH Malayalam Extra" w:hAnsi="BRH Malayalam Extra" w:cs="BRH Malayalam Extra"/>
                 <w:color w:val="000000"/>
@@ -1016,18 +3124,63 @@
                 <w:color w:val="000000"/>
                 <w:sz w:val="32"/>
                 <w:szCs w:val="40"/>
+              </w:rPr>
+              <w:t>q¡</w:t>
+            </w:r>
+            <w:r>
+              <w:rPr>
+                <w:rFonts w:ascii="BRH Malayalam Extra" w:hAnsi="BRH Malayalam Extra" w:cs="BRH Malayalam Extra"/>
+                <w:color w:val="000000"/>
+                <w:sz w:val="28"/>
+                <w:szCs w:val="40"/>
+              </w:rPr>
+              <w:t>–</w:t>
+            </w:r>
+            <w:r>
+              <w:rPr>
+                <w:rFonts w:ascii="BRH Malayalam Extra" w:hAnsi="BRH Malayalam Extra" w:cs="BRH Malayalam Extra"/>
+                <w:color w:val="000000"/>
+                <w:sz w:val="32"/>
+                <w:szCs w:val="40"/>
+              </w:rPr>
+              <w:t>k¡c— Ò</w:t>
+            </w:r>
+            <w:r>
+              <w:rPr>
+                <w:rFonts w:ascii="BRH Malayalam Extra" w:hAnsi="BRH Malayalam Extra" w:cs="BRH Malayalam Extra"/>
+                <w:color w:val="000000"/>
+                <w:sz w:val="28"/>
+                <w:szCs w:val="40"/>
                 <w:highlight w:val="green"/>
               </w:rPr>
-              <w:t>Pxsõsy— P</w:t>
-            </w:r>
-            <w:r>
-              <w:rPr>
-                <w:rFonts w:ascii="BRH Malayalam Extra" w:hAnsi="BRH Malayalam Extra" w:cs="BRH Malayalam Extra"/>
-                <w:color w:val="000000"/>
-                <w:sz w:val="28"/>
+              <w:t>–</w:t>
+            </w:r>
+            <w:r>
+              <w:rPr>
+                <w:rFonts w:ascii="BRH Malayalam Extra" w:hAnsi="BRH Malayalam Extra" w:cs="BRH Malayalam Extra"/>
+                <w:color w:val="000000"/>
+                <w:sz w:val="32"/>
                 <w:szCs w:val="40"/>
                 <w:highlight w:val="green"/>
               </w:rPr>
+              <w:t>öÉxöMx˜</w:t>
+            </w:r>
+            <w:r>
+              <w:rPr>
+                <w:rFonts w:ascii="BRH Malayalam Extra" w:hAnsi="BRH Malayalam Extra" w:cs="BRH Malayalam Extra"/>
+                <w:color w:val="000000"/>
+                <w:sz w:val="32"/>
+                <w:szCs w:val="40"/>
+              </w:rPr>
+              <w:t xml:space="preserve"> Ò</w:t>
+            </w:r>
+            <w:r>
+              <w:rPr>
+                <w:rFonts w:ascii="BRH Malayalam Extra" w:hAnsi="BRH Malayalam Extra" w:cs="BRH Malayalam Extra"/>
+                <w:color w:val="000000"/>
+                <w:sz w:val="28"/>
+                <w:szCs w:val="40"/>
+              </w:rPr>
               <w:t>–</w:t>
             </w:r>
             <w:r>
@@ -1038,26 +3191,89 @@
                 <w:szCs w:val="40"/>
                 <w:highlight w:val="green"/>
               </w:rPr>
-              <w:t xml:space="preserve"> Pxsy— </w:t>
-            </w:r>
-            <w:r>
-              <w:rPr>
-                <w:rFonts w:ascii="BRH Malayalam Extra" w:hAnsi="BRH Malayalam Extra" w:cs="BRH Malayalam Extra"/>
-                <w:color w:val="000000"/>
-                <w:sz w:val="32"/>
-                <w:szCs w:val="40"/>
-                <w:highlight w:val="yellow"/>
-              </w:rPr>
-              <w:t>|</w:t>
-            </w:r>
-            <w:r>
-              <w:rPr>
-                <w:rFonts w:ascii="BRH Malayalam Extra" w:hAnsi="BRH Malayalam Extra" w:cs="BRH Malayalam Extra"/>
-                <w:color w:val="000000"/>
-                <w:sz w:val="32"/>
-                <w:szCs w:val="40"/>
-              </w:rPr>
-              <w:t xml:space="preserve"> </w:t>
+              <w:t>öÉxöMx˜J</w:t>
+            </w:r>
+            <w:r>
+              <w:rPr>
+                <w:rFonts w:ascii="BRH Malayalam Extra" w:hAnsi="BRH Malayalam Extra" w:cs="BRH Malayalam Extra"/>
+                <w:color w:val="000000"/>
+                <w:sz w:val="32"/>
+                <w:szCs w:val="40"/>
+              </w:rPr>
+              <w:t xml:space="preserve"> q¡</w:t>
+            </w:r>
+            <w:r>
+              <w:rPr>
+                <w:rFonts w:ascii="BRH Malayalam Extra" w:hAnsi="BRH Malayalam Extra" w:cs="BRH Malayalam Extra"/>
+                <w:color w:val="000000"/>
+                <w:sz w:val="28"/>
+                <w:szCs w:val="40"/>
+              </w:rPr>
+              <w:t>–</w:t>
+            </w:r>
+            <w:r>
+              <w:rPr>
+                <w:rFonts w:ascii="BRH Malayalam Extra" w:hAnsi="BRH Malayalam Extra" w:cs="BRH Malayalam Extra"/>
+                <w:color w:val="000000"/>
+                <w:sz w:val="32"/>
+                <w:szCs w:val="40"/>
+              </w:rPr>
+              <w:t>k¡c—J q¡</w:t>
+            </w:r>
+            <w:r>
+              <w:rPr>
+                <w:rFonts w:ascii="BRH Malayalam Extra" w:hAnsi="BRH Malayalam Extra" w:cs="BRH Malayalam Extra"/>
+                <w:color w:val="000000"/>
+                <w:sz w:val="28"/>
+                <w:szCs w:val="40"/>
+              </w:rPr>
+              <w:t>–</w:t>
+            </w:r>
+            <w:r>
+              <w:rPr>
+                <w:rFonts w:ascii="BRH Malayalam Extra" w:hAnsi="BRH Malayalam Extra" w:cs="BRH Malayalam Extra"/>
+                <w:color w:val="000000"/>
+                <w:sz w:val="32"/>
+                <w:szCs w:val="40"/>
+              </w:rPr>
+              <w:t>k¡c— Ò</w:t>
+            </w:r>
+            <w:r>
+              <w:rPr>
+                <w:rFonts w:ascii="BRH Malayalam Extra" w:hAnsi="BRH Malayalam Extra" w:cs="BRH Malayalam Extra"/>
+                <w:color w:val="000000"/>
+                <w:sz w:val="28"/>
+                <w:szCs w:val="40"/>
+              </w:rPr>
+              <w:t>–</w:t>
+            </w:r>
+            <w:r>
+              <w:rPr>
+                <w:rFonts w:ascii="BRH Malayalam Extra" w:hAnsi="BRH Malayalam Extra" w:cs="BRH Malayalam Extra"/>
+                <w:color w:val="000000"/>
+                <w:sz w:val="32"/>
+                <w:szCs w:val="40"/>
+              </w:rPr>
+              <w:t>ö</w:t>
+            </w:r>
+            <w:r>
+              <w:rPr>
+                <w:rFonts w:ascii="BRH Malayalam Extra" w:hAnsi="BRH Malayalam Extra" w:cs="BRH Malayalam Extra"/>
+                <w:color w:val="000000"/>
+                <w:sz w:val="32"/>
+                <w:szCs w:val="40"/>
+                <w:highlight w:val="green"/>
+              </w:rPr>
+              <w:t>ÉxöMx˜J</w:t>
+            </w:r>
+            <w:r>
+              <w:rPr>
+                <w:rFonts w:ascii="BRH Malayalam Extra" w:hAnsi="BRH Malayalam Extra" w:cs="BRH Malayalam Extra"/>
+                <w:color w:val="000000"/>
+                <w:sz w:val="32"/>
+                <w:szCs w:val="40"/>
+              </w:rPr>
+              <w:t xml:space="preserve"> | </w:t>
             </w:r>
           </w:p>
           <w:p>
@@ -1066,7 +3282,7 @@
               <w:autoSpaceDE w:val="0"/>
               <w:autoSpaceDN w:val="0"/>
               <w:adjustRightInd w:val="0"/>
-              <w:spacing w:line="240" w:lineRule="auto"/>
+              <w:spacing w:before="0" w:line="240" w:lineRule="auto"/>
               <w:rPr>
                 <w:rFonts w:ascii="BRH Malayalam Extra" w:hAnsi="BRH Malayalam Extra" w:cs="BRH Malayalam Extra"/>
                 <w:color w:val="000000"/>
@@ -1080,7 +3296,7 @@
                 <w:color w:val="000000"/>
                 <w:szCs w:val="40"/>
               </w:rPr>
-              <w:t>46</w:t>
+              <w:t>37</w:t>
             </w:r>
             <w:r>
               <w:rPr>
@@ -1140,7 +3356,7 @@
                 <w:color w:val="000000"/>
                 <w:szCs w:val="40"/>
               </w:rPr>
-              <w:t>9</w:t>
+              <w:t>14</w:t>
             </w:r>
             <w:r>
               <w:rPr>
@@ -1157,7 +3373,7 @@
                 <w:color w:val="000000"/>
                 <w:szCs w:val="40"/>
               </w:rPr>
-              <w:t>3</w:t>
+              <w:t>2</w:t>
             </w:r>
             <w:r>
               <w:rPr>
@@ -1174,16 +3390,34 @@
                 <w:color w:val="000000"/>
                 <w:szCs w:val="40"/>
               </w:rPr>
-              <w:t>43</w:t>
-            </w:r>
-            <w:r>
-              <w:rPr>
-                <w:rFonts w:ascii="BRH Malayalam Extra" w:hAnsi="BRH Malayalam Extra" w:cs="BRH Malayalam Extra"/>
-                <w:color w:val="000000"/>
-                <w:sz w:val="32"/>
-                <w:szCs w:val="40"/>
-              </w:rPr>
-              <w:t xml:space="preserve">)- </w:t>
+              <w:t>34</w:t>
+            </w:r>
+            <w:r>
+              <w:rPr>
+                <w:rFonts w:ascii="BRH Malayalam Extra" w:hAnsi="BRH Malayalam Extra" w:cs="BRH Malayalam Extra"/>
+                <w:color w:val="000000"/>
+                <w:sz w:val="32"/>
+                <w:szCs w:val="40"/>
+              </w:rPr>
+              <w:t>)- P</w:t>
+            </w:r>
+            <w:r>
+              <w:rPr>
+                <w:rFonts w:ascii="BRH Malayalam Extra" w:hAnsi="BRH Malayalam Extra" w:cs="BRH Malayalam Extra"/>
+                <w:color w:val="000000"/>
+                <w:sz w:val="28"/>
+                <w:szCs w:val="40"/>
+              </w:rPr>
+              <w:t>–</w:t>
+            </w:r>
+            <w:r>
+              <w:rPr>
+                <w:rFonts w:ascii="BRH Malayalam Extra" w:hAnsi="BRH Malayalam Extra" w:cs="BRH Malayalam Extra"/>
+                <w:color w:val="000000"/>
+                <w:sz w:val="32"/>
+                <w:szCs w:val="40"/>
+              </w:rPr>
+              <w:t>ö</w:t>
             </w:r>
             <w:r>
               <w:rPr>
@@ -1193,34 +3427,16 @@
                 <w:szCs w:val="40"/>
                 <w:highlight w:val="green"/>
               </w:rPr>
-              <w:t>Asy—</w:t>
-            </w:r>
-            <w:r>
-              <w:rPr>
-                <w:rFonts w:ascii="BRH Malayalam Extra" w:hAnsi="BRH Malayalam Extra" w:cs="BRH Malayalam Extra"/>
-                <w:color w:val="000000"/>
-                <w:sz w:val="32"/>
-                <w:szCs w:val="40"/>
-              </w:rPr>
-              <w:t xml:space="preserve"> |</w:t>
-            </w:r>
-            <w:r>
-              <w:rPr>
-                <w:rFonts w:ascii="BRH Malayalam Extra" w:hAnsi="BRH Malayalam Extra" w:cs="BRH Malayalam Extra"/>
-                <w:color w:val="000000"/>
-                <w:sz w:val="32"/>
-                <w:szCs w:val="40"/>
-              </w:rPr>
-              <w:t xml:space="preserve"> </w:t>
-            </w:r>
-            <w:r>
-              <w:rPr>
-                <w:rFonts w:ascii="BRH Malayalam Extra" w:hAnsi="BRH Malayalam Extra" w:cs="BRH Malayalam Extra"/>
-                <w:color w:val="000000"/>
-                <w:sz w:val="32"/>
-                <w:szCs w:val="40"/>
-              </w:rPr>
-              <w:t>psûz˜ |</w:t>
+              <w:t>ÉxöMx˜J</w:t>
+            </w:r>
+            <w:r>
+              <w:rPr>
+                <w:rFonts w:ascii="BRH Malayalam Extra" w:hAnsi="BRH Malayalam Extra" w:cs="BRH Malayalam Extra"/>
+                <w:color w:val="000000"/>
+                <w:sz w:val="32"/>
+                <w:szCs w:val="40"/>
+              </w:rPr>
+              <w:t xml:space="preserve"> | cyj—ÊyjI |</w:t>
             </w:r>
           </w:p>
           <w:p>
@@ -1229,7 +3445,7 @@
               <w:autoSpaceDE w:val="0"/>
               <w:autoSpaceDN w:val="0"/>
               <w:adjustRightInd w:val="0"/>
-              <w:spacing w:line="240" w:lineRule="auto"/>
+              <w:spacing w:before="0" w:line="240" w:lineRule="auto"/>
               <w:rPr>
                 <w:rFonts w:ascii="BRH Malayalam Extra" w:hAnsi="BRH Malayalam Extra" w:cs="BRH Malayalam Extra"/>
                 <w:color w:val="000000"/>
@@ -1243,27 +3459,482 @@
                 <w:color w:val="000000"/>
                 <w:sz w:val="32"/>
                 <w:szCs w:val="40"/>
+              </w:rPr>
+              <w:t>P</w:t>
+            </w:r>
+            <w:r>
+              <w:rPr>
+                <w:rFonts w:ascii="BRH Malayalam Extra" w:hAnsi="BRH Malayalam Extra" w:cs="BRH Malayalam Extra"/>
+                <w:color w:val="000000"/>
+                <w:sz w:val="28"/>
+                <w:szCs w:val="40"/>
+              </w:rPr>
+              <w:t>–</w:t>
+            </w:r>
+            <w:r>
+              <w:rPr>
+                <w:rFonts w:ascii="BRH Malayalam Extra" w:hAnsi="BRH Malayalam Extra" w:cs="BRH Malayalam Extra"/>
+                <w:color w:val="000000"/>
+                <w:sz w:val="32"/>
+                <w:szCs w:val="40"/>
+              </w:rPr>
+              <w:t>ö</w:t>
+            </w:r>
+            <w:r>
+              <w:rPr>
+                <w:rFonts w:ascii="BRH Malayalam Extra" w:hAnsi="BRH Malayalam Extra" w:cs="BRH Malayalam Extra"/>
+                <w:color w:val="000000"/>
+                <w:sz w:val="32"/>
+                <w:szCs w:val="40"/>
                 <w:highlight w:val="green"/>
               </w:rPr>
-              <w:t>Asy– psûz– psûõsõsy– psûz˜</w:t>
-            </w:r>
-            <w:r>
-              <w:rPr>
-                <w:rFonts w:ascii="BRH Malayalam Extra" w:hAnsi="BRH Malayalam Extra" w:cs="BRH Malayalam Extra"/>
-                <w:color w:val="000000"/>
-                <w:sz w:val="32"/>
-                <w:szCs w:val="40"/>
-              </w:rPr>
-              <w:t xml:space="preserve"> |</w:t>
+              <w:t>Éx</w:t>
+            </w:r>
+            <w:r>
+              <w:rPr>
+                <w:rFonts w:ascii="BRH Malayalam Extra" w:hAnsi="BRH Malayalam Extra" w:cs="BRH Malayalam Extra"/>
+                <w:color w:val="000000"/>
+                <w:sz w:val="32"/>
+                <w:szCs w:val="40"/>
+              </w:rPr>
+              <w:t>öMx</w:t>
+            </w:r>
+            <w:r>
+              <w:rPr>
+                <w:rFonts w:ascii="BRH Malayalam Extra" w:hAnsi="BRH Malayalam Extra" w:cs="BRH Malayalam Extra"/>
+                <w:color w:val="000000"/>
+                <w:sz w:val="28"/>
+                <w:szCs w:val="40"/>
+              </w:rPr>
+              <w:t>–</w:t>
+            </w:r>
+            <w:r>
+              <w:rPr>
+                <w:rFonts w:ascii="BRH Malayalam Extra" w:hAnsi="BRH Malayalam Extra" w:cs="BRH Malayalam Extra"/>
+                <w:color w:val="000000"/>
+                <w:sz w:val="32"/>
+                <w:szCs w:val="40"/>
+              </w:rPr>
+              <w:t xml:space="preserve"> cyj—Êyj</w:t>
+            </w:r>
+            <w:r>
+              <w:rPr>
+                <w:rFonts w:ascii="BRH Malayalam Extra" w:hAnsi="BRH Malayalam Extra" w:cs="BRH Malayalam Extra"/>
+                <w:color w:val="000000"/>
+                <w:sz w:val="28"/>
+                <w:szCs w:val="40"/>
+              </w:rPr>
+              <w:t>–</w:t>
+            </w:r>
+            <w:r>
+              <w:rPr>
+                <w:rFonts w:ascii="BRH Malayalam Extra" w:hAnsi="BRH Malayalam Extra" w:cs="BRH Malayalam Extra"/>
+                <w:color w:val="000000"/>
+                <w:sz w:val="32"/>
+                <w:szCs w:val="40"/>
+              </w:rPr>
+              <w:t>I cyj—ÊyjI P</w:t>
+            </w:r>
+            <w:r>
+              <w:rPr>
+                <w:rFonts w:ascii="BRH Malayalam Extra" w:hAnsi="BRH Malayalam Extra" w:cs="BRH Malayalam Extra"/>
+                <w:color w:val="000000"/>
+                <w:sz w:val="28"/>
+                <w:szCs w:val="40"/>
+              </w:rPr>
+              <w:t>–</w:t>
+            </w:r>
+            <w:r>
+              <w:rPr>
+                <w:rFonts w:ascii="BRH Malayalam Extra" w:hAnsi="BRH Malayalam Extra" w:cs="BRH Malayalam Extra"/>
+                <w:color w:val="000000"/>
+                <w:sz w:val="32"/>
+                <w:szCs w:val="40"/>
+              </w:rPr>
+              <w:t>ö</w:t>
+            </w:r>
+            <w:r>
+              <w:rPr>
+                <w:rFonts w:ascii="BRH Malayalam Extra" w:hAnsi="BRH Malayalam Extra" w:cs="BRH Malayalam Extra"/>
+                <w:color w:val="000000"/>
+                <w:sz w:val="32"/>
+                <w:szCs w:val="40"/>
+                <w:highlight w:val="green"/>
+              </w:rPr>
+              <w:t>ÉxöMx</w:t>
+            </w:r>
+            <w:r>
+              <w:rPr>
+                <w:rFonts w:ascii="BRH Malayalam Extra" w:hAnsi="BRH Malayalam Extra" w:cs="BRH Malayalam Extra"/>
+                <w:color w:val="000000"/>
+                <w:sz w:val="32"/>
+                <w:szCs w:val="40"/>
+                <w:highlight w:val="yellow"/>
+              </w:rPr>
+              <w:t>˜</w:t>
+            </w:r>
+            <w:r>
+              <w:rPr>
+                <w:rFonts w:ascii="BRH Malayalam Extra" w:hAnsi="BRH Malayalam Extra" w:cs="BRH Malayalam Extra"/>
+                <w:color w:val="000000"/>
+                <w:sz w:val="32"/>
+                <w:szCs w:val="40"/>
+              </w:rPr>
+              <w:t xml:space="preserve"> Ò</w:t>
+            </w:r>
+            <w:r>
+              <w:rPr>
+                <w:rFonts w:ascii="BRH Malayalam Extra" w:hAnsi="BRH Malayalam Extra" w:cs="BRH Malayalam Extra"/>
+                <w:color w:val="000000"/>
+                <w:sz w:val="28"/>
+                <w:szCs w:val="40"/>
+              </w:rPr>
+              <w:t>–</w:t>
+            </w:r>
+            <w:r>
+              <w:rPr>
+                <w:rFonts w:ascii="BRH Malayalam Extra" w:hAnsi="BRH Malayalam Extra" w:cs="BRH Malayalam Extra"/>
+                <w:color w:val="000000"/>
+                <w:sz w:val="32"/>
+                <w:szCs w:val="40"/>
+              </w:rPr>
+              <w:t>ö</w:t>
+            </w:r>
+            <w:r>
+              <w:rPr>
+                <w:rFonts w:ascii="BRH Malayalam Extra" w:hAnsi="BRH Malayalam Extra" w:cs="BRH Malayalam Extra"/>
+                <w:color w:val="000000"/>
+                <w:sz w:val="32"/>
+                <w:szCs w:val="40"/>
+                <w:highlight w:val="green"/>
+              </w:rPr>
+              <w:t>Éx</w:t>
+            </w:r>
+            <w:r>
+              <w:rPr>
+                <w:rFonts w:ascii="BRH Malayalam Extra" w:hAnsi="BRH Malayalam Extra" w:cs="BRH Malayalam Extra"/>
+                <w:color w:val="000000"/>
+                <w:sz w:val="32"/>
+                <w:szCs w:val="40"/>
+              </w:rPr>
+              <w:t>öMx</w:t>
+            </w:r>
+            <w:r>
+              <w:rPr>
+                <w:rFonts w:ascii="BRH Malayalam Extra" w:hAnsi="BRH Malayalam Extra" w:cs="BRH Malayalam Extra"/>
+                <w:color w:val="000000"/>
+                <w:sz w:val="28"/>
+                <w:szCs w:val="40"/>
+              </w:rPr>
+              <w:t>–</w:t>
+            </w:r>
+            <w:r>
+              <w:rPr>
+                <w:rFonts w:ascii="BRH Malayalam Extra" w:hAnsi="BRH Malayalam Extra" w:cs="BRH Malayalam Extra"/>
+                <w:color w:val="000000"/>
+                <w:sz w:val="32"/>
+                <w:szCs w:val="40"/>
+              </w:rPr>
+              <w:t xml:space="preserve"> cyj—ÊyjI | </w:t>
             </w:r>
           </w:p>
           <w:p>
             <w:pPr>
+              <w:widowControl w:val="0"/>
+              <w:autoSpaceDE w:val="0"/>
+              <w:autoSpaceDN w:val="0"/>
+              <w:adjustRightInd w:val="0"/>
               <w:spacing w:before="0" w:line="240" w:lineRule="auto"/>
               <w:rPr>
                 <w:rFonts w:ascii="BRH Malayalam Extra" w:hAnsi="BRH Malayalam Extra" w:cs="BRH Malayalam Extra"/>
-                <w:sz w:val="28"/>
-                <w:szCs w:val="36"/>
+                <w:color w:val="000000"/>
+                <w:sz w:val="32"/>
+                <w:szCs w:val="40"/>
+              </w:rPr>
+            </w:pPr>
+            <w:r>
+              <w:rPr>
+                <w:rFonts w:cs="BRH Malayalam Extra"/>
+                <w:color w:val="000000"/>
+                <w:szCs w:val="40"/>
+              </w:rPr>
+              <w:t>38</w:t>
+            </w:r>
+            <w:r>
+              <w:rPr>
+                <w:rFonts w:ascii="BRH Malayalam Extra" w:hAnsi="BRH Malayalam Extra" w:cs="BRH Malayalam Extra"/>
+                <w:color w:val="000000"/>
+                <w:sz w:val="32"/>
+                <w:szCs w:val="40"/>
+              </w:rPr>
+              <w:t>)</w:t>
+            </w:r>
+            <w:r>
+              <w:rPr>
+                <w:rFonts w:ascii="BRH Malayalam Extra" w:hAnsi="BRH Malayalam Extra" w:cs="BRH Malayalam Extra"/>
+                <w:color w:val="000000"/>
+                <w:sz w:val="32"/>
+                <w:szCs w:val="40"/>
+              </w:rPr>
+              <w:tab/>
+            </w:r>
+            <w:r>
+              <w:rPr>
+                <w:rFonts w:cs="BRH Malayalam Extra"/>
+                <w:color w:val="000000"/>
+                <w:szCs w:val="40"/>
+              </w:rPr>
+              <w:t>1</w:t>
+            </w:r>
+            <w:r>
+              <w:rPr>
+                <w:rFonts w:ascii="BRH Malayalam Extra" w:hAnsi="BRH Malayalam Extra" w:cs="BRH Malayalam Extra"/>
+                <w:color w:val="000000"/>
+                <w:sz w:val="32"/>
+                <w:szCs w:val="40"/>
+              </w:rPr>
+              <w:t>.</w:t>
+            </w:r>
+            <w:r>
+              <w:rPr>
+                <w:rFonts w:cs="BRH Malayalam Extra"/>
+                <w:color w:val="000000"/>
+                <w:szCs w:val="40"/>
+              </w:rPr>
+              <w:t>1</w:t>
+            </w:r>
+            <w:r>
+              <w:rPr>
+                <w:rFonts w:ascii="BRH Malayalam Extra" w:hAnsi="BRH Malayalam Extra" w:cs="BRH Malayalam Extra"/>
+                <w:color w:val="000000"/>
+                <w:sz w:val="32"/>
+                <w:szCs w:val="40"/>
+              </w:rPr>
+              <w:t>.</w:t>
+            </w:r>
+            <w:r>
+              <w:rPr>
+                <w:rFonts w:cs="BRH Malayalam Extra"/>
+                <w:color w:val="000000"/>
+                <w:szCs w:val="40"/>
+              </w:rPr>
+              <w:t>14</w:t>
+            </w:r>
+            <w:r>
+              <w:rPr>
+                <w:rFonts w:ascii="BRH Malayalam Extra" w:hAnsi="BRH Malayalam Extra" w:cs="BRH Malayalam Extra"/>
+                <w:color w:val="000000"/>
+                <w:sz w:val="32"/>
+                <w:szCs w:val="40"/>
+              </w:rPr>
+              <w:t>.</w:t>
+            </w:r>
+            <w:r>
+              <w:rPr>
+                <w:rFonts w:cs="BRH Malayalam Extra"/>
+                <w:color w:val="000000"/>
+                <w:szCs w:val="40"/>
+              </w:rPr>
+              <w:t>2</w:t>
+            </w:r>
+            <w:r>
+              <w:rPr>
+                <w:rFonts w:ascii="BRH Malayalam Extra" w:hAnsi="BRH Malayalam Extra" w:cs="BRH Malayalam Extra"/>
+                <w:color w:val="000000"/>
+                <w:sz w:val="32"/>
+                <w:szCs w:val="40"/>
+              </w:rPr>
+              <w:t>(</w:t>
+            </w:r>
+            <w:r>
+              <w:rPr>
+                <w:rFonts w:cs="BRH Malayalam Extra"/>
+                <w:color w:val="000000"/>
+                <w:szCs w:val="40"/>
+              </w:rPr>
+              <w:t>34</w:t>
+            </w:r>
+            <w:r>
+              <w:rPr>
+                <w:rFonts w:ascii="BRH Malayalam Extra" w:hAnsi="BRH Malayalam Extra" w:cs="BRH Malayalam Extra"/>
+                <w:color w:val="000000"/>
+                <w:sz w:val="32"/>
+                <w:szCs w:val="40"/>
+              </w:rPr>
+              <w:t>)- P</w:t>
+            </w:r>
+            <w:r>
+              <w:rPr>
+                <w:rFonts w:ascii="BRH Malayalam Extra" w:hAnsi="BRH Malayalam Extra" w:cs="BRH Malayalam Extra"/>
+                <w:color w:val="000000"/>
+                <w:sz w:val="28"/>
+                <w:szCs w:val="40"/>
+              </w:rPr>
+              <w:t>–</w:t>
+            </w:r>
+            <w:r>
+              <w:rPr>
+                <w:rFonts w:ascii="BRH Malayalam Extra" w:hAnsi="BRH Malayalam Extra" w:cs="BRH Malayalam Extra"/>
+                <w:color w:val="000000"/>
+                <w:sz w:val="32"/>
+                <w:szCs w:val="40"/>
+              </w:rPr>
+              <w:t>ö</w:t>
+            </w:r>
+            <w:r>
+              <w:rPr>
+                <w:rFonts w:ascii="BRH Malayalam Extra" w:hAnsi="BRH Malayalam Extra" w:cs="BRH Malayalam Extra"/>
+                <w:color w:val="000000"/>
+                <w:sz w:val="32"/>
+                <w:szCs w:val="40"/>
+                <w:highlight w:val="green"/>
+              </w:rPr>
+              <w:t>ÉxöMx˜J</w:t>
+            </w:r>
+            <w:r>
+              <w:rPr>
+                <w:rFonts w:ascii="BRH Malayalam Extra" w:hAnsi="BRH Malayalam Extra" w:cs="BRH Malayalam Extra"/>
+                <w:color w:val="000000"/>
+                <w:sz w:val="32"/>
+                <w:szCs w:val="40"/>
+              </w:rPr>
+              <w:t xml:space="preserve"> |</w:t>
+            </w:r>
+          </w:p>
+          <w:p>
+            <w:pPr>
+              <w:widowControl w:val="0"/>
+              <w:autoSpaceDE w:val="0"/>
+              <w:autoSpaceDN w:val="0"/>
+              <w:adjustRightInd w:val="0"/>
+              <w:spacing w:before="0" w:line="240" w:lineRule="auto"/>
+              <w:rPr>
+                <w:rFonts w:ascii="BRH Malayalam Extra" w:hAnsi="BRH Malayalam Extra" w:cs="BRH Malayalam Extra"/>
+                <w:color w:val="000000"/>
+                <w:sz w:val="32"/>
+                <w:szCs w:val="40"/>
+              </w:rPr>
+            </w:pPr>
+            <w:r>
+              <w:rPr>
+                <w:rFonts w:ascii="BRH Malayalam Extra" w:hAnsi="BRH Malayalam Extra" w:cs="BRH Malayalam Extra"/>
+                <w:color w:val="000000"/>
+                <w:sz w:val="32"/>
+                <w:szCs w:val="40"/>
+              </w:rPr>
+              <w:t>P</w:t>
+            </w:r>
+            <w:r>
+              <w:rPr>
+                <w:rFonts w:ascii="BRH Malayalam Extra" w:hAnsi="BRH Malayalam Extra" w:cs="BRH Malayalam Extra"/>
+                <w:color w:val="000000"/>
+                <w:sz w:val="28"/>
+                <w:szCs w:val="40"/>
+              </w:rPr>
+              <w:t>–</w:t>
+            </w:r>
+            <w:r>
+              <w:rPr>
+                <w:rFonts w:ascii="BRH Malayalam Extra" w:hAnsi="BRH Malayalam Extra" w:cs="BRH Malayalam Extra"/>
+                <w:color w:val="000000"/>
+                <w:sz w:val="32"/>
+                <w:szCs w:val="40"/>
+              </w:rPr>
+              <w:t>öÉxöMx</w:t>
+            </w:r>
+            <w:r>
+              <w:rPr>
+                <w:rFonts w:ascii="BRH Malayalam Extra" w:hAnsi="BRH Malayalam Extra" w:cs="BRH Malayalam Extra"/>
+                <w:color w:val="000000"/>
+                <w:sz w:val="28"/>
+                <w:szCs w:val="40"/>
+              </w:rPr>
+              <w:t>–</w:t>
+            </w:r>
+            <w:r>
+              <w:rPr>
+                <w:rFonts w:ascii="BRH Malayalam Extra" w:hAnsi="BRH Malayalam Extra" w:cs="BRH Malayalam Extra"/>
+                <w:color w:val="000000"/>
+                <w:sz w:val="32"/>
+                <w:szCs w:val="40"/>
+              </w:rPr>
+              <w:t xml:space="preserve"> CZy— P</w:t>
+            </w:r>
+            <w:r>
+              <w:rPr>
+                <w:rFonts w:ascii="BRH Malayalam Extra" w:hAnsi="BRH Malayalam Extra" w:cs="BRH Malayalam Extra"/>
+                <w:color w:val="000000"/>
+                <w:sz w:val="28"/>
+                <w:szCs w:val="40"/>
+              </w:rPr>
+              <w:t>–</w:t>
+            </w:r>
+            <w:r>
+              <w:rPr>
+                <w:rFonts w:ascii="BRH Malayalam Extra" w:hAnsi="BRH Malayalam Extra" w:cs="BRH Malayalam Extra"/>
+                <w:color w:val="000000"/>
+                <w:sz w:val="32"/>
+                <w:szCs w:val="40"/>
+              </w:rPr>
+              <w:t>öÉ - A</w:t>
+            </w:r>
+            <w:r>
+              <w:rPr>
+                <w:rFonts w:ascii="BRH Malayalam Extra" w:hAnsi="BRH Malayalam Extra" w:cs="BRH Malayalam Extra"/>
+                <w:color w:val="000000"/>
+                <w:sz w:val="28"/>
+                <w:szCs w:val="40"/>
+              </w:rPr>
+              <w:t>–</w:t>
+            </w:r>
+            <w:r>
+              <w:rPr>
+                <w:rFonts w:ascii="BRH Malayalam Extra" w:hAnsi="BRH Malayalam Extra" w:cs="BRH Malayalam Extra"/>
+                <w:color w:val="000000"/>
+                <w:sz w:val="32"/>
+                <w:szCs w:val="40"/>
+              </w:rPr>
+              <w:t>öMx</w:t>
+            </w:r>
+            <w:r>
+              <w:rPr>
+                <w:rFonts w:ascii="BRH Malayalam Extra" w:hAnsi="BRH Malayalam Extra" w:cs="BRH Malayalam Extra"/>
+                <w:color w:val="000000"/>
+                <w:sz w:val="28"/>
+                <w:szCs w:val="40"/>
+              </w:rPr>
+              <w:t>–</w:t>
+            </w:r>
+            <w:r>
+              <w:rPr>
+                <w:rFonts w:ascii="BRH Malayalam Extra" w:hAnsi="BRH Malayalam Extra" w:cs="BRH Malayalam Extra"/>
+                <w:color w:val="000000"/>
+                <w:sz w:val="32"/>
+                <w:szCs w:val="40"/>
+              </w:rPr>
+              <w:t>J |</w:t>
+            </w:r>
+            <w:r>
+              <w:rPr>
+                <w:rFonts w:ascii="BRH Malayalam Extra" w:hAnsi="BRH Malayalam Extra" w:cs="BRH Malayalam Extra"/>
+                <w:color w:val="000000"/>
+                <w:sz w:val="32"/>
+                <w:szCs w:val="40"/>
+              </w:rPr>
+              <w:t xml:space="preserve"> </w:t>
+            </w:r>
+          </w:p>
+          <w:p>
+            <w:pPr>
+              <w:widowControl w:val="0"/>
+              <w:autoSpaceDE w:val="0"/>
+              <w:autoSpaceDN w:val="0"/>
+              <w:adjustRightInd w:val="0"/>
+              <w:spacing w:before="0" w:line="240" w:lineRule="auto"/>
+              <w:rPr>
+                <w:rFonts w:cs="BRH Malayalam Extra"/>
+                <w:color w:val="000000"/>
+                <w:szCs w:val="40"/>
               </w:rPr>
             </w:pPr>
           </w:p>
@@ -2654,7 +5325,6 @@
                 <w:sz w:val="28"/>
                 <w:szCs w:val="32"/>
               </w:rPr>
-              <w:lastRenderedPageBreak/>
               <w:t xml:space="preserve">Where ever In padam line and vaakyam line </w:t>
             </w:r>
             <w:r>
@@ -2768,8 +5438,19 @@
                 <w:sz w:val="28"/>
                 <w:szCs w:val="32"/>
               </w:rPr>
-              <w:t>will not be any swaram change .</w:t>
-            </w:r>
+              <w:t xml:space="preserve">will not be any swaram </w:t>
+            </w:r>
+            <w:proofErr w:type="gramStart"/>
+            <w:r>
+              <w:rPr>
+                <w:b/>
+                <w:bCs/>
+                <w:sz w:val="28"/>
+                <w:szCs w:val="32"/>
+              </w:rPr>
+              <w:t>change .</w:t>
+            </w:r>
+            <w:proofErr w:type="gramEnd"/>
             <w:r>
               <w:rPr>
                 <w:rFonts w:ascii="BRH Malayalam Extra" w:hAnsi="BRH Malayalam Extra" w:cs="BRH Malayalam Extra"/>
@@ -2818,7 +5499,6 @@
                 <w:rFonts w:cs="BRH Malayalam Extra"/>
                 <w:szCs w:val="40"/>
               </w:rPr>
-              <w:lastRenderedPageBreak/>
               <w:t>61</w:t>
             </w:r>
             <w:r>
@@ -3178,6 +5858,7 @@
                 <w:color w:val="000000"/>
                 <w:szCs w:val="40"/>
               </w:rPr>
+              <w:lastRenderedPageBreak/>
               <w:t>55</w:t>
             </w:r>
             <w:r>
@@ -4878,7 +7559,6 @@
                 <w:rFonts w:cs="BRH Malayalam Extra"/>
                 <w:szCs w:val="40"/>
               </w:rPr>
-              <w:lastRenderedPageBreak/>
               <w:t>11</w:t>
             </w:r>
             <w:r>
@@ -6487,6 +9167,7 @@
                 <w:szCs w:val="40"/>
                 <w:lang w:val="it-IT"/>
               </w:rPr>
+              <w:lastRenderedPageBreak/>
               <w:t>47</w:t>
             </w:r>
             <w:r>
@@ -7858,18 +10539,7 @@
                 <w:szCs w:val="40"/>
                 <w:lang w:val="it-IT"/>
               </w:rPr>
-              <w:t xml:space="preserve">ª¥px— </w:t>
-            </w:r>
-            <w:r>
-              <w:rPr>
-                <w:rFonts w:ascii="BRH Malayalam Extra" w:hAnsi="BRH Malayalam Extra" w:cs="BRH Malayalam Extra"/>
-                <w:color w:val="000000"/>
-                <w:sz w:val="32"/>
-                <w:szCs w:val="40"/>
-                <w:lang w:val="it-IT"/>
-              </w:rPr>
-              <w:lastRenderedPageBreak/>
-              <w:t xml:space="preserve">„sy | </w:t>
+              <w:t xml:space="preserve">ª¥px— „sy | </w:t>
             </w:r>
           </w:p>
         </w:tc>
@@ -7905,7 +10575,6 @@
                 <w:szCs w:val="40"/>
                 <w:lang w:val="it-IT"/>
               </w:rPr>
-              <w:lastRenderedPageBreak/>
               <w:t>45</w:t>
             </w:r>
             <w:r>
@@ -8624,7 +11293,6 @@
                 <w:szCs w:val="40"/>
                 <w:lang w:val="it-IT"/>
               </w:rPr>
-              <w:lastRenderedPageBreak/>
               <w:t>M</w:t>
             </w:r>
             <w:r>
@@ -8788,7 +11456,6 @@
                 <w:szCs w:val="40"/>
                 <w:lang w:val="it-IT"/>
               </w:rPr>
-              <w:lastRenderedPageBreak/>
               <w:t>27</w:t>
             </w:r>
             <w:r>
@@ -11065,6 +13732,7 @@
                 <w:color w:val="000000"/>
                 <w:szCs w:val="40"/>
               </w:rPr>
+              <w:lastRenderedPageBreak/>
               <w:t>31</w:t>
             </w:r>
             <w:r>
@@ -12815,7 +15483,6 @@
                 <w:sz w:val="32"/>
                 <w:szCs w:val="40"/>
               </w:rPr>
-              <w:lastRenderedPageBreak/>
               <w:t>C</w:t>
             </w:r>
             <w:r>
@@ -13313,7 +15980,6 @@
                 <w:rFonts w:cs="BRH Malayalam Extra"/>
                 <w:szCs w:val="40"/>
               </w:rPr>
-              <w:lastRenderedPageBreak/>
               <w:t>2</w:t>
             </w:r>
             <w:r>
@@ -13958,7 +16624,6 @@
                 <w:sz w:val="32"/>
                 <w:szCs w:val="40"/>
               </w:rPr>
-              <w:lastRenderedPageBreak/>
               <w:t>C</w:t>
             </w:r>
             <w:r>
@@ -14519,6 +17184,7 @@
           <w:szCs w:val="32"/>
           <w:u w:val="single"/>
         </w:rPr>
+        <w:lastRenderedPageBreak/>
         <w:t xml:space="preserve">TS </w:t>
       </w:r>
       <w:r>
@@ -15393,7 +18059,6 @@
                 <w:sz w:val="32"/>
                 <w:szCs w:val="32"/>
               </w:rPr>
-              <w:lastRenderedPageBreak/>
               <w:t>Section, Paragraph</w:t>
             </w:r>
           </w:p>
